--- a/PP-salygos/templates/ND_LT_SPS.docx
+++ b/PP-salygos/templates/ND_LT_SPS.docx
@@ -27,7 +27,7 @@
           <w:u w:val="none"/>
           <w:lang w:val="lt-LT"/>
         </w:rPr>
-        <w:t>/ĮMONĖS PAVADINIMAS/</w:t>
+        <w:t>ĮMONĖS PAVADINIMAS</w:t>
       </w:r>
       <w:r>
         <w:rPr>
@@ -108,14 +108,12 @@
       </w:r>
       <w:r>
         <w:rPr>
-          <w:b/>
           <w:rFonts w:ascii="Arial" w:hAnsi="Arial" w:cs="Arial"/>
           <w:i/>
           <w:iCs/>
           <w:sz w:val="20"/>
           <w:szCs w:val="20"/>
           <w:lang w:val="lt-LT"/>
-          <w:u w:val="none"/>
         </w:rPr>
         <w:t>) pirkimas</w:t>
       </w:r>
@@ -155,7 +153,6 @@
             <w:calendar w:val="gregorian"/>
           </w:date>
         </w:sdtPr>
-        <w:sdtEndPr/>
         <w:sdtContent>
           <w:r>
             <w:rPr>
@@ -356,7 +353,6 @@
             <w:listItem w:displayText="Tarptautinis pirkimas" w:value="Tarptautinis pirkimas"/>
           </w:dropDownList>
         </w:sdtPr>
-        <w:sdtEndPr/>
         <w:sdtContent>
           <w:r>
             <w:rPr>
@@ -419,7 +415,6 @@
             <w:listItem w:displayText="elektroniniu paštu" w:value="elektroniniu paštu"/>
           </w:comboBox>
         </w:sdtPr>
-        <w:sdtEndPr/>
         <w:sdtContent>
           <w:r>
             <w:rPr>
@@ -2837,6 +2832,352 @@
     </w:p>
     <w:p>
       <w:pPr>
+        <w:tabs>
+          <w:tab w:val="left" w:pos="567"/>
+        </w:tabs>
+        <w:spacing w:before="60" w:after="60"/>
+        <w:jc w:val="both"/>
+        <w:rPr>
+          <w:rFonts w:ascii="Arial" w:hAnsi="Arial" w:cs="Arial"/>
+          <w:i/>
+          <w:iCs/>
+          <w:color w:val="FF0000"/>
+          <w:sz w:val="20"/>
+          <w:szCs w:val="20"/>
+        </w:rPr>
+      </w:pPr>
+      <w:bookmarkStart w:id="10" w:name="_Hlk38963279"/>
+      <w:bookmarkStart w:id="11" w:name="_Hlk33613972"/>
+      <w:bookmarkEnd w:id="1"/>
+      <w:r>
+        <w:rPr>
+          <w:rFonts w:ascii="Arial" w:hAnsi="Arial" w:cs="Arial"/>
+          <w:i/>
+          <w:iCs/>
+          <w:color w:val="FF0000"/>
+          <w:sz w:val="20"/>
+          <w:szCs w:val="20"/>
+        </w:rPr>
+        <w:t xml:space="preserve">Jei tikrinami visų Tiekėjų kvalifikacija </w:t>
+      </w:r>
+      <w:bookmarkEnd w:id="10"/>
+      <w:r>
+        <w:rPr>
+          <w:rFonts w:ascii="Arial" w:hAnsi="Arial" w:cs="Arial"/>
+          <w:i/>
+          <w:iCs/>
+          <w:color w:val="FF0000"/>
+          <w:sz w:val="20"/>
+          <w:szCs w:val="20"/>
+        </w:rPr>
+        <w:t>ir pašalinimo pagrindai:</w:t>
+      </w:r>
+    </w:p>
+    <w:p>
+      <w:pPr>
+        <w:tabs>
+          <w:tab w:val="left" w:pos="567"/>
+        </w:tabs>
+        <w:spacing w:before="60" w:after="60"/>
+        <w:jc w:val="both"/>
+        <w:rPr>
+          <w:rFonts w:ascii="Arial" w:hAnsi="Arial" w:cs="Arial"/>
+          <w:sz w:val="20"/>
+          <w:szCs w:val="20"/>
+        </w:rPr>
+      </w:pPr>
+      <w:r>
+        <w:rPr>
+          <w:rFonts w:ascii="Arial" w:hAnsi="Arial" w:cs="Arial"/>
+          <w:i/>
+          <w:iCs/>
+          <w:sz w:val="20"/>
+          <w:szCs w:val="20"/>
+        </w:rPr>
+        <w:t xml:space="preserve">3.1. </w:t>
+      </w:r>
+      <w:r>
+        <w:rPr>
+          <w:rFonts w:ascii="Arial" w:hAnsi="Arial" w:cs="Arial"/>
+          <w:sz w:val="20"/>
+          <w:szCs w:val="20"/>
+        </w:rPr>
+        <w:t xml:space="preserve">Tiekėjų pašalinimo pagrindų nebuvimas ir kvalifikacija yra tikrinami šiame Pirkime. Tiekėjai privalo pateikti </w:t>
+      </w:r>
+      <w:r>
+        <w:rPr>
+          <w:rFonts w:ascii="Arial" w:hAnsi="Arial" w:cs="Arial"/>
+          <w:sz w:val="20"/>
+          <w:szCs w:val="20"/>
+        </w:rPr>
+        <w:t xml:space="preserve">Pirminį pasiūlymą </w:t>
+      </w:r>
+      <w:r>
+        <w:rPr>
+          <w:rFonts w:ascii="Arial" w:hAnsi="Arial" w:cs="Arial"/>
+          <w:sz w:val="20"/>
+          <w:szCs w:val="20"/>
+        </w:rPr>
+        <w:t xml:space="preserve">su priedais </w:t>
+      </w:r>
+      <w:r>
+        <w:rPr>
+          <w:rFonts w:ascii="Arial" w:hAnsi="Arial" w:cs="Arial"/>
+          <w:sz w:val="20"/>
+          <w:szCs w:val="20"/>
+        </w:rPr>
+        <w:t>(SPS ___ priedas) ir Europos bendrąjį viešųjų pirkimų dokumentą</w:t>
+      </w:r>
+      <w:r>
+        <w:rPr>
+          <w:rFonts w:ascii="Arial" w:hAnsi="Arial" w:cs="Arial"/>
+          <w:sz w:val="20"/>
+          <w:szCs w:val="20"/>
+          <w:vertAlign w:val="superscript"/>
+        </w:rPr>
+        <w:footnoteReference w:id="2"/>
+      </w:r>
+      <w:r>
+        <w:rPr>
+          <w:rFonts w:ascii="Arial" w:hAnsi="Arial" w:cs="Arial"/>
+          <w:sz w:val="20"/>
+          <w:szCs w:val="20"/>
+        </w:rPr>
+        <w:t xml:space="preserve"> (toliau – EBVPD) (SPS ___ priedas)</w:t>
+      </w:r>
+      <w:r>
+        <w:rPr>
+          <w:rFonts w:ascii="Arial" w:hAnsi="Arial" w:cs="Arial"/>
+          <w:sz w:val="20"/>
+          <w:szCs w:val="20"/>
+        </w:rPr>
+        <w:t xml:space="preserve"> </w:t>
+      </w:r>
+      <w:r>
+        <w:rPr>
+          <w:rFonts w:ascii="Arial" w:hAnsi="Arial" w:cs="Arial"/>
+          <w:iCs/>
+          <w:sz w:val="20"/>
+          <w:szCs w:val="20"/>
+        </w:rPr>
+        <w:t xml:space="preserve">ir kitus dokumentus, nurodytus </w:t>
+      </w:r>
+      <w:r>
+        <w:rPr>
+          <w:rFonts w:ascii="Arial" w:hAnsi="Arial" w:cs="Arial"/>
+          <w:iCs/>
+          <w:color w:val="FF0000"/>
+          <w:sz w:val="20"/>
+          <w:szCs w:val="20"/>
+        </w:rPr>
+        <w:t>SPS  5.2 punkte</w:t>
+      </w:r>
+      <w:r>
+        <w:rPr>
+          <w:rFonts w:ascii="Arial" w:hAnsi="Arial" w:cs="Arial"/>
+          <w:sz w:val="20"/>
+          <w:szCs w:val="20"/>
+        </w:rPr>
+        <w:t xml:space="preserve">. </w:t>
+      </w:r>
+      <w:r>
+        <w:rPr>
+          <w:rFonts w:ascii="Arial" w:hAnsi="Arial" w:cs="Arial"/>
+          <w:iCs/>
+          <w:sz w:val="20"/>
+          <w:szCs w:val="20"/>
+        </w:rPr>
+        <w:t>Pašalinimo pagrindų nebuvimą</w:t>
+      </w:r>
+      <w:r>
+        <w:rPr>
+          <w:rFonts w:ascii="Arial" w:hAnsi="Arial" w:cs="Arial"/>
+          <w:iCs/>
+          <w:sz w:val="20"/>
+          <w:szCs w:val="20"/>
+        </w:rPr>
+        <w:t>,</w:t>
+      </w:r>
+      <w:r>
+        <w:rPr>
+          <w:rFonts w:ascii="Arial" w:hAnsi="Arial" w:cs="Arial"/>
+          <w:iCs/>
+          <w:sz w:val="20"/>
+          <w:szCs w:val="20"/>
+        </w:rPr>
+        <w:t xml:space="preserve"> kvalifikacijos atitiktį </w:t>
+      </w:r>
+      <w:r>
+        <w:rPr>
+          <w:rFonts w:ascii="Arial" w:hAnsi="Arial" w:cs="Arial"/>
+          <w:sz w:val="20"/>
+          <w:szCs w:val="20"/>
+        </w:rPr>
+        <w:t>pagrindžiančius dokumentus</w:t>
+      </w:r>
+      <w:r>
+        <w:rPr>
+          <w:rFonts w:ascii="Arial" w:hAnsi="Arial" w:cs="Arial"/>
+        </w:rPr>
+        <w:t xml:space="preserve"> </w:t>
+      </w:r>
+      <w:r>
+        <w:rPr>
+          <w:rFonts w:ascii="Arial" w:hAnsi="Arial" w:cs="Arial"/>
+          <w:sz w:val="20"/>
+          <w:szCs w:val="20"/>
+        </w:rPr>
+        <w:t>ir kitus dokumentus</w:t>
+      </w:r>
+      <w:r>
+        <w:rPr>
+          <w:rFonts w:ascii="Arial" w:hAnsi="Arial" w:cs="Arial"/>
+          <w:sz w:val="20"/>
+          <w:szCs w:val="20"/>
+        </w:rPr>
+        <w:t xml:space="preserve">, nurodytus šio </w:t>
+      </w:r>
+      <w:r>
+        <w:rPr>
+          <w:rFonts w:ascii="Arial" w:hAnsi="Arial" w:cs="Arial"/>
+          <w:sz w:val="20"/>
+          <w:szCs w:val="20"/>
+        </w:rPr>
+        <w:t>punkto 1</w:t>
+      </w:r>
+      <w:r>
+        <w:rPr>
+          <w:rFonts w:ascii="Arial" w:hAnsi="Arial" w:cs="Arial"/>
+          <w:sz w:val="20"/>
+          <w:szCs w:val="20"/>
+        </w:rPr>
+        <w:t xml:space="preserve"> </w:t>
+      </w:r>
+      <w:r>
+        <w:rPr>
+          <w:rFonts w:ascii="Arial" w:hAnsi="Arial" w:cs="Arial"/>
+          <w:sz w:val="20"/>
+          <w:szCs w:val="20"/>
+        </w:rPr>
+        <w:t xml:space="preserve">ir </w:t>
+      </w:r>
+      <w:r>
+        <w:rPr>
+          <w:rFonts w:ascii="Arial" w:hAnsi="Arial" w:cs="Arial"/>
+          <w:color w:val="FF0000"/>
+          <w:sz w:val="20"/>
+          <w:szCs w:val="20"/>
+        </w:rPr>
+        <w:t>2</w:t>
+      </w:r>
+      <w:r>
+        <w:rPr>
+          <w:rFonts w:ascii="Arial" w:hAnsi="Arial" w:cs="Arial"/>
+          <w:color w:val="FF0000"/>
+          <w:sz w:val="20"/>
+          <w:szCs w:val="20"/>
+        </w:rPr>
+        <w:t xml:space="preserve"> </w:t>
+      </w:r>
+      <w:r>
+        <w:rPr>
+          <w:rFonts w:ascii="Arial" w:hAnsi="Arial" w:cs="Arial"/>
+          <w:color w:val="FF0000"/>
+          <w:sz w:val="20"/>
+          <w:szCs w:val="20"/>
+        </w:rPr>
+        <w:t>lentelė</w:t>
+      </w:r>
+      <w:r>
+        <w:rPr>
+          <w:rFonts w:ascii="Arial" w:hAnsi="Arial" w:cs="Arial"/>
+          <w:color w:val="FF0000"/>
+          <w:sz w:val="20"/>
+          <w:szCs w:val="20"/>
+        </w:rPr>
+        <w:t>s</w:t>
+      </w:r>
+      <w:r>
+        <w:rPr>
+          <w:rFonts w:ascii="Arial" w:hAnsi="Arial" w:cs="Arial"/>
+          <w:color w:val="FF0000"/>
+          <w:sz w:val="20"/>
+          <w:szCs w:val="20"/>
+        </w:rPr>
+        <w:t>e</w:t>
+      </w:r>
+      <w:r>
+        <w:rPr>
+          <w:rFonts w:ascii="Arial" w:hAnsi="Arial" w:cs="Arial"/>
+          <w:sz w:val="20"/>
+          <w:szCs w:val="20"/>
+        </w:rPr>
+        <w:t xml:space="preserve">, prašoma pateikti visų Tiekėjų su </w:t>
+      </w:r>
+      <w:r>
+        <w:rPr>
+          <w:rFonts w:ascii="Arial" w:hAnsi="Arial" w:cs="Arial"/>
+          <w:sz w:val="20"/>
+          <w:szCs w:val="20"/>
+        </w:rPr>
+        <w:t>Pirminiu pasiūlymu</w:t>
+      </w:r>
+      <w:r>
+        <w:rPr>
+          <w:rFonts w:ascii="Arial" w:hAnsi="Arial" w:cs="Arial"/>
+          <w:sz w:val="20"/>
+          <w:szCs w:val="20"/>
+        </w:rPr>
+        <w:t>.</w:t>
+      </w:r>
+    </w:p>
+    <w:p>
+      <w:pPr>
+        <w:tabs>
+          <w:tab w:val="left" w:pos="567"/>
+        </w:tabs>
+        <w:spacing w:before="60" w:after="60"/>
+        <w:jc w:val="both"/>
+        <w:rPr>
+          <w:rFonts w:ascii="Arial" w:hAnsi="Arial" w:cs="Arial"/>
+          <w:i/>
+          <w:iCs/>
+          <w:color w:val="FF0000"/>
+          <w:sz w:val="20"/>
+          <w:szCs w:val="20"/>
+        </w:rPr>
+      </w:pPr>
+    </w:p>
+    <w:p>
+      <w:pPr>
+        <w:tabs>
+          <w:tab w:val="left" w:pos="567"/>
+        </w:tabs>
+        <w:spacing w:before="60" w:after="60"/>
+        <w:jc w:val="both"/>
+        <w:rPr>
+          <w:rFonts w:ascii="Arial" w:hAnsi="Arial" w:cs="Arial"/>
+          <w:i/>
+          <w:iCs/>
+          <w:color w:val="FF0000"/>
+          <w:sz w:val="20"/>
+          <w:szCs w:val="20"/>
+        </w:rPr>
+      </w:pPr>
+      <w:r>
+        <w:rPr>
+          <w:rFonts w:ascii="Arial" w:hAnsi="Arial" w:cs="Arial"/>
+          <w:i/>
+          <w:iCs/>
+          <w:color w:val="FF0000"/>
+          <w:sz w:val="20"/>
+          <w:szCs w:val="20"/>
+        </w:rPr>
+        <w:t>Jei tikrinami visų pašalinimo pagrindai, kvalifikacija netikrinama:</w:t>
+      </w:r>
+    </w:p>
+    <w:p>
+      <w:pPr>
         <w:pStyle w:val="ListParagraph"/>
         <w:tabs>
           <w:tab w:val="left" w:pos="567"/>
@@ -2847,364 +3188,95 @@
         <w:jc w:val="both"/>
         <w:rPr>
           <w:rFonts w:ascii="Arial" w:hAnsi="Arial" w:cs="Arial"/>
+          <w:sz w:val="20"/>
+          <w:szCs w:val="20"/>
+        </w:rPr>
+      </w:pPr>
+      <w:r>
+        <w:rPr>
+          <w:rFonts w:ascii="Arial" w:hAnsi="Arial" w:cs="Arial"/>
+          <w:sz w:val="20"/>
+          <w:szCs w:val="20"/>
+        </w:rPr>
+        <w:t>3.1. Tiekėjų kvalifikacija nėra tikrinama šiame Pirkime. Tiekėjų pašalinimo pagrindų nebuvimas yra tikrinamas. Tiekėjai privalo pateikti Pirminį pasiūlymą su priedais (</w:t>
+      </w:r>
+      <w:r>
+        <w:rPr>
+          <w:rFonts w:ascii="Arial" w:hAnsi="Arial" w:cs="Arial"/>
+          <w:color w:val="FF0000"/>
+          <w:sz w:val="20"/>
+          <w:szCs w:val="20"/>
+        </w:rPr>
+        <w:t>SPS ___ priedas</w:t>
+      </w:r>
+      <w:r>
+        <w:rPr>
+          <w:rFonts w:ascii="Arial" w:hAnsi="Arial" w:cs="Arial"/>
+          <w:sz w:val="20"/>
+          <w:szCs w:val="20"/>
+        </w:rPr>
+        <w:t>) ir Europos bendrąjį viešųjų pirkimų dokumentą</w:t>
+      </w:r>
+      <w:r>
+        <w:rPr>
+          <w:rFonts w:ascii="Arial" w:hAnsi="Arial" w:cs="Arial"/>
+          <w:sz w:val="20"/>
+          <w:szCs w:val="20"/>
+          <w:vertAlign w:val="superscript"/>
+        </w:rPr>
+        <w:footnoteReference w:id="3"/>
+      </w:r>
+      <w:r>
+        <w:rPr>
+          <w:rFonts w:ascii="Arial" w:hAnsi="Arial" w:cs="Arial"/>
+          <w:sz w:val="20"/>
+          <w:szCs w:val="20"/>
+        </w:rPr>
+        <w:t xml:space="preserve"> (toliau – EBVPD) (</w:t>
+      </w:r>
+      <w:r>
+        <w:rPr>
+          <w:rFonts w:ascii="Arial" w:hAnsi="Arial" w:cs="Arial"/>
+          <w:color w:val="FF0000"/>
+          <w:sz w:val="20"/>
+          <w:szCs w:val="20"/>
+        </w:rPr>
+        <w:t>SPS ___ priedas</w:t>
+      </w:r>
+      <w:r>
+        <w:rPr>
+          <w:rFonts w:ascii="Arial" w:hAnsi="Arial" w:cs="Arial"/>
+          <w:sz w:val="20"/>
+          <w:szCs w:val="20"/>
+        </w:rPr>
+        <w:t xml:space="preserve">). </w:t>
+      </w:r>
+      <w:r>
+        <w:rPr>
+          <w:rFonts w:ascii="Arial" w:hAnsi="Arial" w:cs="Arial"/>
+          <w:iCs/>
+          <w:sz w:val="20"/>
+          <w:szCs w:val="20"/>
+        </w:rPr>
+        <w:t xml:space="preserve">Pašalinimo pagrindų nebuvimą </w:t>
+      </w:r>
+      <w:r>
+        <w:rPr>
+          <w:rFonts w:ascii="Arial" w:hAnsi="Arial" w:cs="Arial"/>
+          <w:sz w:val="20"/>
+          <w:szCs w:val="20"/>
+        </w:rPr>
+        <w:t>pagrindžiančius dokumentus nurodytus šio punkto 1 lentelėje, prašoma pateikti visų Tiekėjų su Pirminiu pasiūlymu</w:t>
+      </w:r>
+      <w:r>
+        <w:rPr>
+          <w:rFonts w:ascii="Arial" w:hAnsi="Arial" w:cs="Arial"/>
           <w:i/>
-          <w:color w:val="FF0000"/>
-          <w:sz w:val="20"/>
-          <w:szCs w:val="20"/>
-        </w:rPr>
-      </w:pPr>
-      <w:bookmarkStart w:id="10" w:name="_Hlk27551067"/>
-      <w:bookmarkStart w:id="11" w:name="_Hlk33613972"/>
-      <w:bookmarkEnd w:id="1"/>
-      <w:r>
-        <w:rPr>
-          <w:rFonts w:ascii="Arial" w:hAnsi="Arial" w:cs="Arial"/>
-          <w:i/>
-          <w:color w:val="FF0000"/>
-          <w:sz w:val="20"/>
-          <w:szCs w:val="20"/>
-        </w:rPr>
-        <w:t xml:space="preserve">Jei tikrinami </w:t>
-      </w:r>
-      <w:r>
-        <w:rPr>
-          <w:rFonts w:ascii="Arial" w:hAnsi="Arial" w:cs="Arial"/>
-          <w:i/>
-          <w:color w:val="FF0000"/>
-          <w:sz w:val="20"/>
-          <w:szCs w:val="20"/>
-        </w:rPr>
-        <w:t>tik galimo laimėtojo</w:t>
-      </w:r>
-      <w:r>
-        <w:rPr>
-          <w:rFonts w:ascii="Arial" w:hAnsi="Arial" w:cs="Arial"/>
-          <w:i/>
-          <w:color w:val="FF0000"/>
-          <w:sz w:val="20"/>
-          <w:szCs w:val="20"/>
-        </w:rPr>
-        <w:t xml:space="preserve"> pašalinimo pagrindai, bet netikrinama kvalifikacija:</w:t>
-      </w:r>
-    </w:p>
-    <w:bookmarkEnd w:id="10"/>
-    <w:p>
-      <w:pPr>
-        <w:pStyle w:val="ListParagraph"/>
-        <w:numPr>
-          <w:ilvl w:val="1"/>
-          <w:numId w:val="1"/>
-        </w:numPr>
-        <w:tabs>
-          <w:tab w:val="left" w:pos="567"/>
-        </w:tabs>
-        <w:spacing w:before="60" w:after="60"/>
-        <w:ind w:left="0" w:firstLine="0"/>
-        <w:contextualSpacing w:val="0"/>
-        <w:jc w:val="both"/>
-        <w:rPr>
-          <w:rFonts w:ascii="Arial" w:hAnsi="Arial" w:cs="Arial"/>
-          <w:sz w:val="20"/>
-          <w:szCs w:val="20"/>
-        </w:rPr>
-      </w:pPr>
-      <w:r>
-        <w:rPr>
-          <w:rFonts w:ascii="Arial" w:hAnsi="Arial" w:cs="Arial"/>
-          <w:sz w:val="20"/>
-          <w:szCs w:val="20"/>
-        </w:rPr>
-        <w:t>Tiekėjų kvalifikacija nėra tikrinama</w:t>
-      </w:r>
-      <w:r>
-        <w:rPr>
-          <w:rFonts w:ascii="Arial" w:hAnsi="Arial" w:cs="Arial"/>
-          <w:sz w:val="20"/>
-          <w:szCs w:val="20"/>
-        </w:rPr>
-        <w:t xml:space="preserve"> šiame Pirkime</w:t>
-      </w:r>
-      <w:r>
-        <w:rPr>
-          <w:rFonts w:ascii="Arial" w:hAnsi="Arial" w:cs="Arial"/>
-          <w:sz w:val="20"/>
-          <w:szCs w:val="20"/>
-        </w:rPr>
-        <w:t xml:space="preserve">. Tiekėjų pašalinimo pagrindų nebuvimas yra tikrinamas. </w:t>
-      </w:r>
-      <w:bookmarkStart w:id="12" w:name="_Hlk27551410"/>
-      <w:r>
-        <w:rPr>
-          <w:rFonts w:ascii="Arial" w:hAnsi="Arial" w:cs="Arial"/>
-          <w:sz w:val="20"/>
-          <w:szCs w:val="20"/>
-        </w:rPr>
-        <w:t xml:space="preserve">Tiekėjai </w:t>
-      </w:r>
-      <w:r>
-        <w:rPr>
-          <w:rFonts w:ascii="Arial" w:hAnsi="Arial" w:cs="Arial"/>
-          <w:sz w:val="20"/>
-          <w:szCs w:val="20"/>
-        </w:rPr>
-        <w:t xml:space="preserve">privalo pateikti </w:t>
-      </w:r>
-      <w:r>
-        <w:rPr>
-          <w:rFonts w:ascii="Arial" w:hAnsi="Arial" w:cs="Arial"/>
-          <w:sz w:val="20"/>
-          <w:szCs w:val="20"/>
-        </w:rPr>
-        <w:t xml:space="preserve">Pirminį pasiūlymą </w:t>
-      </w:r>
-      <w:r>
-        <w:rPr>
-          <w:rFonts w:ascii="Arial" w:hAnsi="Arial" w:cs="Arial"/>
-          <w:sz w:val="20"/>
-          <w:szCs w:val="20"/>
-        </w:rPr>
-        <w:t xml:space="preserve">su priedais (SPS </w:t>
-      </w:r>
-      <w:r>
-        <w:rPr>
-          <w:rFonts w:ascii="Arial" w:hAnsi="Arial" w:cs="Arial"/>
-          <w:b/>
-          <w:sz w:val="20"/>
-          <w:szCs w:val="20"/>
-        </w:rPr>
-        <w:t>___</w:t>
-      </w:r>
-      <w:r>
-        <w:rPr>
-          <w:rFonts w:ascii="Arial" w:hAnsi="Arial" w:cs="Arial"/>
-          <w:b/>
-          <w:sz w:val="20"/>
-          <w:szCs w:val="20"/>
-        </w:rPr>
-        <w:t xml:space="preserve"> </w:t>
-      </w:r>
-      <w:r>
-        <w:rPr>
-          <w:rFonts w:ascii="Arial" w:hAnsi="Arial" w:cs="Arial"/>
-          <w:bCs/>
-          <w:sz w:val="20"/>
-          <w:szCs w:val="20"/>
-        </w:rPr>
-        <w:t>priedas</w:t>
-      </w:r>
-      <w:r>
-        <w:rPr>
-          <w:rFonts w:ascii="Arial" w:hAnsi="Arial" w:cs="Arial"/>
-          <w:sz w:val="20"/>
-          <w:szCs w:val="20"/>
-        </w:rPr>
-        <w:t>) ir Europos bendrąjį viešųjų pirkimų dokumentą</w:t>
-      </w:r>
-      <w:r>
-        <w:rPr>
-          <w:rFonts w:ascii="Arial" w:hAnsi="Arial" w:cs="Arial"/>
-          <w:sz w:val="20"/>
-          <w:szCs w:val="20"/>
-          <w:vertAlign w:val="superscript"/>
-        </w:rPr>
-        <w:footnoteReference w:id="2"/>
-      </w:r>
-      <w:r>
-        <w:rPr>
-          <w:rFonts w:ascii="Arial" w:hAnsi="Arial" w:cs="Arial"/>
-          <w:sz w:val="20"/>
-          <w:szCs w:val="20"/>
-        </w:rPr>
-        <w:t xml:space="preserve"> (toliau – EBVPD) </w:t>
-      </w:r>
-      <w:r>
-        <w:rPr>
-          <w:rFonts w:ascii="Arial" w:hAnsi="Arial" w:cs="Arial"/>
           <w:iCs/>
           <w:sz w:val="20"/>
           <w:szCs w:val="20"/>
         </w:rPr>
-        <w:t>(SPS ____</w:t>
-      </w:r>
-      <w:r>
-        <w:rPr>
-          <w:rFonts w:ascii="Arial" w:hAnsi="Arial" w:cs="Arial"/>
-          <w:iCs/>
-          <w:sz w:val="20"/>
-          <w:szCs w:val="20"/>
-        </w:rPr>
-        <w:t xml:space="preserve"> priedas</w:t>
-      </w:r>
-      <w:r>
-        <w:rPr>
-          <w:rFonts w:ascii="Arial" w:hAnsi="Arial" w:cs="Arial"/>
-          <w:iCs/>
-          <w:sz w:val="20"/>
-          <w:szCs w:val="20"/>
-        </w:rPr>
-        <w:t>)</w:t>
-      </w:r>
-      <w:r>
-        <w:rPr>
-          <w:rFonts w:ascii="Arial" w:hAnsi="Arial" w:cs="Arial"/>
-          <w:iCs/>
-          <w:sz w:val="20"/>
-          <w:szCs w:val="20"/>
-        </w:rPr>
-        <w:t xml:space="preserve"> </w:t>
-      </w:r>
-      <w:r>
-        <w:rPr>
-          <w:rFonts w:ascii="Arial" w:hAnsi="Arial" w:cs="Arial"/>
-          <w:iCs/>
-          <w:sz w:val="20"/>
-          <w:szCs w:val="20"/>
-        </w:rPr>
-        <w:t xml:space="preserve">ir kitus dokumentus, nurodytus SPS  </w:t>
-      </w:r>
-      <w:r>
-        <w:rPr>
-          <w:rFonts w:ascii="Arial" w:hAnsi="Arial" w:cs="Arial"/>
-          <w:iCs/>
-          <w:color w:val="FF0000"/>
-          <w:sz w:val="20"/>
-          <w:szCs w:val="20"/>
-        </w:rPr>
-        <w:t>5.2</w:t>
-      </w:r>
-      <w:r>
-        <w:rPr>
-          <w:rFonts w:ascii="Arial" w:hAnsi="Arial" w:cs="Arial"/>
-          <w:iCs/>
-          <w:sz w:val="20"/>
-          <w:szCs w:val="20"/>
-        </w:rPr>
-        <w:t xml:space="preserve"> punkte.</w:t>
-      </w:r>
-      <w:r>
-        <w:rPr>
-          <w:rFonts w:ascii="Arial" w:hAnsi="Arial" w:cs="Arial"/>
-          <w:sz w:val="20"/>
-          <w:szCs w:val="20"/>
-        </w:rPr>
-        <w:t xml:space="preserve"> </w:t>
-      </w:r>
-      <w:r>
-        <w:rPr>
-          <w:rFonts w:ascii="Arial" w:hAnsi="Arial" w:cs="Arial"/>
-          <w:color w:val="FF0000"/>
-          <w:sz w:val="20"/>
-          <w:szCs w:val="20"/>
-        </w:rPr>
-        <w:t>Pašalinimo pagrindų nebuvimą pagrindžiančius dokumentus</w:t>
-      </w:r>
-      <w:r>
-        <w:rPr>
-          <w:rFonts w:ascii="Arial" w:hAnsi="Arial" w:cs="Arial"/>
-          <w:color w:val="FF0000"/>
-          <w:sz w:val="20"/>
-          <w:szCs w:val="20"/>
-        </w:rPr>
-        <w:t xml:space="preserve"> </w:t>
-      </w:r>
-      <w:r>
-        <w:rPr>
-          <w:rFonts w:ascii="Arial" w:hAnsi="Arial" w:cs="Arial"/>
-          <w:sz w:val="20"/>
-          <w:szCs w:val="20"/>
-        </w:rPr>
-        <w:t>ir kitus dokumentus</w:t>
-      </w:r>
-      <w:r>
-        <w:rPr>
-          <w:rFonts w:ascii="Arial" w:hAnsi="Arial" w:cs="Arial"/>
-          <w:sz w:val="20"/>
-          <w:szCs w:val="20"/>
-        </w:rPr>
-        <w:t xml:space="preserve">, nurodytus šio punkto </w:t>
-      </w:r>
-      <w:r>
-        <w:rPr>
-          <w:rFonts w:ascii="Arial" w:hAnsi="Arial" w:cs="Arial"/>
-          <w:color w:val="FF0000"/>
-          <w:sz w:val="20"/>
-          <w:szCs w:val="20"/>
-        </w:rPr>
-        <w:t>1</w:t>
-      </w:r>
-      <w:r>
-        <w:rPr>
-          <w:rFonts w:ascii="Arial" w:hAnsi="Arial" w:cs="Arial"/>
-          <w:sz w:val="20"/>
-          <w:szCs w:val="20"/>
-        </w:rPr>
-        <w:t xml:space="preserve"> </w:t>
-      </w:r>
-      <w:r>
-        <w:rPr>
-          <w:rFonts w:ascii="Arial" w:hAnsi="Arial" w:cs="Arial"/>
-          <w:color w:val="FF0000"/>
-          <w:sz w:val="20"/>
-          <w:szCs w:val="20"/>
-        </w:rPr>
-        <w:t>lentelėje</w:t>
-      </w:r>
-      <w:r>
-        <w:rPr>
-          <w:rFonts w:ascii="Arial" w:hAnsi="Arial" w:cs="Arial"/>
-          <w:color w:val="FF0000"/>
-          <w:sz w:val="20"/>
-          <w:szCs w:val="20"/>
-        </w:rPr>
-        <w:t xml:space="preserve">, </w:t>
-      </w:r>
-      <w:r>
-        <w:rPr>
-          <w:rFonts w:ascii="Arial" w:hAnsi="Arial" w:cs="Arial"/>
-          <w:sz w:val="20"/>
-          <w:szCs w:val="20"/>
-        </w:rPr>
-        <w:t>bus prašoma pateikti tik iš Tiekėjo, kuris pagal sudarytą pasiūlymų eilę, pateikė ekonomiškai naudingiausią pasiūlymą.</w:t>
-      </w:r>
-    </w:p>
-    <w:bookmarkEnd w:id="12"/>
-    <w:p>
-      <w:pPr>
-        <w:pStyle w:val="ListParagraph"/>
-        <w:tabs>
-          <w:tab w:val="left" w:pos="567"/>
-        </w:tabs>
-        <w:spacing w:before="60" w:after="60"/>
-        <w:ind w:left="0"/>
-        <w:contextualSpacing w:val="0"/>
-        <w:jc w:val="both"/>
-        <w:rPr>
-          <w:rFonts w:ascii="Arial" w:hAnsi="Arial" w:cs="Arial"/>
-          <w:i/>
-          <w:color w:val="FF0000"/>
-          <w:sz w:val="20"/>
-          <w:szCs w:val="20"/>
-        </w:rPr>
-      </w:pPr>
-      <w:r>
-        <w:rPr>
-          <w:rFonts w:ascii="Arial" w:hAnsi="Arial" w:cs="Arial"/>
-          <w:i/>
-          <w:color w:val="FF0000"/>
-          <w:sz w:val="20"/>
-          <w:szCs w:val="20"/>
-        </w:rPr>
-        <w:t>Jei tik galimo laimėtojo kvalifikacija</w:t>
-      </w:r>
-      <w:r>
-        <w:rPr>
-          <w:rFonts w:ascii="Arial" w:hAnsi="Arial" w:cs="Arial"/>
-          <w:i/>
-          <w:color w:val="FF0000"/>
-          <w:sz w:val="20"/>
-          <w:szCs w:val="20"/>
-        </w:rPr>
-        <w:t xml:space="preserve"> ir pašalinimo pagrindų nebuvimas yra tikrinami:</w:t>
+        <w:t>.</w:t>
       </w:r>
     </w:p>
     <w:p>
@@ -3216,610 +3288,19 @@
         <w:jc w:val="both"/>
         <w:rPr>
           <w:rFonts w:ascii="Arial" w:hAnsi="Arial" w:cs="Arial"/>
-          <w:sz w:val="20"/>
-          <w:szCs w:val="20"/>
-        </w:rPr>
-      </w:pPr>
-      <w:r>
-        <w:rPr>
-          <w:rFonts w:ascii="Arial" w:hAnsi="Arial" w:cs="Arial"/>
-          <w:sz w:val="20"/>
-          <w:szCs w:val="20"/>
-        </w:rPr>
-        <w:t xml:space="preserve">3.1. </w:t>
-      </w:r>
-      <w:r>
-        <w:rPr>
-          <w:rFonts w:ascii="Arial" w:hAnsi="Arial" w:cs="Arial"/>
-        </w:rPr>
-        <w:t xml:space="preserve"> </w:t>
-      </w:r>
-      <w:r>
-        <w:rPr>
-          <w:rFonts w:ascii="Arial" w:hAnsi="Arial" w:cs="Arial"/>
-          <w:iCs/>
-          <w:sz w:val="20"/>
-          <w:szCs w:val="20"/>
-        </w:rPr>
-        <w:t xml:space="preserve">Tiekėjų pašalinimo pagrindų nebuvimas ir kvalifikacija yra tikrinami šiame Pirkime. Tiekėjai privalo pateikti </w:t>
-      </w:r>
-      <w:r>
-        <w:rPr>
-          <w:rFonts w:ascii="Arial" w:hAnsi="Arial" w:cs="Arial"/>
-          <w:sz w:val="20"/>
-          <w:szCs w:val="20"/>
-        </w:rPr>
-        <w:t xml:space="preserve">Pirminį pasiūlymą </w:t>
-      </w:r>
-      <w:r>
-        <w:rPr>
-          <w:rFonts w:ascii="Arial" w:hAnsi="Arial" w:cs="Arial"/>
-          <w:sz w:val="20"/>
-          <w:szCs w:val="20"/>
-        </w:rPr>
-        <w:t xml:space="preserve">su priedais </w:t>
-      </w:r>
-      <w:r>
-        <w:rPr>
-          <w:rFonts w:ascii="Arial" w:hAnsi="Arial" w:cs="Arial"/>
-          <w:iCs/>
-          <w:sz w:val="20"/>
-          <w:szCs w:val="20"/>
-        </w:rPr>
-        <w:t>(SPS ___ priedas)</w:t>
-      </w:r>
-      <w:r>
-        <w:rPr>
-          <w:rFonts w:ascii="Arial" w:hAnsi="Arial" w:cs="Arial"/>
-          <w:iCs/>
-          <w:sz w:val="20"/>
-          <w:szCs w:val="20"/>
-        </w:rPr>
-        <w:t xml:space="preserve">, </w:t>
-      </w:r>
-      <w:r>
-        <w:rPr>
-          <w:rFonts w:ascii="Arial" w:hAnsi="Arial" w:cs="Arial"/>
-          <w:iCs/>
-          <w:sz w:val="20"/>
-          <w:szCs w:val="20"/>
-        </w:rPr>
-        <w:t>Europos bendrąjį viešųjų pirkimų dokumentą</w:t>
-      </w:r>
-      <w:r>
-        <w:rPr>
-          <w:rFonts w:ascii="Arial" w:hAnsi="Arial" w:cs="Arial"/>
-          <w:sz w:val="20"/>
-          <w:szCs w:val="20"/>
-          <w:vertAlign w:val="superscript"/>
-        </w:rPr>
-        <w:footnoteReference w:id="3"/>
-      </w:r>
-      <w:r>
-        <w:rPr>
-          <w:rFonts w:ascii="Arial" w:hAnsi="Arial" w:cs="Arial"/>
-          <w:iCs/>
-          <w:sz w:val="20"/>
-          <w:szCs w:val="20"/>
-        </w:rPr>
-        <w:t xml:space="preserve"> (toliau – EBVPD) (SPS ___ priedas)</w:t>
-      </w:r>
-      <w:r>
-        <w:rPr>
-          <w:rFonts w:ascii="Arial" w:hAnsi="Arial" w:cs="Arial"/>
-          <w:iCs/>
-          <w:sz w:val="20"/>
-          <w:szCs w:val="20"/>
-        </w:rPr>
-        <w:t xml:space="preserve"> ir kitus dokumentus, nurodytus </w:t>
-      </w:r>
-      <w:r>
-        <w:rPr>
-          <w:rFonts w:ascii="Arial" w:hAnsi="Arial" w:cs="Arial"/>
-          <w:iCs/>
-          <w:color w:val="FF0000"/>
-          <w:sz w:val="20"/>
-          <w:szCs w:val="20"/>
-        </w:rPr>
-        <w:t xml:space="preserve">SPS  </w:t>
-      </w:r>
-      <w:r>
-        <w:rPr>
-          <w:rFonts w:ascii="Arial" w:hAnsi="Arial" w:cs="Arial"/>
-          <w:iCs/>
-          <w:color w:val="FF0000"/>
-          <w:sz w:val="20"/>
-          <w:szCs w:val="20"/>
-        </w:rPr>
-        <w:t>5</w:t>
-      </w:r>
-      <w:r>
-        <w:rPr>
-          <w:rFonts w:ascii="Arial" w:hAnsi="Arial" w:cs="Arial"/>
-          <w:iCs/>
-          <w:color w:val="FF0000"/>
-          <w:sz w:val="20"/>
-          <w:szCs w:val="20"/>
-        </w:rPr>
-        <w:t>.2 punkte</w:t>
-      </w:r>
-      <w:r>
-        <w:rPr>
-          <w:rFonts w:ascii="Arial" w:hAnsi="Arial" w:cs="Arial"/>
-          <w:iCs/>
-          <w:sz w:val="20"/>
-          <w:szCs w:val="20"/>
-        </w:rPr>
-        <w:t>. Pašalinimo pagrindų nebuvimą</w:t>
-      </w:r>
-      <w:r>
-        <w:rPr>
-          <w:rFonts w:ascii="Arial" w:hAnsi="Arial" w:cs="Arial"/>
-          <w:iCs/>
-          <w:sz w:val="20"/>
-          <w:szCs w:val="20"/>
-        </w:rPr>
-        <w:t xml:space="preserve">, </w:t>
-      </w:r>
-      <w:r>
-        <w:rPr>
-          <w:rFonts w:ascii="Arial" w:hAnsi="Arial" w:cs="Arial"/>
-          <w:iCs/>
+          <w:color w:val="FF0000"/>
+          <w:sz w:val="20"/>
+          <w:szCs w:val="20"/>
+        </w:rPr>
+      </w:pPr>
+      <w:r>
+        <w:rPr>
+          <w:rFonts w:ascii="Arial" w:hAnsi="Arial" w:cs="Arial"/>
+          <w:color w:val="FF0000"/>
           <w:sz w:val="20"/>
           <w:szCs w:val="20"/>
         </w:rPr>
         <w:lastRenderedPageBreak/>
-        <w:t>k</w:t>
-      </w:r>
-      <w:r>
-        <w:rPr>
-          <w:rFonts w:ascii="Arial" w:hAnsi="Arial" w:cs="Arial"/>
-          <w:iCs/>
-          <w:sz w:val="20"/>
-          <w:szCs w:val="20"/>
-        </w:rPr>
-        <w:t>valifikacijos atitiktį pagrindžiančius dokumentus</w:t>
-      </w:r>
-      <w:r>
-        <w:rPr>
-          <w:rFonts w:ascii="Arial" w:hAnsi="Arial" w:cs="Arial"/>
-        </w:rPr>
-        <w:t xml:space="preserve"> </w:t>
-      </w:r>
-      <w:r>
-        <w:rPr>
-          <w:rFonts w:ascii="Arial" w:hAnsi="Arial" w:cs="Arial"/>
-          <w:iCs/>
-          <w:sz w:val="20"/>
-          <w:szCs w:val="20"/>
-        </w:rPr>
-        <w:t>ir kitus dokumentus</w:t>
-      </w:r>
-      <w:r>
-        <w:rPr>
-          <w:rFonts w:ascii="Arial" w:hAnsi="Arial" w:cs="Arial"/>
-          <w:iCs/>
-          <w:sz w:val="20"/>
-          <w:szCs w:val="20"/>
-        </w:rPr>
-        <w:t xml:space="preserve">, nurodytus šio </w:t>
-      </w:r>
-      <w:r>
-        <w:rPr>
-          <w:rFonts w:ascii="Arial" w:hAnsi="Arial" w:cs="Arial"/>
-          <w:iCs/>
-          <w:sz w:val="20"/>
-          <w:szCs w:val="20"/>
-        </w:rPr>
-        <w:t xml:space="preserve">punkto </w:t>
-      </w:r>
-      <w:r>
-        <w:rPr>
-          <w:rFonts w:ascii="Arial" w:hAnsi="Arial" w:cs="Arial"/>
-          <w:iCs/>
-          <w:sz w:val="20"/>
-          <w:szCs w:val="20"/>
-        </w:rPr>
-        <w:t>1</w:t>
-      </w:r>
-      <w:r>
-        <w:rPr>
-          <w:rFonts w:ascii="Arial" w:hAnsi="Arial" w:cs="Arial"/>
-          <w:iCs/>
-          <w:sz w:val="20"/>
-          <w:szCs w:val="20"/>
-        </w:rPr>
-        <w:t xml:space="preserve"> </w:t>
-      </w:r>
-      <w:r>
-        <w:rPr>
-          <w:rFonts w:ascii="Arial" w:hAnsi="Arial" w:cs="Arial"/>
-          <w:iCs/>
-          <w:sz w:val="20"/>
-          <w:szCs w:val="20"/>
-        </w:rPr>
-        <w:t xml:space="preserve">ir </w:t>
-      </w:r>
-      <w:r>
-        <w:rPr>
-          <w:rFonts w:ascii="Arial" w:hAnsi="Arial" w:cs="Arial"/>
-          <w:iCs/>
-          <w:color w:val="FF0000"/>
-          <w:sz w:val="20"/>
-          <w:szCs w:val="20"/>
-        </w:rPr>
-        <w:t>2</w:t>
-      </w:r>
-      <w:r>
-        <w:rPr>
-          <w:rFonts w:ascii="Arial" w:hAnsi="Arial" w:cs="Arial"/>
-          <w:iCs/>
-          <w:color w:val="FF0000"/>
-          <w:sz w:val="20"/>
-          <w:szCs w:val="20"/>
-        </w:rPr>
-        <w:t xml:space="preserve"> </w:t>
-      </w:r>
-      <w:r>
-        <w:rPr>
-          <w:rFonts w:ascii="Arial" w:hAnsi="Arial" w:cs="Arial"/>
-          <w:iCs/>
-          <w:color w:val="FF0000"/>
-          <w:sz w:val="20"/>
-          <w:szCs w:val="20"/>
-        </w:rPr>
-        <w:t>lentelėse</w:t>
-      </w:r>
-      <w:r>
-        <w:rPr>
-          <w:rFonts w:ascii="Arial" w:hAnsi="Arial" w:cs="Arial"/>
-          <w:iCs/>
-          <w:sz w:val="20"/>
-          <w:szCs w:val="20"/>
-        </w:rPr>
-        <w:t>, bus prašoma pateikti tik iš Tiekėjo, kuris pagal sudarytą pasiūlymų eilę, pateikė ekonomiškai naudingiausią pasiūlymą.</w:t>
-      </w:r>
-    </w:p>
-    <w:p>
-      <w:pPr>
-        <w:tabs>
-          <w:tab w:val="left" w:pos="567"/>
-        </w:tabs>
-        <w:spacing w:before="60" w:after="60"/>
-        <w:jc w:val="both"/>
-        <w:rPr>
-          <w:rFonts w:ascii="Arial" w:hAnsi="Arial" w:cs="Arial"/>
-          <w:i/>
-          <w:iCs/>
-          <w:color w:val="FF0000"/>
-          <w:sz w:val="20"/>
-          <w:szCs w:val="20"/>
-        </w:rPr>
-      </w:pPr>
-      <w:bookmarkStart w:id="13" w:name="_Hlk38963279"/>
-      <w:r>
-        <w:rPr>
-          <w:rFonts w:ascii="Arial" w:hAnsi="Arial" w:cs="Arial"/>
-          <w:i/>
-          <w:iCs/>
-          <w:color w:val="FF0000"/>
-          <w:sz w:val="20"/>
-          <w:szCs w:val="20"/>
-        </w:rPr>
-        <w:t xml:space="preserve">Jei tikrinami visų Tiekėjų kvalifikacija </w:t>
-      </w:r>
-      <w:bookmarkEnd w:id="13"/>
-      <w:r>
-        <w:rPr>
-          <w:rFonts w:ascii="Arial" w:hAnsi="Arial" w:cs="Arial"/>
-          <w:i/>
-          <w:iCs/>
-          <w:color w:val="FF0000"/>
-          <w:sz w:val="20"/>
-          <w:szCs w:val="20"/>
-        </w:rPr>
-        <w:t>ir pašalinimo pagrindai:</w:t>
-      </w:r>
-    </w:p>
-    <w:p>
-      <w:pPr>
-        <w:tabs>
-          <w:tab w:val="left" w:pos="567"/>
-        </w:tabs>
-        <w:spacing w:before="60" w:after="60"/>
-        <w:jc w:val="both"/>
-        <w:rPr>
-          <w:rFonts w:ascii="Arial" w:hAnsi="Arial" w:cs="Arial"/>
-          <w:i/>
-          <w:iCs/>
-          <w:color w:val="FF0000"/>
-          <w:sz w:val="20"/>
-          <w:szCs w:val="20"/>
-        </w:rPr>
-      </w:pPr>
-      <w:r>
-        <w:rPr>
-          <w:rFonts w:ascii="Arial" w:hAnsi="Arial" w:cs="Arial"/>
-          <w:i/>
-          <w:iCs/>
-          <w:sz w:val="20"/>
-          <w:szCs w:val="20"/>
-        </w:rPr>
-        <w:t xml:space="preserve">3.1. </w:t>
-      </w:r>
-      <w:r>
-        <w:rPr>
-          <w:rFonts w:ascii="Arial" w:hAnsi="Arial" w:cs="Arial"/>
-          <w:sz w:val="20"/>
-          <w:szCs w:val="20"/>
-        </w:rPr>
-        <w:t xml:space="preserve">Tiekėjų pašalinimo pagrindų nebuvimas ir kvalifikacija yra tikrinami šiame Pirkime. Tiekėjai privalo pateikti </w:t>
-      </w:r>
-      <w:r>
-        <w:rPr>
-          <w:rFonts w:ascii="Arial" w:hAnsi="Arial" w:cs="Arial"/>
-          <w:sz w:val="20"/>
-          <w:szCs w:val="20"/>
-        </w:rPr>
-        <w:t xml:space="preserve">Pirminį pasiūlymą </w:t>
-      </w:r>
-      <w:r>
-        <w:rPr>
-          <w:rFonts w:ascii="Arial" w:hAnsi="Arial" w:cs="Arial"/>
-          <w:sz w:val="20"/>
-          <w:szCs w:val="20"/>
-        </w:rPr>
-        <w:t xml:space="preserve">su priedais </w:t>
-      </w:r>
-      <w:r>
-        <w:rPr>
-          <w:rFonts w:ascii="Arial" w:hAnsi="Arial" w:cs="Arial"/>
-          <w:sz w:val="20"/>
-          <w:szCs w:val="20"/>
-        </w:rPr>
-        <w:t>(SPS ___ priedas) ir Europos bendrąjį viešųjų pirkimų dokumentą</w:t>
-      </w:r>
-      <w:r>
-        <w:rPr>
-          <w:rFonts w:ascii="Arial" w:hAnsi="Arial" w:cs="Arial"/>
-          <w:sz w:val="20"/>
-          <w:szCs w:val="20"/>
-          <w:vertAlign w:val="superscript"/>
-        </w:rPr>
-        <w:footnoteReference w:id="4"/>
-      </w:r>
-      <w:r>
-        <w:rPr>
-          <w:rFonts w:ascii="Arial" w:hAnsi="Arial" w:cs="Arial"/>
-          <w:sz w:val="20"/>
-          <w:szCs w:val="20"/>
-        </w:rPr>
-        <w:t xml:space="preserve"> (toliau – EBVPD) (SPS ___ priedas)</w:t>
-      </w:r>
-      <w:r>
-        <w:rPr>
-          <w:rFonts w:ascii="Arial" w:hAnsi="Arial" w:cs="Arial"/>
-          <w:sz w:val="20"/>
-          <w:szCs w:val="20"/>
-        </w:rPr>
-        <w:t xml:space="preserve"> </w:t>
-      </w:r>
-      <w:r>
-        <w:rPr>
-          <w:rFonts w:ascii="Arial" w:hAnsi="Arial" w:cs="Arial"/>
-          <w:iCs/>
-          <w:sz w:val="20"/>
-          <w:szCs w:val="20"/>
-        </w:rPr>
-        <w:t xml:space="preserve">ir kitus dokumentus, nurodytus </w:t>
-      </w:r>
-      <w:r>
-        <w:rPr>
-          <w:rFonts w:ascii="Arial" w:hAnsi="Arial" w:cs="Arial"/>
-          <w:iCs/>
-          <w:color w:val="FF0000"/>
-          <w:sz w:val="20"/>
-          <w:szCs w:val="20"/>
-        </w:rPr>
-        <w:t>SPS  5.2 punkte</w:t>
-      </w:r>
-      <w:r>
-        <w:rPr>
-          <w:rFonts w:ascii="Arial" w:hAnsi="Arial" w:cs="Arial"/>
-          <w:sz w:val="20"/>
-          <w:szCs w:val="20"/>
-        </w:rPr>
-        <w:t xml:space="preserve">. </w:t>
-      </w:r>
-      <w:r>
-        <w:rPr>
-          <w:rFonts w:ascii="Arial" w:hAnsi="Arial" w:cs="Arial"/>
-          <w:iCs/>
-          <w:sz w:val="20"/>
-          <w:szCs w:val="20"/>
-        </w:rPr>
-        <w:t>Pašalinimo pagrindų nebuvimą</w:t>
-      </w:r>
-      <w:r>
-        <w:rPr>
-          <w:rFonts w:ascii="Arial" w:hAnsi="Arial" w:cs="Arial"/>
-          <w:iCs/>
-          <w:sz w:val="20"/>
-          <w:szCs w:val="20"/>
-        </w:rPr>
-        <w:t>,</w:t>
-      </w:r>
-      <w:r>
-        <w:rPr>
-          <w:rFonts w:ascii="Arial" w:hAnsi="Arial" w:cs="Arial"/>
-          <w:iCs/>
-          <w:sz w:val="20"/>
-          <w:szCs w:val="20"/>
-        </w:rPr>
-        <w:t xml:space="preserve"> kvalifikacijos atitiktį </w:t>
-      </w:r>
-      <w:r>
-        <w:rPr>
-          <w:rFonts w:ascii="Arial" w:hAnsi="Arial" w:cs="Arial"/>
-          <w:sz w:val="20"/>
-          <w:szCs w:val="20"/>
-        </w:rPr>
-        <w:t>pagrindžiančius dokumentus</w:t>
-      </w:r>
-      <w:r>
-        <w:rPr>
-          <w:rFonts w:ascii="Arial" w:hAnsi="Arial" w:cs="Arial"/>
-        </w:rPr>
-        <w:t xml:space="preserve"> </w:t>
-      </w:r>
-      <w:r>
-        <w:rPr>
-          <w:rFonts w:ascii="Arial" w:hAnsi="Arial" w:cs="Arial"/>
-          <w:sz w:val="20"/>
-          <w:szCs w:val="20"/>
-        </w:rPr>
-        <w:t>ir kitus dokumentus</w:t>
-      </w:r>
-      <w:r>
-        <w:rPr>
-          <w:rFonts w:ascii="Arial" w:hAnsi="Arial" w:cs="Arial"/>
-          <w:sz w:val="20"/>
-          <w:szCs w:val="20"/>
-        </w:rPr>
-        <w:t xml:space="preserve">, nurodytus šio </w:t>
-      </w:r>
-      <w:r>
-        <w:rPr>
-          <w:rFonts w:ascii="Arial" w:hAnsi="Arial" w:cs="Arial"/>
-          <w:sz w:val="20"/>
-          <w:szCs w:val="20"/>
-        </w:rPr>
-        <w:t>punkto 1</w:t>
-      </w:r>
-      <w:r>
-        <w:rPr>
-          <w:rFonts w:ascii="Arial" w:hAnsi="Arial" w:cs="Arial"/>
-          <w:sz w:val="20"/>
-          <w:szCs w:val="20"/>
-        </w:rPr>
-        <w:t xml:space="preserve"> </w:t>
-      </w:r>
-      <w:r>
-        <w:rPr>
-          <w:rFonts w:ascii="Arial" w:hAnsi="Arial" w:cs="Arial"/>
-          <w:sz w:val="20"/>
-          <w:szCs w:val="20"/>
-        </w:rPr>
-        <w:t xml:space="preserve">ir </w:t>
-      </w:r>
-      <w:r>
-        <w:rPr>
-          <w:rFonts w:ascii="Arial" w:hAnsi="Arial" w:cs="Arial"/>
-          <w:color w:val="FF0000"/>
-          <w:sz w:val="20"/>
-          <w:szCs w:val="20"/>
-        </w:rPr>
-        <w:t>2</w:t>
-      </w:r>
-      <w:r>
-        <w:rPr>
-          <w:rFonts w:ascii="Arial" w:hAnsi="Arial" w:cs="Arial"/>
-          <w:color w:val="FF0000"/>
-          <w:sz w:val="20"/>
-          <w:szCs w:val="20"/>
-        </w:rPr>
-        <w:t xml:space="preserve"> </w:t>
-      </w:r>
-      <w:r>
-        <w:rPr>
-          <w:rFonts w:ascii="Arial" w:hAnsi="Arial" w:cs="Arial"/>
-          <w:color w:val="FF0000"/>
-          <w:sz w:val="20"/>
-          <w:szCs w:val="20"/>
-        </w:rPr>
-        <w:t>lentelė</w:t>
-      </w:r>
-      <w:r>
-        <w:rPr>
-          <w:rFonts w:ascii="Arial" w:hAnsi="Arial" w:cs="Arial"/>
-          <w:color w:val="FF0000"/>
-          <w:sz w:val="20"/>
-          <w:szCs w:val="20"/>
-        </w:rPr>
-        <w:t>s</w:t>
-      </w:r>
-      <w:r>
-        <w:rPr>
-          <w:rFonts w:ascii="Arial" w:hAnsi="Arial" w:cs="Arial"/>
-          <w:color w:val="FF0000"/>
-          <w:sz w:val="20"/>
-          <w:szCs w:val="20"/>
-        </w:rPr>
-        <w:t>e</w:t>
-      </w:r>
-      <w:r>
-        <w:rPr>
-          <w:rFonts w:ascii="Arial" w:hAnsi="Arial" w:cs="Arial"/>
-          <w:sz w:val="20"/>
-          <w:szCs w:val="20"/>
-        </w:rPr>
-        <w:t xml:space="preserve">, prašoma pateikti visų Tiekėjų su </w:t>
-      </w:r>
-      <w:r>
-        <w:rPr>
-          <w:rFonts w:ascii="Arial" w:hAnsi="Arial" w:cs="Arial"/>
-          <w:sz w:val="20"/>
-          <w:szCs w:val="20"/>
-        </w:rPr>
-        <w:t>Pirminiu pasiūlymu</w:t>
-      </w:r>
-      <w:r>
-        <w:rPr>
-          <w:rFonts w:ascii="Arial" w:hAnsi="Arial" w:cs="Arial"/>
-          <w:sz w:val="20"/>
-          <w:szCs w:val="20"/>
-        </w:rPr>
-        <w:t>.</w:t>
-      </w:r>
-    </w:p>
-    <w:p>
-      <w:pPr>
-        <w:pStyle w:val="ListParagraph"/>
-        <w:tabs>
-          <w:tab w:val="left" w:pos="567"/>
-        </w:tabs>
-        <w:spacing w:before="60" w:after="60"/>
-        <w:ind w:left="0"/>
-        <w:contextualSpacing w:val="0"/>
-        <w:jc w:val="both"/>
-        <w:rPr>
-          <w:rFonts w:ascii="Arial" w:hAnsi="Arial" w:cs="Arial"/>
-          <w:sz w:val="20"/>
-          <w:szCs w:val="20"/>
-        </w:rPr>
-      </w:pPr>
-    </w:p>
-    <w:p>
-      <w:pPr>
-        <w:tabs>
-          <w:tab w:val="left" w:pos="567"/>
-        </w:tabs>
-        <w:spacing w:before="60" w:after="60"/>
-        <w:jc w:val="both"/>
-        <w:rPr>
-          <w:rFonts w:ascii="Arial" w:hAnsi="Arial" w:cs="Arial"/>
-          <w:color w:val="FF0000"/>
-          <w:sz w:val="20"/>
-          <w:szCs w:val="20"/>
-        </w:rPr>
-      </w:pPr>
-      <w:r>
-        <w:rPr>
-          <w:rFonts w:ascii="Arial" w:hAnsi="Arial" w:cs="Arial"/>
-          <w:color w:val="FF0000"/>
-          <w:sz w:val="20"/>
-          <w:szCs w:val="20"/>
-        </w:rPr>
         <w:t xml:space="preserve">Jei tikrinami pašalinimo pagrindai ir kvalifikacija, 1 ir 2 lentelės paliekamos. Jei tikrinami tik pašalinimo pagrindai, paliekama atitinkama lentelė. </w:t>
       </w:r>
     </w:p>
@@ -4076,45 +3557,6 @@
                 <w:szCs w:val="20"/>
               </w:rPr>
             </w:pPr>
-            <w:r>
-              <w:rPr>
-                <w:rFonts w:ascii="Arial" w:hAnsi="Arial" w:cs="Arial"/>
-                <w:color w:val="000000"/>
-                <w:sz w:val="20"/>
-                <w:szCs w:val="20"/>
-              </w:rPr>
-              <w:t xml:space="preserve">Su </w:t>
-            </w:r>
-            <w:r>
-              <w:rPr>
-                <w:rFonts w:ascii="Arial" w:hAnsi="Arial" w:cs="Arial"/>
-                <w:color w:val="000000"/>
-                <w:sz w:val="20"/>
-                <w:szCs w:val="20"/>
-              </w:rPr>
-              <w:t xml:space="preserve">Pirminiu pasiūlymu </w:t>
-            </w:r>
-            <w:r>
-              <w:rPr>
-                <w:rFonts w:ascii="Arial" w:hAnsi="Arial" w:cs="Arial"/>
-                <w:color w:val="000000"/>
-                <w:sz w:val="20"/>
-                <w:szCs w:val="20"/>
-              </w:rPr>
-              <w:t>pateikiamas tik EBVPD.</w:t>
-            </w:r>
-          </w:p>
-          <w:p>
-            <w:pPr>
-              <w:ind w:left="34"/>
-              <w:jc w:val="both"/>
-              <w:rPr>
-                <w:rFonts w:ascii="Arial" w:hAnsi="Arial" w:cs="Arial"/>
-                <w:color w:val="000000"/>
-                <w:sz w:val="20"/>
-                <w:szCs w:val="20"/>
-              </w:rPr>
-            </w:pPr>
           </w:p>
           <w:p>
             <w:pPr>
@@ -4368,45 +3810,6 @@
                 <w:szCs w:val="20"/>
               </w:rPr>
               <w:t>PATEIKIAMA:</w:t>
-            </w:r>
-          </w:p>
-          <w:p>
-            <w:pPr>
-              <w:ind w:left="34"/>
-              <w:jc w:val="both"/>
-              <w:rPr>
-                <w:rFonts w:ascii="Arial" w:hAnsi="Arial" w:cs="Arial"/>
-                <w:color w:val="000000"/>
-                <w:sz w:val="20"/>
-                <w:szCs w:val="20"/>
-              </w:rPr>
-            </w:pPr>
-            <w:r>
-              <w:rPr>
-                <w:rFonts w:ascii="Arial" w:hAnsi="Arial" w:cs="Arial"/>
-                <w:color w:val="000000"/>
-                <w:sz w:val="20"/>
-                <w:szCs w:val="20"/>
-              </w:rPr>
-              <w:t xml:space="preserve">Su </w:t>
-            </w:r>
-            <w:r>
-              <w:rPr>
-                <w:rFonts w:ascii="Arial" w:hAnsi="Arial" w:cs="Arial"/>
-                <w:color w:val="000000"/>
-                <w:sz w:val="20"/>
-                <w:szCs w:val="20"/>
-              </w:rPr>
-              <w:t xml:space="preserve">Pirminiu pasiūlymu </w:t>
-            </w:r>
-            <w:r>
-              <w:rPr>
-                <w:rFonts w:ascii="Arial" w:hAnsi="Arial" w:cs="Arial"/>
-                <w:color w:val="000000"/>
-                <w:sz w:val="20"/>
-                <w:szCs w:val="20"/>
-              </w:rPr>
-              <w:t>pateikiamas tik EBVPD.</w:t>
             </w:r>
           </w:p>
           <w:p>
@@ -4614,45 +4017,6 @@
                 <w:szCs w:val="20"/>
               </w:rPr>
             </w:pPr>
-            <w:r>
-              <w:rPr>
-                <w:rFonts w:ascii="Arial" w:hAnsi="Arial" w:cs="Arial"/>
-                <w:color w:val="000000"/>
-                <w:sz w:val="20"/>
-                <w:szCs w:val="20"/>
-              </w:rPr>
-              <w:t xml:space="preserve">Su </w:t>
-            </w:r>
-            <w:r>
-              <w:rPr>
-                <w:rFonts w:ascii="Arial" w:hAnsi="Arial" w:cs="Arial"/>
-                <w:color w:val="000000"/>
-                <w:sz w:val="20"/>
-                <w:szCs w:val="20"/>
-              </w:rPr>
-              <w:t xml:space="preserve">Pirminiu pasiūlymu </w:t>
-            </w:r>
-            <w:r>
-              <w:rPr>
-                <w:rFonts w:ascii="Arial" w:hAnsi="Arial" w:cs="Arial"/>
-                <w:color w:val="000000"/>
-                <w:sz w:val="20"/>
-                <w:szCs w:val="20"/>
-              </w:rPr>
-              <w:t>pateikiamas tik EBVPD.</w:t>
-            </w:r>
-          </w:p>
-          <w:p>
-            <w:pPr>
-              <w:ind w:left="34"/>
-              <w:jc w:val="both"/>
-              <w:rPr>
-                <w:rFonts w:ascii="Arial" w:hAnsi="Arial" w:cs="Arial"/>
-                <w:color w:val="000000"/>
-                <w:sz w:val="20"/>
-                <w:szCs w:val="20"/>
-              </w:rPr>
-            </w:pPr>
           </w:p>
           <w:p>
             <w:pPr>
@@ -4832,7 +4196,18 @@
                 <w:sz w:val="20"/>
                 <w:szCs w:val="20"/>
               </w:rPr>
-              <w:t xml:space="preserve">Šiuo pagrindu Tiekėjas taip pat pašalinamas iš Pirkimo procedūros, kai ankstesnių procedūrų, atliktų Viešųjų pirkimų įstatymo, Lietuvos Respublikos viešųjų pirkimų, atliekamų gynybos ir saugumo srityje, įstatymo, PĮ ar Lietuvos Respublikos koncesijų įstatymo nustatyta tvarka, metu nuslėpė informaciją ar pateikė šiame punkte nurodytą melagingą informaciją arba Tiekėjas dėl pateiktos melagingos informacijos negalėjo pateikti patvirtinančių dokumentų, reikalaujamų pagal Viešųjų pirkimų įstatymo 50 straipsnį, dėl ko per pastaruosius vienus metus buvo pašalintas iš pirkimo ar koncesijos suteikimo procedūrų. </w:t>
+              <w:t xml:space="preserve">Šiuo pagrindu Tiekėjas taip pat pašalinamas iš Pirkimo procedūros, kai ankstesnių procedūrų, atliktų Viešųjų pirkimų įstatymo, Lietuvos Respublikos viešųjų pirkimų, atliekamų gynybos ir saugumo srityje, įstatymo, PĮ ar Lietuvos Respublikos koncesijų įstatymo nustatyta tvarka, metu nuslėpė informaciją ar pateikė šiame punkte nurodytą melagingą informaciją arba Tiekėjas dėl pateiktos melagingos informacijos negalėjo pateikti patvirtinančių dokumentų, reikalaujamų pagal </w:t>
+            </w:r>
+            <w:r>
+              <w:rPr>
+                <w:rFonts w:ascii="Arial" w:eastAsia="Times New Roman" w:hAnsi="Arial" w:cs="Arial"/>
+                <w:iCs/>
+                <w:color w:val="000000"/>
+                <w:sz w:val="20"/>
+                <w:szCs w:val="20"/>
+              </w:rPr>
+              <w:lastRenderedPageBreak/>
+              <w:t xml:space="preserve">Viešųjų pirkimų įstatymo 50 straipsnį, dėl ko per pastaruosius vienus metus buvo pašalintas iš pirkimo ar koncesijos suteikimo procedūrų. </w:t>
             </w:r>
           </w:p>
           <w:p>
@@ -4877,46 +4252,8 @@
                 <w:sz w:val="20"/>
                 <w:szCs w:val="20"/>
               </w:rPr>
+              <w:lastRenderedPageBreak/>
               <w:t>PATEIKIAMA:</w:t>
-            </w:r>
-          </w:p>
-          <w:p>
-            <w:pPr>
-              <w:ind w:left="34"/>
-              <w:jc w:val="both"/>
-              <w:rPr>
-                <w:rFonts w:ascii="Arial" w:hAnsi="Arial" w:cs="Arial"/>
-                <w:color w:val="000000"/>
-                <w:sz w:val="20"/>
-                <w:szCs w:val="20"/>
-              </w:rPr>
-            </w:pPr>
-            <w:r>
-              <w:rPr>
-                <w:rFonts w:ascii="Arial" w:hAnsi="Arial" w:cs="Arial"/>
-                <w:color w:val="000000"/>
-                <w:sz w:val="20"/>
-                <w:szCs w:val="20"/>
-              </w:rPr>
-              <w:t>Su P</w:t>
-            </w:r>
-            <w:r>
-              <w:rPr>
-                <w:rFonts w:ascii="Arial" w:hAnsi="Arial" w:cs="Arial"/>
-                <w:color w:val="000000"/>
-                <w:sz w:val="20"/>
-                <w:szCs w:val="20"/>
-              </w:rPr>
-              <w:t>irminiu pasiūlymu</w:t>
-            </w:r>
-            <w:r>
-              <w:rPr>
-                <w:rFonts w:ascii="Arial" w:hAnsi="Arial" w:cs="Arial"/>
-                <w:color w:val="000000"/>
-                <w:sz w:val="20"/>
-                <w:szCs w:val="20"/>
-              </w:rPr>
-              <w:t xml:space="preserve"> pateikiamas tik EBVPD.</w:t>
             </w:r>
           </w:p>
           <w:p>
@@ -5160,45 +4497,6 @@
                 <w:szCs w:val="20"/>
               </w:rPr>
             </w:pPr>
-            <w:r>
-              <w:rPr>
-                <w:rFonts w:ascii="Arial" w:hAnsi="Arial" w:cs="Arial"/>
-                <w:color w:val="000000"/>
-                <w:sz w:val="20"/>
-                <w:szCs w:val="20"/>
-              </w:rPr>
-              <w:t xml:space="preserve">Su </w:t>
-            </w:r>
-            <w:r>
-              <w:rPr>
-                <w:rFonts w:ascii="Arial" w:hAnsi="Arial" w:cs="Arial"/>
-                <w:color w:val="000000"/>
-                <w:sz w:val="20"/>
-                <w:szCs w:val="20"/>
-              </w:rPr>
-              <w:t xml:space="preserve">Pirminiu pasiūlymu </w:t>
-            </w:r>
-            <w:r>
-              <w:rPr>
-                <w:rFonts w:ascii="Arial" w:hAnsi="Arial" w:cs="Arial"/>
-                <w:color w:val="000000"/>
-                <w:sz w:val="20"/>
-                <w:szCs w:val="20"/>
-              </w:rPr>
-              <w:t>pateikiamas tik EBVPD.</w:t>
-            </w:r>
-          </w:p>
-          <w:p>
-            <w:pPr>
-              <w:ind w:left="34"/>
-              <w:jc w:val="both"/>
-              <w:rPr>
-                <w:rFonts w:ascii="Arial" w:hAnsi="Arial" w:cs="Arial"/>
-                <w:color w:val="000000"/>
-                <w:sz w:val="20"/>
-                <w:szCs w:val="20"/>
-              </w:rPr>
-            </w:pPr>
           </w:p>
           <w:p>
             <w:pPr>
@@ -5349,18 +4647,7 @@
                 <w:sz w:val="20"/>
                 <w:szCs w:val="20"/>
               </w:rPr>
-              <w:t xml:space="preserve">Tiekėjas yra neįvykdęs sutarties, sudarytos vadovaujantis Viešųjų pirkimų įstatymo, Viešųjų pirkimų, atliekamų gynybos ir saugumo srityje, įstatymu ar PĮ, ar koncesijos sutarties arba yra netinkamai ją įvykdęs ir tai buvo esminis sutarties pažeidimas, kaip nustatyta Lietuvos Respublikos civilinio kodekso 6.217 straipsnyje, dėl kurio per pastaruosius 3 metus buvo nutraukta sutartis arba per pastaruosius 3 metus buvo priimtas ir įsiteisėjęs teismo sprendimas, kuriuo tenkinamas perkančiosios organizacijos, perkančiojo subjekto ar suteikiančiosios institucijos reikalavimas atlyginti nuostolius, patirtus dėl to, kad Tiekėjas sutartyje nustatytą esminę sutarties sąlygą vykdė su dideliais arba nuolatiniais trūkumais, </w:t>
-            </w:r>
-            <w:r>
-              <w:rPr>
-                <w:rFonts w:ascii="Arial" w:hAnsi="Arial" w:cs="Arial"/>
-                <w:iCs/>
-                <w:color w:val="000000"/>
-                <w:sz w:val="20"/>
-                <w:szCs w:val="20"/>
-              </w:rPr>
-              <w:lastRenderedPageBreak/>
-              <w:t xml:space="preserve">ar per pastaruosius 3 metus buvo priimtas Perkančiojo subjekto sprendimas, kad Tiekėjas sutartyje nustatytą esminę sutarties sąlygą vykdė su dideliais arba nuolatiniais trūkumais ir dėl to buvo pritaikyta sutartyje nustatyta sankcija. </w:t>
+              <w:t xml:space="preserve">Tiekėjas yra neįvykdęs sutarties, sudarytos vadovaujantis Viešųjų pirkimų įstatymo, Viešųjų pirkimų, atliekamų gynybos ir saugumo srityje, įstatymu ar PĮ, ar koncesijos sutarties arba yra netinkamai ją įvykdęs ir tai buvo esminis sutarties pažeidimas, kaip nustatyta Lietuvos Respublikos civilinio kodekso 6.217 straipsnyje, dėl kurio per pastaruosius 3 metus buvo nutraukta sutartis arba per pastaruosius 3 metus buvo priimtas ir įsiteisėjęs teismo sprendimas, kuriuo tenkinamas perkančiosios organizacijos, perkančiojo subjekto ar suteikiančiosios institucijos reikalavimas atlyginti nuostolius, patirtus dėl to, kad Tiekėjas sutartyje nustatytą esminę sutarties sąlygą vykdė su dideliais arba nuolatiniais trūkumais, ar per pastaruosius 3 metus buvo priimtas Perkančiojo subjekto sprendimas, kad Tiekėjas sutartyje nustatytą esminę sutarties sąlygą vykdė su dideliais arba nuolatiniais trūkumais ir dėl to buvo pritaikyta sutartyje nustatyta sankcija. </w:t>
             </w:r>
           </w:p>
           <w:p>
@@ -5410,7 +4697,6 @@
                 <w:sz w:val="20"/>
                 <w:szCs w:val="20"/>
               </w:rPr>
-              <w:lastRenderedPageBreak/>
               <w:t>PATEIKIAMA:</w:t>
             </w:r>
           </w:p>
@@ -5425,33 +4711,6 @@
                 <w:szCs w:val="20"/>
               </w:rPr>
             </w:pPr>
-            <w:r>
-              <w:rPr>
-                <w:rFonts w:ascii="Arial" w:hAnsi="Arial" w:cs="Arial"/>
-                <w:color w:val="000000"/>
-                <w:sz w:val="20"/>
-                <w:szCs w:val="20"/>
-              </w:rPr>
-              <w:t xml:space="preserve">Su </w:t>
-            </w:r>
-            <w:r>
-              <w:rPr>
-                <w:rFonts w:ascii="Arial" w:hAnsi="Arial" w:cs="Arial"/>
-                <w:color w:val="000000"/>
-                <w:sz w:val="20"/>
-                <w:szCs w:val="20"/>
-              </w:rPr>
-              <w:t xml:space="preserve">Pirminiu pasiūlymu </w:t>
-            </w:r>
-            <w:r>
-              <w:rPr>
-                <w:rFonts w:ascii="Arial" w:hAnsi="Arial" w:cs="Arial"/>
-                <w:color w:val="000000"/>
-                <w:sz w:val="20"/>
-                <w:szCs w:val="20"/>
-              </w:rPr>
-              <w:t>pateikiamas tik EBVPD.</w:t>
-            </w:r>
           </w:p>
           <w:p>
             <w:pPr>
@@ -5464,44 +4723,75 @@
                 <w:szCs w:val="20"/>
               </w:rPr>
             </w:pPr>
+            <w:r>
+              <w:rPr>
+                <w:rFonts w:ascii="Arial" w:hAnsi="Arial" w:cs="Arial"/>
+                <w:color w:val="000000"/>
+                <w:sz w:val="20"/>
+                <w:szCs w:val="20"/>
+              </w:rPr>
+              <w:t>Iš Lietuvoje įsteigtų subjektų kitų dokumentų pagal šį punktą ne</w:t>
+            </w:r>
+            <w:r>
+              <w:rPr>
+                <w:rFonts w:ascii="Arial" w:hAnsi="Arial" w:cs="Arial"/>
+                <w:color w:val="000000"/>
+                <w:sz w:val="20"/>
+                <w:szCs w:val="20"/>
+              </w:rPr>
+              <w:t xml:space="preserve">bus </w:t>
+            </w:r>
+            <w:r>
+              <w:rPr>
+                <w:rFonts w:ascii="Arial" w:hAnsi="Arial" w:cs="Arial"/>
+                <w:color w:val="000000"/>
+                <w:sz w:val="20"/>
+                <w:szCs w:val="20"/>
+              </w:rPr>
+              <w:t>reikalaujama.</w:t>
+            </w:r>
           </w:p>
           <w:p>
             <w:pPr>
               <w:ind w:left="34"/>
               <w:jc w:val="both"/>
               <w:rPr>
-                <w:rFonts w:ascii="Arial" w:hAnsi="Arial" w:cs="Arial"/>
-                <w:color w:val="000000"/>
-                <w:sz w:val="20"/>
-                <w:szCs w:val="20"/>
-              </w:rPr>
-            </w:pPr>
-            <w:r>
-              <w:rPr>
-                <w:rFonts w:ascii="Arial" w:hAnsi="Arial" w:cs="Arial"/>
-                <w:color w:val="000000"/>
-                <w:sz w:val="20"/>
-                <w:szCs w:val="20"/>
-              </w:rPr>
-              <w:t>Iš Lietuvoje įsteigtų subjektų kitų dokumentų pagal šį punktą ne</w:t>
-            </w:r>
-            <w:r>
-              <w:rPr>
-                <w:rFonts w:ascii="Arial" w:hAnsi="Arial" w:cs="Arial"/>
-                <w:color w:val="000000"/>
-                <w:sz w:val="20"/>
-                <w:szCs w:val="20"/>
-              </w:rPr>
-              <w:t xml:space="preserve">bus </w:t>
-            </w:r>
-            <w:r>
-              <w:rPr>
-                <w:rFonts w:ascii="Arial" w:hAnsi="Arial" w:cs="Arial"/>
-                <w:color w:val="000000"/>
-                <w:sz w:val="20"/>
-                <w:szCs w:val="20"/>
-              </w:rPr>
-              <w:t>reikalaujama.</w:t>
+                <w:rFonts w:ascii="Arial" w:eastAsia="Calibri" w:hAnsi="Arial" w:cs="Arial"/>
+                <w:sz w:val="20"/>
+                <w:szCs w:val="20"/>
+              </w:rPr>
+            </w:pPr>
+            <w:r>
+              <w:rPr>
+                <w:rFonts w:ascii="Arial" w:eastAsia="Calibri" w:hAnsi="Arial" w:cs="Arial"/>
+                <w:sz w:val="20"/>
+                <w:szCs w:val="20"/>
+              </w:rPr>
+              <w:t xml:space="preserve">Priimant sprendimus dėl </w:t>
+            </w:r>
+            <w:r>
+              <w:rPr>
+                <w:rFonts w:ascii="Arial" w:eastAsia="Calibri" w:hAnsi="Arial" w:cs="Arial"/>
+                <w:sz w:val="20"/>
+                <w:szCs w:val="20"/>
+              </w:rPr>
+              <w:t>T</w:t>
+            </w:r>
+            <w:r>
+              <w:rPr>
+                <w:rFonts w:ascii="Arial" w:eastAsia="Calibri" w:hAnsi="Arial" w:cs="Arial"/>
+                <w:sz w:val="20"/>
+                <w:szCs w:val="20"/>
+              </w:rPr>
+              <w:t xml:space="preserve">iekėjo pašalinimo iš pirkimo procedūros šiame punkte nurodytu pašalinimo pagrindu, gali būti atsižvelgiama į pagal VPĮ 91 straipsnį skelbiamą informaciją: </w:t>
+            </w:r>
+            <w:r>
+              <w:rPr>
+                <w:rFonts w:ascii="Arial" w:eastAsia="Calibri" w:hAnsi="Arial" w:cs="Arial"/>
+                <w:sz w:val="20"/>
+                <w:szCs w:val="20"/>
+              </w:rPr>
+              <w:t>https://vpt.lrv.lt/lt/nuorodos/kiti-duomenys/powerbi/nepatikimi-tiekejai-1/</w:t>
             </w:r>
           </w:p>
           <w:p>
@@ -5514,49 +4804,26 @@
                 <w:szCs w:val="20"/>
               </w:rPr>
             </w:pPr>
-            <w:r>
-              <w:rPr>
-                <w:rFonts w:ascii="Arial" w:eastAsia="Calibri" w:hAnsi="Arial" w:cs="Arial"/>
-                <w:sz w:val="20"/>
-                <w:szCs w:val="20"/>
-              </w:rPr>
-              <w:t xml:space="preserve">Priimant sprendimus dėl </w:t>
-            </w:r>
-            <w:r>
-              <w:rPr>
-                <w:rFonts w:ascii="Arial" w:eastAsia="Calibri" w:hAnsi="Arial" w:cs="Arial"/>
-                <w:sz w:val="20"/>
-                <w:szCs w:val="20"/>
-              </w:rPr>
-              <w:t>T</w:t>
-            </w:r>
-            <w:r>
-              <w:rPr>
-                <w:rFonts w:ascii="Arial" w:eastAsia="Calibri" w:hAnsi="Arial" w:cs="Arial"/>
-                <w:sz w:val="20"/>
-                <w:szCs w:val="20"/>
-              </w:rPr>
-              <w:t xml:space="preserve">iekėjo pašalinimo iš pirkimo procedūros šiame punkte nurodytu pašalinimo pagrindu, gali būti atsižvelgiama į pagal VPĮ 91 straipsnį skelbiamą informaciją: </w:t>
-            </w:r>
-            <w:r>
-              <w:rPr>
-                <w:rFonts w:ascii="Arial" w:eastAsia="Calibri" w:hAnsi="Arial" w:cs="Arial"/>
-                <w:sz w:val="20"/>
-                <w:szCs w:val="20"/>
-              </w:rPr>
-              <w:t>https://vpt.lrv.lt/lt/nuorodos/kiti-duomenys/powerbi/nepatikimi-tiekejai-1/</w:t>
-            </w:r>
           </w:p>
           <w:p>
             <w:pPr>
               <w:ind w:left="34"/>
               <w:jc w:val="both"/>
               <w:rPr>
+                <w:rFonts w:ascii="Arial" w:hAnsi="Arial" w:cs="Arial"/>
+                <w:color w:val="000000"/>
+                <w:sz w:val="20"/>
+                <w:szCs w:val="20"/>
+              </w:rPr>
+            </w:pPr>
+            <w:r>
+              <w:rPr>
                 <w:rFonts w:ascii="Arial" w:eastAsia="Calibri" w:hAnsi="Arial" w:cs="Arial"/>
                 <w:sz w:val="20"/>
                 <w:szCs w:val="20"/>
               </w:rPr>
-            </w:pPr>
+              <w:t>https://vpt.lrv.lt/lt/pasalinimo-pagrindai-1/nepatikimu-koncesininku-sarasas-1/nepatikimu-koncesininku-sarasas/</w:t>
+            </w:r>
           </w:p>
           <w:p>
             <w:pPr>
@@ -5571,32 +4838,11 @@
             </w:pPr>
             <w:r>
               <w:rPr>
-                <w:rFonts w:ascii="Arial" w:eastAsia="Calibri" w:hAnsi="Arial" w:cs="Arial"/>
-                <w:sz w:val="20"/>
-                <w:szCs w:val="20"/>
-              </w:rPr>
-              <w:t>https://vpt.lrv.lt/lt/pasalinimo-pagrindai-1/nepatikimu-koncesininku-sarasas-1/nepatikimu-koncesininku-sarasas/</w:t>
-            </w:r>
-          </w:p>
-          <w:p>
-            <w:pPr>
-              <w:ind w:left="34"/>
-              <w:jc w:val="both"/>
-              <w:rPr>
                 <w:rFonts w:ascii="Arial" w:hAnsi="Arial" w:cs="Arial"/>
                 <w:color w:val="000000"/>
                 <w:sz w:val="20"/>
                 <w:szCs w:val="20"/>
               </w:rPr>
-            </w:pPr>
-            <w:r>
-              <w:rPr>
-                <w:rFonts w:ascii="Arial" w:hAnsi="Arial" w:cs="Arial"/>
-                <w:color w:val="000000"/>
-                <w:sz w:val="20"/>
-                <w:szCs w:val="20"/>
-              </w:rPr>
-              <w:lastRenderedPageBreak/>
               <w:t xml:space="preserve">Iš ne Lietuvoje įsteigtų subjektų bus reikalaujama tokios rūšies pažymų ir tokių dokumentinių įrodymų formų, apie kuriuos pateikta informacija Europos Komisijos informacinėje dokumentų saugykloje </w:t>
             </w:r>
           </w:p>
@@ -5700,7 +4946,18 @@
                 <w:sz w:val="20"/>
                 <w:szCs w:val="20"/>
               </w:rPr>
-              <w:t xml:space="preserve">dėl kurio Perkantysis subjektas abejoja Tiekėjo sąžiningumu, </w:t>
+              <w:t xml:space="preserve">dėl kurio Perkantysis subjektas abejoja Tiekėjo </w:t>
+            </w:r>
+            <w:r>
+              <w:rPr>
+                <w:rFonts w:ascii="Arial" w:hAnsi="Arial" w:cs="Arial"/>
+                <w:iCs/>
+                <w:color w:val="000000"/>
+                <w:sz w:val="20"/>
+                <w:szCs w:val="20"/>
+              </w:rPr>
+              <w:lastRenderedPageBreak/>
+              <w:t xml:space="preserve">sąžiningumu, </w:t>
             </w:r>
             <w:r>
               <w:rPr>
@@ -5786,6 +5043,7 @@
                 <w:sz w:val="20"/>
                 <w:szCs w:val="20"/>
               </w:rPr>
+              <w:lastRenderedPageBreak/>
               <w:t>PATEIKIAMA:</w:t>
             </w:r>
           </w:p>
@@ -5800,33 +5058,6 @@
                 <w:szCs w:val="20"/>
               </w:rPr>
             </w:pPr>
-            <w:r>
-              <w:rPr>
-                <w:rFonts w:ascii="Arial" w:hAnsi="Arial" w:cs="Arial"/>
-                <w:color w:val="000000"/>
-                <w:sz w:val="20"/>
-                <w:szCs w:val="20"/>
-              </w:rPr>
-              <w:t xml:space="preserve">Su </w:t>
-            </w:r>
-            <w:r>
-              <w:rPr>
-                <w:rFonts w:ascii="Arial" w:hAnsi="Arial" w:cs="Arial"/>
-                <w:color w:val="000000"/>
-                <w:sz w:val="20"/>
-                <w:szCs w:val="20"/>
-              </w:rPr>
-              <w:t xml:space="preserve">Pirminiu pasiūlymu </w:t>
-            </w:r>
-            <w:r>
-              <w:rPr>
-                <w:rFonts w:ascii="Arial" w:hAnsi="Arial" w:cs="Arial"/>
-                <w:color w:val="000000"/>
-                <w:sz w:val="20"/>
-                <w:szCs w:val="20"/>
-              </w:rPr>
-              <w:t>pateikiamas tik EBVPD.</w:t>
-            </w:r>
           </w:p>
           <w:p>
             <w:pPr>
@@ -5839,25 +5070,14 @@
                 <w:szCs w:val="20"/>
               </w:rPr>
             </w:pPr>
-          </w:p>
-          <w:p>
-            <w:pPr>
-              <w:ind w:left="34"/>
-              <w:jc w:val="both"/>
+            <w:r>
               <w:rPr>
                 <w:rFonts w:ascii="Arial" w:hAnsi="Arial" w:cs="Arial"/>
                 <w:color w:val="000000"/>
                 <w:sz w:val="20"/>
                 <w:szCs w:val="20"/>
               </w:rPr>
-            </w:pPr>
-            <w:r>
-              <w:rPr>
-                <w:rFonts w:ascii="Arial" w:hAnsi="Arial" w:cs="Arial"/>
-                <w:color w:val="000000"/>
-                <w:sz w:val="20"/>
-                <w:szCs w:val="20"/>
-              </w:rPr>
+              <w:lastRenderedPageBreak/>
               <w:t>Iš Lietuvoje įsteigtų subjektų kitų dokumentų pagal šį punktą ne</w:t>
             </w:r>
             <w:r>
@@ -6146,33 +5366,6 @@
                 <w:szCs w:val="20"/>
               </w:rPr>
             </w:pPr>
-            <w:r>
-              <w:rPr>
-                <w:rFonts w:ascii="Arial" w:hAnsi="Arial" w:cs="Arial"/>
-                <w:color w:val="000000"/>
-                <w:sz w:val="20"/>
-                <w:szCs w:val="20"/>
-              </w:rPr>
-              <w:t xml:space="preserve">Su </w:t>
-            </w:r>
-            <w:r>
-              <w:rPr>
-                <w:rFonts w:ascii="Arial" w:hAnsi="Arial" w:cs="Arial"/>
-                <w:color w:val="000000"/>
-                <w:sz w:val="20"/>
-                <w:szCs w:val="20"/>
-              </w:rPr>
-              <w:t>Pirminiu p</w:t>
-            </w:r>
-            <w:r>
-              <w:rPr>
-                <w:rFonts w:ascii="Arial" w:hAnsi="Arial" w:cs="Arial"/>
-                <w:color w:val="000000"/>
-                <w:sz w:val="20"/>
-                <w:szCs w:val="20"/>
-              </w:rPr>
-              <w:t>asiūlymu pateikiamas tik EBVPD.</w:t>
-            </w:r>
           </w:p>
           <w:p>
             <w:pPr>
@@ -6236,18 +5429,7 @@
                 <w:sz w:val="20"/>
                 <w:szCs w:val="20"/>
               </w:rPr>
-              <w:t xml:space="preserve">Priimant sprendimus dėl tiekėjo pašalinimo iš pirkimo procedūros šiame punkte nurodytu pašalinimo pagrindu, be kita ko, </w:t>
-            </w:r>
-            <w:r>
-              <w:rPr>
-                <w:rFonts w:ascii="Arial" w:hAnsi="Arial" w:cs="Arial"/>
-                <w:b/>
-                <w:bCs/>
-                <w:sz w:val="20"/>
-                <w:szCs w:val="20"/>
-              </w:rPr>
-              <w:lastRenderedPageBreak/>
-              <w:t xml:space="preserve">atsižvelgiama į nacionalinėje duomenų bazėje adresu: </w:t>
+              <w:t xml:space="preserve">Priimant sprendimus dėl tiekėjo pašalinimo iš pirkimo procedūros šiame punkte nurodytu pašalinimo pagrindu, be kita ko, atsižvelgiama į nacionalinėje duomenų bazėje adresu: </w:t>
             </w:r>
           </w:p>
           <w:p>
@@ -6451,30 +5633,6 @@
                 <w:szCs w:val="20"/>
               </w:rPr>
             </w:pPr>
-            <w:r>
-              <w:rPr>
-                <w:rFonts w:ascii="Arial" w:hAnsi="Arial" w:cs="Arial"/>
-                <w:sz w:val="20"/>
-                <w:szCs w:val="20"/>
-              </w:rPr>
-              <w:t xml:space="preserve">Su </w:t>
-            </w:r>
-            <w:r>
-              <w:rPr>
-                <w:rFonts w:ascii="Arial" w:hAnsi="Arial" w:cs="Arial"/>
-                <w:sz w:val="20"/>
-                <w:szCs w:val="20"/>
-              </w:rPr>
-              <w:t>Pirminiu pasiūlymu</w:t>
-            </w:r>
-            <w:r>
-              <w:rPr>
-                <w:rFonts w:ascii="Arial" w:hAnsi="Arial" w:cs="Arial"/>
-                <w:sz w:val="20"/>
-                <w:szCs w:val="20"/>
-              </w:rPr>
-              <w:t xml:space="preserve"> pateikiamas tik EBVPD.</w:t>
-            </w:r>
           </w:p>
           <w:p>
             <w:pPr>
@@ -6497,6 +5655,14 @@
                 <w:szCs w:val="20"/>
               </w:rPr>
             </w:pPr>
+            <w:r>
+              <w:rPr>
+                <w:rFonts w:ascii="Arial" w:hAnsi="Arial" w:cs="Arial"/>
+                <w:sz w:val="20"/>
+                <w:szCs w:val="20"/>
+              </w:rPr>
+              <w:t xml:space="preserve">Iš Lietuvoje įsteigtų subjektų įrodančių dokumentų nereikalaujama. </w:t>
+            </w:r>
           </w:p>
           <w:p>
             <w:pPr>
@@ -6508,14 +5674,6 @@
                 <w:szCs w:val="20"/>
               </w:rPr>
             </w:pPr>
-            <w:r>
-              <w:rPr>
-                <w:rFonts w:ascii="Arial" w:hAnsi="Arial" w:cs="Arial"/>
-                <w:sz w:val="20"/>
-                <w:szCs w:val="20"/>
-              </w:rPr>
-              <w:t xml:space="preserve">Iš Lietuvoje įsteigtų subjektų įrodančių dokumentų nereikalaujama. </w:t>
-            </w:r>
           </w:p>
           <w:p>
             <w:pPr>
@@ -6527,6 +5685,14 @@
                 <w:szCs w:val="20"/>
               </w:rPr>
             </w:pPr>
+            <w:r>
+              <w:rPr>
+                <w:rFonts w:ascii="Arial" w:hAnsi="Arial" w:cs="Arial"/>
+                <w:sz w:val="20"/>
+                <w:szCs w:val="20"/>
+              </w:rPr>
+              <w:t xml:space="preserve">Iš ne Lietuvoje įsteigtų subjektų bus reikalaujama tokios rūšies pažymų ir tokių dokumentinių įrodymų formų, apie kuriuos pateikta informacija Europos Komisijos informacinėje dokumentų saugykloje </w:t>
+            </w:r>
           </w:p>
           <w:p>
             <w:pPr>
@@ -6544,25 +5710,7 @@
                 <w:sz w:val="20"/>
                 <w:szCs w:val="20"/>
               </w:rPr>
-              <w:t xml:space="preserve">Iš ne Lietuvoje įsteigtų subjektų bus reikalaujama tokios rūšies pažymų ir tokių dokumentinių įrodymų formų, apie kuriuos pateikta informacija Europos Komisijos informacinėje dokumentų saugykloje </w:t>
-            </w:r>
-          </w:p>
-          <w:p>
-            <w:pPr>
-              <w:ind w:left="34"/>
-              <w:jc w:val="both"/>
-              <w:rPr>
-                <w:rFonts w:ascii="Arial" w:hAnsi="Arial" w:cs="Arial"/>
-                <w:sz w:val="20"/>
-                <w:szCs w:val="20"/>
-              </w:rPr>
-            </w:pPr>
-            <w:r>
-              <w:rPr>
-                <w:rFonts w:ascii="Arial" w:hAnsi="Arial" w:cs="Arial"/>
-                <w:sz w:val="20"/>
-                <w:szCs w:val="20"/>
-              </w:rPr>
+              <w:lastRenderedPageBreak/>
               <w:t>„e-Certis“ adresu:  https://ec.europa.eu/tools/ecertis/.</w:t>
             </w:r>
           </w:p>
@@ -6875,7 +6023,6 @@
                 <w:szCs w:val="20"/>
                 <w:lang w:eastAsia="en-US"/>
               </w:rPr>
-              <w:lastRenderedPageBreak/>
               <w:t>Laikoma, kad tiekėjas arba jo atsakingas asmuo nuteistas už aukščiau nurodytą nusikalstamą veiką, kai dėl:</w:t>
             </w:r>
           </w:p>
@@ -7119,7 +6266,17 @@
                 <w:szCs w:val="20"/>
                 <w:lang w:eastAsia="en-US"/>
               </w:rPr>
-              <w:t xml:space="preserve"> padalinys, vadovo ar asmens (asmenų), turinčio (turinčių) teisę surašyti ir pasirašyti tiekėjo finansinės apskaitos dokumentus, per pastaruosius 5 metus buvo priimtas ir įsiteisėjęs apkaltinamasis teismo nuosprendis ir šis asmuo turi neišnykusį ar nepanaikintą teistumą;</w:t>
+              <w:t xml:space="preserve"> padalinys, </w:t>
+            </w:r>
+            <w:r>
+              <w:rPr>
+                <w:rFonts w:ascii="Arial" w:hAnsi="Arial" w:cs="Arial"/>
+                <w:sz w:val="20"/>
+                <w:szCs w:val="20"/>
+                <w:lang w:eastAsia="en-US"/>
+              </w:rPr>
+              <w:lastRenderedPageBreak/>
+              <w:t>vadovo ar asmens (asmenų), turinčio (turinčių) teisę surašyti ir pasirašyti tiekėjo finansinės apskaitos dokumentus, per pastaruosius 5 metus buvo priimtas ir įsiteisėjęs apkaltinamasis teismo nuosprendis ir šis asmuo turi neišnykusį ar nepanaikintą teistumą;</w:t>
             </w:r>
           </w:p>
           <w:p>
@@ -7208,20 +6365,10 @@
               <w:jc w:val="both"/>
               <w:rPr>
                 <w:rFonts w:ascii="Arial" w:hAnsi="Arial" w:cs="Arial"/>
-                <w:color w:val="000000"/>
-                <w:sz w:val="20"/>
-                <w:szCs w:val="20"/>
-              </w:rPr>
-            </w:pPr>
-            <w:r>
-              <w:rPr>
-                <w:rFonts w:ascii="Arial" w:hAnsi="Arial" w:cs="Arial"/>
-                <w:color w:val="000000"/>
-                <w:sz w:val="20"/>
-                <w:szCs w:val="20"/>
-              </w:rPr>
-              <w:t>Su Pirminiu pasiūlymu pateikiamas tik EBVPD.</w:t>
-            </w:r>
+                <w:sz w:val="20"/>
+                <w:szCs w:val="20"/>
+              </w:rPr>
+            </w:pPr>
           </w:p>
           <w:p>
             <w:pPr>
@@ -7244,6 +6391,14 @@
                 <w:szCs w:val="20"/>
               </w:rPr>
             </w:pPr>
+            <w:r>
+              <w:rPr>
+                <w:rFonts w:ascii="Arial" w:hAnsi="Arial" w:cs="Arial"/>
+                <w:sz w:val="20"/>
+                <w:szCs w:val="20"/>
+              </w:rPr>
+              <w:t>Iš Lietuvoje įsteigtų subjektų reikalaujama:</w:t>
+            </w:r>
           </w:p>
           <w:p>
             <w:pPr>
@@ -7261,7 +6416,16 @@
                 <w:sz w:val="20"/>
                 <w:szCs w:val="20"/>
               </w:rPr>
-              <w:t>Iš Lietuvoje įsteigtų subjektų reikalaujama:</w:t>
+              <w:t>•</w:t>
+            </w:r>
+            <w:r>
+              <w:rPr>
+                <w:rFonts w:ascii="Arial" w:hAnsi="Arial" w:cs="Arial"/>
+                <w:sz w:val="20"/>
+                <w:szCs w:val="20"/>
+              </w:rPr>
+              <w:tab/>
+              <w:t>išrašo iš teismo sprendimo arba</w:t>
             </w:r>
           </w:p>
           <w:p>
@@ -7289,7 +6453,7 @@
                 <w:szCs w:val="20"/>
               </w:rPr>
               <w:tab/>
-              <w:t>išrašo iš teismo sprendimo arba</w:t>
+              <w:t>Informatikos ir ryšių departamento prie Vidaus reikalų ministerijos pažymos, arba</w:t>
             </w:r>
           </w:p>
           <w:p>
@@ -7317,7 +6481,7 @@
                 <w:szCs w:val="20"/>
               </w:rPr>
               <w:tab/>
-              <w:t>Informatikos ir ryšių departamento prie Vidaus reikalų ministerijos pažymos, arba</w:t>
+              <w:t>valstybės įmonės Registrų centro Lietuvos Respublikos Vyriausybės nustatyta tvarka išduoto dokumento, patvirtinančio jungtinius kompetentingų institucijų tvarkomus duomenis.</w:t>
             </w:r>
           </w:p>
           <w:p>
@@ -7330,23 +6494,6 @@
                 <w:szCs w:val="20"/>
               </w:rPr>
             </w:pPr>
-            <w:r>
-              <w:rPr>
-                <w:rFonts w:ascii="Arial" w:hAnsi="Arial" w:cs="Arial"/>
-                <w:sz w:val="20"/>
-                <w:szCs w:val="20"/>
-              </w:rPr>
-              <w:t>•</w:t>
-            </w:r>
-            <w:r>
-              <w:rPr>
-                <w:rFonts w:ascii="Arial" w:hAnsi="Arial" w:cs="Arial"/>
-                <w:sz w:val="20"/>
-                <w:szCs w:val="20"/>
-              </w:rPr>
-              <w:tab/>
-              <w:t>valstybės įmonės Registrų centro Lietuvos Respublikos Vyriausybės nustatyta tvarka išduoto dokumento, patvirtinančio jungtinius kompetentingų institucijų tvarkomus duomenis.</w:t>
-            </w:r>
           </w:p>
           <w:p>
             <w:pPr>
@@ -7358,6 +6505,14 @@
                 <w:szCs w:val="20"/>
               </w:rPr>
             </w:pPr>
+            <w:r>
+              <w:rPr>
+                <w:rFonts w:ascii="Arial" w:hAnsi="Arial" w:cs="Arial"/>
+                <w:sz w:val="20"/>
+                <w:szCs w:val="20"/>
+              </w:rPr>
+              <w:t>Iš ne Lietuvoje įsteigtų subjektų reikalaujama:</w:t>
+            </w:r>
           </w:p>
           <w:p>
             <w:pPr>
@@ -7375,7 +6530,16 @@
                 <w:sz w:val="20"/>
                 <w:szCs w:val="20"/>
               </w:rPr>
-              <w:t>Iš ne Lietuvoje įsteigtų subjektų reikalaujama:</w:t>
+              <w:t>•</w:t>
+            </w:r>
+            <w:r>
+              <w:rPr>
+                <w:rFonts w:ascii="Arial" w:hAnsi="Arial" w:cs="Arial"/>
+                <w:sz w:val="20"/>
+                <w:szCs w:val="20"/>
+              </w:rPr>
+              <w:tab/>
+              <w:t>atitinkamos užsienio šalies institucijos dokumento .</w:t>
             </w:r>
           </w:p>
           <w:p>
@@ -7388,23 +6552,6 @@
                 <w:szCs w:val="20"/>
               </w:rPr>
             </w:pPr>
-            <w:r>
-              <w:rPr>
-                <w:rFonts w:ascii="Arial" w:hAnsi="Arial" w:cs="Arial"/>
-                <w:sz w:val="20"/>
-                <w:szCs w:val="20"/>
-              </w:rPr>
-              <w:t>•</w:t>
-            </w:r>
-            <w:r>
-              <w:rPr>
-                <w:rFonts w:ascii="Arial" w:hAnsi="Arial" w:cs="Arial"/>
-                <w:sz w:val="20"/>
-                <w:szCs w:val="20"/>
-              </w:rPr>
-              <w:tab/>
-              <w:t>atitinkamos užsienio šalies institucijos dokumento .</w:t>
-            </w:r>
           </w:p>
           <w:p>
             <w:pPr>
@@ -7416,6 +6563,14 @@
                 <w:szCs w:val="20"/>
               </w:rPr>
             </w:pPr>
+            <w:r>
+              <w:rPr>
+                <w:rFonts w:ascii="Arial" w:hAnsi="Arial" w:cs="Arial"/>
+                <w:sz w:val="20"/>
+                <w:szCs w:val="20"/>
+              </w:rPr>
+              <w:t xml:space="preserve">Nurodyti dokumentai turi būti išduoti ne anksčiau kaip 180 dienų iki tos dienos, kai tiekėjas perkančiojo subjekto prašymu turės pateikti pašalinimo pagrindų nebuvimą patvirtinančius dokumentus. Pavyzdys: Jeigu perkantysis subjektas 2022-10-10 kreipėsi į tiekėją prašydama iki 2022-10-14 pateikti įrodančius dokumentus, jie turi būti išduoti ne anksčiau kaip 180 dienų, jas skaičiuojant atgal nuo 2022-10-14. </w:t>
+            </w:r>
           </w:p>
           <w:p>
             <w:pPr>
@@ -7427,14 +6582,6 @@
                 <w:szCs w:val="20"/>
               </w:rPr>
             </w:pPr>
-            <w:r>
-              <w:rPr>
-                <w:rFonts w:ascii="Arial" w:hAnsi="Arial" w:cs="Arial"/>
-                <w:sz w:val="20"/>
-                <w:szCs w:val="20"/>
-              </w:rPr>
-              <w:t xml:space="preserve">Nurodyti dokumentai turi būti išduoti ne anksčiau kaip 180 dienų iki tos dienos, kai tiekėjas perkančiojo subjekto prašymu turės pateikti pašalinimo pagrindų nebuvimą patvirtinančius dokumentus. Pavyzdys: Jeigu perkantysis subjektas 2022-10-10 kreipėsi į tiekėją prašydama iki 2022-10-14 pateikti įrodančius dokumentus, jie turi būti išduoti ne anksčiau kaip 180 dienų, jas skaičiuojant atgal nuo 2022-10-14. </w:t>
-            </w:r>
           </w:p>
           <w:p>
             <w:pPr>
@@ -7446,33 +6593,13 @@
                 <w:szCs w:val="20"/>
               </w:rPr>
             </w:pPr>
-          </w:p>
-          <w:p>
-            <w:pPr>
-              <w:ind w:left="34"/>
-              <w:jc w:val="both"/>
-              <w:rPr>
-                <w:rFonts w:ascii="Arial" w:hAnsi="Arial" w:cs="Arial"/>
-                <w:sz w:val="20"/>
-                <w:szCs w:val="20"/>
-              </w:rPr>
-            </w:pPr>
-            <w:r>
-              <w:rPr>
-                <w:rFonts w:ascii="Arial" w:hAnsi="Arial" w:cs="Arial"/>
-                <w:sz w:val="20"/>
-                <w:szCs w:val="20"/>
-              </w:rPr>
-              <w:t xml:space="preserve">Jei dokumentas išduotas anksčiau, tačiau jame nurodytas galiojimo terminas ilgesnis nei pašalinimo pagrindų nebuvimą patvirtinančių </w:t>
-            </w:r>
-            <w:r>
-              <w:rPr>
-                <w:rFonts w:ascii="Arial" w:hAnsi="Arial" w:cs="Arial"/>
-                <w:sz w:val="20"/>
-                <w:szCs w:val="20"/>
-              </w:rPr>
-              <w:lastRenderedPageBreak/>
-              <w:t>dokumentų pagal EBVPD galutinis pateikimo terminas, toks dokumentas jo galiojimo laikotarpiu yra priimtinas.</w:t>
+            <w:r>
+              <w:rPr>
+                <w:rFonts w:ascii="Arial" w:hAnsi="Arial" w:cs="Arial"/>
+                <w:sz w:val="20"/>
+                <w:szCs w:val="20"/>
+              </w:rPr>
+              <w:t>Jei dokumentas išduotas anksčiau, tačiau jame nurodytas galiojimo terminas ilgesnis nei pašalinimo pagrindų nebuvimą patvirtinančių dokumentų pagal EBVPD galutinis pateikimo terminas, toks dokumentas jo galiojimo laikotarpiu yra priimtinas.</w:t>
             </w:r>
           </w:p>
           <w:p>
@@ -7677,20 +6804,10 @@
               <w:jc w:val="both"/>
               <w:rPr>
                 <w:rFonts w:ascii="Arial" w:hAnsi="Arial" w:cs="Arial"/>
-                <w:color w:val="000000"/>
-                <w:sz w:val="20"/>
-                <w:szCs w:val="20"/>
-              </w:rPr>
-            </w:pPr>
-            <w:r>
-              <w:rPr>
-                <w:rFonts w:ascii="Arial" w:hAnsi="Arial" w:cs="Arial"/>
-                <w:color w:val="000000"/>
-                <w:sz w:val="20"/>
-                <w:szCs w:val="20"/>
-              </w:rPr>
-              <w:t>Su Pirminiu pasiūlymu pateikiamas tik EBVPD.</w:t>
-            </w:r>
+                <w:sz w:val="20"/>
+                <w:szCs w:val="20"/>
+              </w:rPr>
+            </w:pPr>
           </w:p>
           <w:p>
             <w:pPr>
@@ -7702,6 +6819,14 @@
                 <w:szCs w:val="20"/>
               </w:rPr>
             </w:pPr>
+            <w:r>
+              <w:rPr>
+                <w:rFonts w:ascii="Arial" w:hAnsi="Arial" w:cs="Arial"/>
+                <w:sz w:val="20"/>
+                <w:szCs w:val="20"/>
+              </w:rPr>
+              <w:t>Iš Lietuvoje įsteigtų subjektų įrodančių dokumentų nereikalaujama, užtenka pateikto EBVPD. Perkantysis subjektas savarankiškai patikrina duomenis nacionalinėje duomenų bazėje, adresu:</w:t>
+            </w:r>
           </w:p>
           <w:p>
             <w:pPr>
@@ -7719,7 +6844,7 @@
                 <w:sz w:val="20"/>
                 <w:szCs w:val="20"/>
               </w:rPr>
-              <w:t>Iš Lietuvoje įsteigtų subjektų įrodančių dokumentų nereikalaujama, užtenka pateikto EBVPD. Perkantysis subjektas savarankiškai patikrina duomenis nacionalinėje duomenų bazėje, adresu:</w:t>
+              <w:t xml:space="preserve">https://www.registrucentras.lt/jar/p/. </w:t>
             </w:r>
           </w:p>
           <w:p>
@@ -7732,14 +6857,6 @@
                 <w:szCs w:val="20"/>
               </w:rPr>
             </w:pPr>
-            <w:r>
-              <w:rPr>
-                <w:rFonts w:ascii="Arial" w:hAnsi="Arial" w:cs="Arial"/>
-                <w:sz w:val="20"/>
-                <w:szCs w:val="20"/>
-              </w:rPr>
-              <w:t xml:space="preserve">https://www.registrucentras.lt/jar/p/. </w:t>
-            </w:r>
           </w:p>
           <w:p>
             <w:pPr>
@@ -7751,33 +6868,13 @@
                 <w:szCs w:val="20"/>
               </w:rPr>
             </w:pPr>
-          </w:p>
-          <w:p>
-            <w:pPr>
-              <w:ind w:left="34"/>
-              <w:jc w:val="both"/>
-              <w:rPr>
-                <w:rFonts w:ascii="Arial" w:hAnsi="Arial" w:cs="Arial"/>
-                <w:sz w:val="20"/>
-                <w:szCs w:val="20"/>
-              </w:rPr>
-            </w:pPr>
-            <w:r>
-              <w:rPr>
-                <w:rFonts w:ascii="Arial" w:hAnsi="Arial" w:cs="Arial"/>
-                <w:sz w:val="20"/>
-                <w:szCs w:val="20"/>
-              </w:rPr>
-              <w:t xml:space="preserve">Prireikus, Perkantysis subjektas turi teisę prašyti pateikti valstybės įmonės Registrų centro Lietuvos Respublikos Vyriausybės nustatyta tvarka išduoto dokumento, patvirtinančio jungtinius kompetentingų institucijų tvarkomus duomenis. Tokiu atveju dokumentas turi būti  išduotas ne anksčiau kaip 120 dienų iki tos dienos, kai tiekėjas perkančiojo subjekto prašymu turės pateikti pašalinimo pagrindų nebuvimą patvirtinančius dokumentus. Pavyzdys: Jeigu perkantysis </w:t>
-            </w:r>
-            <w:r>
-              <w:rPr>
-                <w:rFonts w:ascii="Arial" w:hAnsi="Arial" w:cs="Arial"/>
-                <w:sz w:val="20"/>
-                <w:szCs w:val="20"/>
-              </w:rPr>
-              <w:lastRenderedPageBreak/>
-              <w:t>subjektas 2022-10-10 kreipėsi į tiekėją prašydama iki 2022-10-14 pateikti įrodančius dokumentus, jie turi būti išduoti ne anksčiau kaip 120 dienų, jas skaičiuojant atgal nuo 2022-10-14.</w:t>
+            <w:r>
+              <w:rPr>
+                <w:rFonts w:ascii="Arial" w:hAnsi="Arial" w:cs="Arial"/>
+                <w:sz w:val="20"/>
+                <w:szCs w:val="20"/>
+              </w:rPr>
+              <w:t>Prireikus, Perkantysis subjektas turi teisę prašyti pateikti valstybės įmonės Registrų centro Lietuvos Respublikos Vyriausybės nustatyta tvarka išduoto dokumento, patvirtinančio jungtinius kompetentingų institucijų tvarkomus duomenis. Tokiu atveju dokumentas turi būti  išduotas ne anksčiau kaip 120 dienų iki tos dienos, kai tiekėjas perkančiojo subjekto prašymu turės pateikti pašalinimo pagrindų nebuvimą patvirtinančius dokumentus. Pavyzdys: Jeigu perkantysis subjektas 2022-10-10 kreipėsi į tiekėją prašydama iki 2022-10-14 pateikti įrodančius dokumentus, jie turi būti išduoti ne anksčiau kaip 120 dienų, jas skaičiuojant atgal nuo 2022-10-14.</w:t>
             </w:r>
           </w:p>
           <w:p>
@@ -7882,6 +6979,172 @@
                 <w:szCs w:val="20"/>
               </w:rPr>
               <w:t>Pažymų, patvirtinančių šio pašalinimo pagrindų nebuvimą, pateikti nereikalaujama. Jų perkantysis subjektas reikalaus tik turėdamas pagrįstų abejonių dėl tiekėjo patikimumo.</w:t>
+            </w:r>
+          </w:p>
+        </w:tc>
+      </w:tr>
+      <w:tr>
+        <w:tc>
+          <w:tcPr>
+            <w:tcW w:w="505" w:type="pct"/>
+          </w:tcPr>
+          <w:p>
+            <w:pPr>
+              <w:numPr>
+                <w:ilvl w:val="0"/>
+                <w:numId w:val="5"/>
+              </w:numPr>
+              <w:tabs>
+                <w:tab w:val="left" w:pos="567"/>
+              </w:tabs>
+              <w:spacing w:before="60" w:after="60"/>
+              <w:contextualSpacing/>
+              <w:jc w:val="both"/>
+              <w:rPr>
+                <w:rFonts w:ascii="Arial" w:hAnsi="Arial" w:cs="Arial"/>
+                <w:bCs/>
+                <w:iCs/>
+                <w:sz w:val="20"/>
+                <w:szCs w:val="20"/>
+              </w:rPr>
+            </w:pPr>
+          </w:p>
+        </w:tc>
+        <w:tc>
+          <w:tcPr>
+            <w:tcW w:w="2247" w:type="pct"/>
+          </w:tcPr>
+          <w:p>
+            <w:pPr>
+              <w:jc w:val="both"/>
+              <w:rPr>
+                <w:rFonts w:ascii="Arial" w:hAnsi="Arial" w:cs="Arial"/>
+                <w:color w:val="000000"/>
+                <w:sz w:val="20"/>
+                <w:szCs w:val="20"/>
+              </w:rPr>
+            </w:pPr>
+            <w:r>
+              <w:rPr>
+                <w:rFonts w:ascii="Arial" w:hAnsi="Arial" w:cs="Arial"/>
+                <w:color w:val="000000"/>
+                <w:sz w:val="20"/>
+                <w:szCs w:val="20"/>
+              </w:rPr>
+              <w:t>T</w:t>
+            </w:r>
+            <w:r>
+              <w:rPr>
+                <w:rFonts w:ascii="Arial" w:hAnsi="Arial" w:cs="Arial"/>
+                <w:color w:val="000000"/>
+                <w:sz w:val="20"/>
+                <w:szCs w:val="20"/>
+              </w:rPr>
+              <w:t>iekėjas yra įsteigtas arba dalyvauja pirkime vietoj kito asmens, siekiant išvengti VPĮ 46 straipsnio 4 ir 6 dalyse nurodytų pašalinimo pagrindų taikymo.</w:t>
+            </w:r>
+          </w:p>
+        </w:tc>
+        <w:tc>
+          <w:tcPr>
+            <w:tcW w:w="2247" w:type="pct"/>
+          </w:tcPr>
+          <w:p>
+            <w:pPr>
+              <w:ind w:left="34"/>
+              <w:jc w:val="both"/>
+              <w:rPr>
+                <w:rFonts w:ascii="Arial" w:hAnsi="Arial" w:cs="Arial"/>
+                <w:sz w:val="20"/>
+                <w:szCs w:val="20"/>
+              </w:rPr>
+            </w:pPr>
+            <w:r>
+              <w:rPr>
+                <w:rFonts w:ascii="Arial" w:hAnsi="Arial" w:cs="Arial"/>
+                <w:sz w:val="20"/>
+                <w:szCs w:val="20"/>
+              </w:rPr>
+              <w:t>PATEIKIAMA:</w:t>
+            </w:r>
+          </w:p>
+          <w:p>
+            <w:pPr>
+              <w:ind w:left="34"/>
+              <w:jc w:val="both"/>
+              <w:rPr>
+                <w:rFonts w:ascii="Arial" w:hAnsi="Arial" w:cs="Arial"/>
+                <w:sz w:val="20"/>
+                <w:szCs w:val="20"/>
+              </w:rPr>
+            </w:pPr>
+          </w:p>
+          <w:p>
+            <w:pPr>
+              <w:ind w:left="34"/>
+              <w:jc w:val="both"/>
+              <w:rPr>
+                <w:rFonts w:ascii="Arial" w:hAnsi="Arial" w:cs="Arial"/>
+                <w:sz w:val="20"/>
+                <w:szCs w:val="20"/>
+              </w:rPr>
+            </w:pPr>
+            <w:r>
+              <w:rPr>
+                <w:rFonts w:ascii="Arial" w:hAnsi="Arial" w:cs="Arial"/>
+                <w:sz w:val="20"/>
+                <w:szCs w:val="20"/>
+              </w:rPr>
+              <w:t>Iš Lietuvoje įsteigtų subjektų įrodančių dokumentų nereikalaujama, užtenka pateikto EBVPD.</w:t>
+            </w:r>
+          </w:p>
+          <w:p>
+            <w:pPr>
+              <w:ind w:left="34"/>
+              <w:jc w:val="both"/>
+              <w:rPr>
+                <w:rFonts w:ascii="Arial" w:hAnsi="Arial" w:cs="Arial"/>
+                <w:sz w:val="20"/>
+                <w:szCs w:val="20"/>
+              </w:rPr>
+            </w:pPr>
+          </w:p>
+          <w:p>
+            <w:pPr>
+              <w:ind w:left="34"/>
+              <w:jc w:val="both"/>
+              <w:rPr>
+                <w:rFonts w:ascii="Arial" w:hAnsi="Arial" w:cs="Arial"/>
+                <w:sz w:val="20"/>
+                <w:szCs w:val="20"/>
+              </w:rPr>
+            </w:pPr>
+            <w:r>
+              <w:rPr>
+                <w:rFonts w:ascii="Arial" w:hAnsi="Arial" w:cs="Arial"/>
+                <w:sz w:val="20"/>
+                <w:szCs w:val="20"/>
+              </w:rPr>
+              <w:lastRenderedPageBreak/>
+              <w:t xml:space="preserve">Iš ne Lietuvoje įsteigtų subjektų bus reikalaujama tokios rūšies pažymų ir tokių dokumentinių įrodymų formų, apie kuriuos pateikta informacija Europos Komisijos informacinėje dokumentų saugykloje </w:t>
+            </w:r>
+          </w:p>
+          <w:p>
+            <w:pPr>
+              <w:ind w:left="34"/>
+              <w:jc w:val="both"/>
+              <w:rPr>
+                <w:rFonts w:ascii="Arial" w:hAnsi="Arial" w:cs="Arial"/>
+                <w:sz w:val="20"/>
+                <w:szCs w:val="20"/>
+              </w:rPr>
+            </w:pPr>
+            <w:r>
+              <w:rPr>
+                <w:rFonts w:ascii="Arial" w:hAnsi="Arial" w:cs="Arial"/>
+                <w:sz w:val="20"/>
+                <w:szCs w:val="20"/>
+              </w:rPr>
+              <w:t>„e-Certis“ adresu:  https://ec.europa.eu/tools/ecertis/.</w:t>
             </w:r>
           </w:p>
         </w:tc>
@@ -8199,6 +7462,15 @@
                 <w:szCs w:val="20"/>
               </w:rPr>
             </w:pPr>
+            <w:r>
+              <w:rPr>
+                <w:rFonts w:ascii="Arial" w:hAnsi="Arial" w:cs="Arial"/>
+                <w:color w:val="000000"/>
+                <w:sz w:val="20"/>
+                <w:szCs w:val="20"/>
+              </w:rPr>
+              <w:t>PATEIKIAMA:</w:t>
+            </w:r>
           </w:p>
           <w:p>
             <w:pPr>
@@ -8211,33 +7483,6 @@
                 <w:szCs w:val="20"/>
               </w:rPr>
             </w:pPr>
-            <w:r>
-              <w:rPr>
-                <w:rFonts w:ascii="Arial" w:hAnsi="Arial" w:cs="Arial"/>
-                <w:color w:val="FF0000"/>
-                <w:sz w:val="20"/>
-                <w:szCs w:val="20"/>
-              </w:rPr>
-              <w:t xml:space="preserve">Pastaba: Su </w:t>
-            </w:r>
-            <w:r>
-              <w:rPr>
-                <w:rFonts w:ascii="Arial" w:hAnsi="Arial" w:cs="Arial"/>
-                <w:color w:val="FF0000"/>
-                <w:sz w:val="20"/>
-                <w:szCs w:val="20"/>
-              </w:rPr>
-              <w:t xml:space="preserve">Pirminiu pasiūlymu </w:t>
-            </w:r>
-            <w:r>
-              <w:rPr>
-                <w:rFonts w:ascii="Arial" w:hAnsi="Arial" w:cs="Arial"/>
-                <w:color w:val="FF0000"/>
-                <w:sz w:val="20"/>
-                <w:szCs w:val="20"/>
-              </w:rPr>
-              <w:t>pateikiamas tik EBVPD.</w:t>
-            </w:r>
           </w:p>
         </w:tc>
       </w:tr>
@@ -8359,61 +7604,10 @@
               <w:jc w:val="both"/>
               <w:rPr>
                 <w:rFonts w:ascii="Arial" w:hAnsi="Arial" w:cs="Arial"/>
-                <w:color w:val="000000"/>
-                <w:sz w:val="20"/>
-                <w:szCs w:val="20"/>
-                <w:shd w:val="clear" w:color="auto" w:fill="FFFFFF"/>
-              </w:rPr>
-            </w:pPr>
-          </w:p>
-          <w:p>
-            <w:pPr>
-              <w:jc w:val="both"/>
-              <w:rPr>
-                <w:rFonts w:ascii="Arial" w:hAnsi="Arial" w:cs="Arial"/>
-                <w:color w:val="FF0000"/>
-                <w:sz w:val="20"/>
-                <w:szCs w:val="20"/>
-                <w:shd w:val="clear" w:color="auto" w:fill="FFFFFF"/>
-              </w:rPr>
-            </w:pPr>
-          </w:p>
-          <w:p>
-            <w:pPr>
-              <w:jc w:val="both"/>
-              <w:rPr>
-                <w:rFonts w:ascii="Arial" w:hAnsi="Arial" w:cs="Arial"/>
-                <w:sz w:val="20"/>
-                <w:szCs w:val="20"/>
-              </w:rPr>
-            </w:pPr>
-            <w:r>
-              <w:rPr>
-                <w:rFonts w:ascii="Arial" w:hAnsi="Arial" w:cs="Arial"/>
-                <w:color w:val="FF0000"/>
-                <w:sz w:val="20"/>
-                <w:szCs w:val="20"/>
-              </w:rPr>
-              <w:t xml:space="preserve">Pastaba: Su </w:t>
-            </w:r>
-            <w:r>
-              <w:rPr>
-                <w:rFonts w:ascii="Arial" w:hAnsi="Arial" w:cs="Arial"/>
-                <w:color w:val="FF0000"/>
-                <w:sz w:val="20"/>
-                <w:szCs w:val="20"/>
-              </w:rPr>
-              <w:t xml:space="preserve">Pirminiu pasiūlymu </w:t>
-            </w:r>
-            <w:r>
-              <w:rPr>
-                <w:rFonts w:ascii="Arial" w:hAnsi="Arial" w:cs="Arial"/>
-                <w:color w:val="FF0000"/>
-                <w:sz w:val="20"/>
-                <w:szCs w:val="20"/>
-              </w:rPr>
-              <w:t>pateikiamas tik EBVPD.</w:t>
-            </w:r>
+                <w:sz w:val="20"/>
+                <w:szCs w:val="20"/>
+              </w:rPr>
+            </w:pPr>
           </w:p>
         </w:tc>
       </w:tr>
@@ -8524,18 +7718,6 @@
           </w:p>
           <w:p>
             <w:pPr>
-              <w:spacing w:before="60" w:after="60"/>
-              <w:jc w:val="both"/>
-              <w:rPr>
-                <w:rFonts w:ascii="Arial" w:hAnsi="Arial" w:cs="Arial"/>
-                <w:color w:val="FF0000"/>
-                <w:sz w:val="20"/>
-                <w:szCs w:val="20"/>
-              </w:rPr>
-            </w:pPr>
-          </w:p>
-          <w:p>
-            <w:pPr>
               <w:tabs>
                 <w:tab w:val="left" w:pos="567"/>
               </w:tabs>
@@ -8549,36 +7731,6 @@
                 <w:szCs w:val="20"/>
               </w:rPr>
             </w:pPr>
-            <w:r>
-              <w:rPr>
-                <w:rFonts w:ascii="Arial" w:hAnsi="Arial" w:cs="Arial"/>
-                <w:i/>
-                <w:color w:val="FF0000"/>
-                <w:sz w:val="20"/>
-                <w:szCs w:val="20"/>
-              </w:rPr>
-              <w:t xml:space="preserve">Pastaba: Su </w:t>
-            </w:r>
-            <w:r>
-              <w:rPr>
-                <w:rFonts w:ascii="Arial" w:hAnsi="Arial" w:cs="Arial"/>
-                <w:i/>
-                <w:color w:val="FF0000"/>
-                <w:sz w:val="20"/>
-                <w:szCs w:val="20"/>
-              </w:rPr>
-              <w:t xml:space="preserve">Pirminiu pasiūlymu </w:t>
-            </w:r>
-            <w:r>
-              <w:rPr>
-                <w:rFonts w:ascii="Arial" w:hAnsi="Arial" w:cs="Arial"/>
-                <w:i/>
-                <w:color w:val="FF0000"/>
-                <w:sz w:val="20"/>
-                <w:szCs w:val="20"/>
-              </w:rPr>
-              <w:t>pateikiamas tik EBVPD.</w:t>
-            </w:r>
           </w:p>
         </w:tc>
       </w:tr>
@@ -8601,7 +7753,7 @@
                 <w:szCs w:val="20"/>
               </w:rPr>
             </w:pPr>
-            <w:commentRangeStart w:id="14"/>
+            <w:commentRangeStart w:id="12"/>
             <w:r>
               <w:rPr>
                 <w:rFonts w:ascii="Arial" w:eastAsia="Calibri" w:hAnsi="Arial" w:cs="Arial"/>
@@ -8614,7 +7766,7 @@
               </w:rPr>
               <w:t>Informacija dėl kvalifikacinių reikalavimų taikymo ne visa apimtimi</w:t>
             </w:r>
-            <w:commentRangeEnd w:id="14"/>
+            <w:commentRangeEnd w:id="12"/>
             <w:r>
               <w:rPr>
                 <w:rStyle w:val="CommentReference"/>
@@ -8622,7 +7774,7 @@
                 <w:sz w:val="20"/>
                 <w:szCs w:val="20"/>
               </w:rPr>
-              <w:commentReference w:id="14"/>
+              <w:commentReference w:id="12"/>
             </w:r>
           </w:p>
         </w:tc>
@@ -8684,7 +7836,7 @@
               </w:rPr>
               <w:t xml:space="preserve"> </w:t>
             </w:r>
-            <w:commentRangeStart w:id="15"/>
+            <w:commentRangeStart w:id="13"/>
             <w:r>
               <w:rPr>
                 <w:rFonts w:ascii="Arial" w:eastAsia="Calibri" w:hAnsi="Arial" w:cs="Arial"/>
@@ -8704,7 +7856,7 @@
               </w:rPr>
               <w:t xml:space="preserve">. </w:t>
             </w:r>
-            <w:commentRangeEnd w:id="15"/>
+            <w:commentRangeEnd w:id="13"/>
             <w:r>
               <w:rPr>
                 <w:rStyle w:val="CommentReference"/>
@@ -8712,7 +7864,7 @@
                 <w:sz w:val="20"/>
                 <w:szCs w:val="20"/>
               </w:rPr>
-              <w:commentReference w:id="15"/>
+              <w:commentReference w:id="13"/>
             </w:r>
           </w:p>
         </w:tc>
@@ -8735,8 +7887,8 @@
           <w:szCs w:val="20"/>
         </w:rPr>
       </w:pPr>
-      <w:bookmarkStart w:id="16" w:name="_Hlk74660634"/>
-      <w:bookmarkStart w:id="17" w:name="_Hlk33614459"/>
+      <w:bookmarkStart w:id="14" w:name="_Hlk74660634"/>
+      <w:bookmarkStart w:id="15" w:name="_Hlk33614459"/>
       <w:bookmarkEnd w:id="11"/>
     </w:p>
     <w:p>
@@ -8760,7 +7912,7 @@
           <w:szCs w:val="20"/>
         </w:rPr>
       </w:pPr>
-      <w:commentRangeStart w:id="18"/>
+      <w:commentRangeStart w:id="16"/>
       <w:r>
         <w:rPr>
           <w:rFonts w:ascii="Arial" w:hAnsi="Arial" w:cs="Arial"/>
@@ -8791,7 +7943,15 @@
           <w:sz w:val="20"/>
           <w:szCs w:val="20"/>
         </w:rPr>
-        <w:t>11</w:t>
+        <w:t>1</w:t>
+      </w:r>
+      <w:r>
+        <w:rPr>
+          <w:rFonts w:ascii="Arial" w:hAnsi="Arial" w:cs="Arial"/>
+          <w:sz w:val="20"/>
+          <w:szCs w:val="20"/>
+        </w:rPr>
+        <w:t>2</w:t>
       </w:r>
       <w:r>
         <w:rPr>
@@ -8801,7 +7961,7 @@
         </w:rPr>
         <w:t xml:space="preserve"> punktuose nurodytų pašalinimo pagrindų</w:t>
       </w:r>
-      <w:commentRangeEnd w:id="18"/>
+      <w:commentRangeEnd w:id="16"/>
       <w:r>
         <w:rPr>
           <w:rStyle w:val="CommentReference"/>
@@ -8809,7 +7969,7 @@
           <w:sz w:val="20"/>
           <w:szCs w:val="20"/>
         </w:rPr>
-        <w:commentReference w:id="18"/>
+        <w:commentReference w:id="16"/>
       </w:r>
       <w:r>
         <w:rPr>
@@ -8825,7 +7985,15 @@
           <w:sz w:val="20"/>
           <w:szCs w:val="20"/>
         </w:rPr>
-        <w:t>11</w:t>
+        <w:t>1</w:t>
+      </w:r>
+      <w:r>
+        <w:rPr>
+          <w:rFonts w:ascii="Arial" w:hAnsi="Arial" w:cs="Arial"/>
+          <w:sz w:val="20"/>
+          <w:szCs w:val="20"/>
+        </w:rPr>
+        <w:t>2</w:t>
       </w:r>
       <w:r>
         <w:rPr>
@@ -8951,7 +8119,6 @@
           <w:sz w:val="20"/>
           <w:szCs w:val="20"/>
         </w:rPr>
-        <w:lastRenderedPageBreak/>
         <w:t xml:space="preserve">jeigu </w:t>
       </w:r>
       <w:r>
@@ -9276,7 +8443,16 @@
           <w:sz w:val="20"/>
           <w:szCs w:val="20"/>
         </w:rPr>
-        <w:t xml:space="preserve">profesiniu civilinės atsakomybės draudimu privalo būti apsidraudęs Tiekėjas, kiekvienas Tiekėjų grupės narys, Ūkio subjektai, kurių pajėgumais remiamasi, Subtiekėjai, jeigu jie vykdys veiklą pagal Sutartį, kuriai taikomi reikalavimai dėl profesinio civilinės atsakomybės draudimo. Kitais ūkio subjektais Tiekėjas gali remtis, kad atitiktų šį reikalavimą, tik tokiu atveju, jei tie ūkio subjektai patys atliks veiklas, kurioms reikia profesinio civilinės atsakomybės draudimo. </w:t>
+        <w:t xml:space="preserve">profesiniu civilinės atsakomybės draudimu privalo būti apsidraudęs Tiekėjas, kiekvienas Tiekėjų grupės narys, Ūkio subjektai, kurių pajėgumais remiamasi, Subtiekėjai, jeigu jie vykdys veiklą pagal Sutartį, kuriai taikomi reikalavimai dėl profesinio civilinės atsakomybės draudimo. Kitais ūkio subjektais Tiekėjas gali remtis, </w:t>
+      </w:r>
+      <w:r>
+        <w:rPr>
+          <w:rFonts w:ascii="Arial" w:hAnsi="Arial" w:cs="Arial"/>
+          <w:sz w:val="20"/>
+          <w:szCs w:val="20"/>
+        </w:rPr>
+        <w:lastRenderedPageBreak/>
+        <w:t xml:space="preserve">kad atitiktų šį reikalavimą, tik tokiu atveju, jei tie ūkio subjektai patys atliks veiklas, kurioms reikia profesinio civilinės atsakomybės draudimo. </w:t>
       </w:r>
     </w:p>
     <w:p>
@@ -9677,7 +8853,7 @@
           <w:szCs w:val="20"/>
         </w:rPr>
       </w:pPr>
-      <w:bookmarkStart w:id="19" w:name="_Hlk7169046"/>
+      <w:bookmarkStart w:id="17" w:name="_Hlk7169046"/>
       <w:r>
         <w:rPr>
           <w:rFonts w:ascii="Arial" w:hAnsi="Arial" w:cs="Arial"/>
@@ -9694,7 +8870,7 @@
         </w:rPr>
         <w:t xml:space="preserve">6. </w:t>
       </w:r>
-      <w:commentRangeStart w:id="20"/>
+      <w:commentRangeStart w:id="18"/>
       <w:r>
         <w:rPr>
           <w:rFonts w:ascii="Arial" w:hAnsi="Arial" w:cs="Arial"/>
@@ -9735,8 +8911,8 @@
         </w:rPr>
         <w:t>nurodomas kaip Ūkio subjektas, kurio pajėgumais remiamasi Kvalifikacijos reikalavimų atitikimo pagrindimui, bei pateikiamas jo užpildytas ir pasirašytas EBVPD.</w:t>
       </w:r>
-      <w:bookmarkEnd w:id="19"/>
-      <w:commentRangeEnd w:id="20"/>
+      <w:bookmarkEnd w:id="17"/>
+      <w:commentRangeEnd w:id="18"/>
       <w:r>
         <w:rPr>
           <w:rStyle w:val="CommentReference"/>
@@ -9744,7 +8920,7 @@
           <w:sz w:val="20"/>
           <w:szCs w:val="20"/>
         </w:rPr>
-        <w:commentReference w:id="20"/>
+        <w:commentReference w:id="18"/>
       </w:r>
     </w:p>
     <w:p>
@@ -9837,8 +9013,8 @@
         </w:rPr>
       </w:pPr>
     </w:p>
-    <w:bookmarkEnd w:id="16"/>
-    <w:bookmarkEnd w:id="17"/>
+    <w:bookmarkEnd w:id="14"/>
+    <w:bookmarkEnd w:id="15"/>
     <w:p>
       <w:pPr>
         <w:pStyle w:val="ListParagraph"/>
@@ -9885,10 +9061,9 @@
           <w:sz w:val="20"/>
           <w:szCs w:val="20"/>
         </w:rPr>
-        <w:lastRenderedPageBreak/>
         <w:t xml:space="preserve">Pirkime taikomi žalieji reikalavimai, kurie nurodyti </w:t>
       </w:r>
-      <w:commentRangeStart w:id="21"/>
+      <w:commentRangeStart w:id="19"/>
       <w:r>
         <w:rPr>
           <w:rFonts w:ascii="Arial" w:hAnsi="Arial" w:cs="Arial"/>
@@ -9898,7 +9073,7 @@
         </w:rPr>
         <w:t>Techninėje specifikacijoje ir Sutarties projekte</w:t>
       </w:r>
-      <w:commentRangeEnd w:id="21"/>
+      <w:commentRangeEnd w:id="19"/>
       <w:r>
         <w:rPr>
           <w:rStyle w:val="CommentReference"/>
@@ -9907,7 +9082,7 @@
           <w:sz w:val="20"/>
           <w:szCs w:val="20"/>
         </w:rPr>
-        <w:commentReference w:id="21"/>
+        <w:commentReference w:id="19"/>
       </w:r>
       <w:r>
         <w:rPr>
@@ -10200,6 +9375,7 @@
           <w:sz w:val="20"/>
           <w:szCs w:val="20"/>
         </w:rPr>
+        <w:lastRenderedPageBreak/>
         <w:t xml:space="preserve">Jei pirkimo sąlygose nustatomi žalieji reikalavimai, 3 ir 4 lentelės paliekamos. Jei pirkimo objektas skaidomas į dalis, žaliuosius reikalavimus pateikti kiekvienai pirkimo objekto daliai. Jei nustatomi tik kiti reikalavimai, paliekama atitinkama lentelė. Sutikrinti visų lentelių numerius, pažymėtus raudonai ir nuorodas į juos. </w:t>
       </w:r>
     </w:p>
@@ -10299,7 +9475,7 @@
                 <w:szCs w:val="20"/>
               </w:rPr>
             </w:pPr>
-            <w:commentRangeStart w:id="22"/>
+            <w:commentRangeStart w:id="20"/>
             <w:r>
               <w:rPr>
                 <w:rFonts w:ascii="Arial" w:hAnsi="Arial" w:cs="Arial"/>
@@ -10311,7 +9487,7 @@
               </w:rPr>
               <w:t xml:space="preserve">ŽALIEJI REIKALAVIMAI </w:t>
             </w:r>
-            <w:commentRangeEnd w:id="22"/>
+            <w:commentRangeEnd w:id="20"/>
             <w:r>
               <w:rPr>
                 <w:rStyle w:val="CommentReference"/>
@@ -10322,7 +9498,7 @@
                 <w:sz w:val="20"/>
                 <w:szCs w:val="20"/>
               </w:rPr>
-              <w:commentReference w:id="22"/>
+              <w:commentReference w:id="20"/>
             </w:r>
           </w:p>
         </w:tc>
@@ -10713,7 +9889,7 @@
           <w:szCs w:val="20"/>
         </w:rPr>
       </w:pPr>
-      <w:commentRangeStart w:id="23"/>
+      <w:commentRangeStart w:id="21"/>
       <w:r>
         <w:rPr>
           <w:rFonts w:ascii="Arial" w:hAnsi="Arial" w:cs="Arial"/>
@@ -10799,10 +9975,9 @@
           <w:szCs w:val="20"/>
           <w:lang w:eastAsia="lt-LT"/>
         </w:rPr>
-        <w:lastRenderedPageBreak/>
         <w:t>c)    Subtiekėjams šis reikalavimas nekeliamas.</w:t>
       </w:r>
-      <w:commentRangeEnd w:id="23"/>
+      <w:commentRangeEnd w:id="21"/>
       <w:r>
         <w:rPr>
           <w:rStyle w:val="CommentReference"/>
@@ -10811,7 +9986,7 @@
           <w:szCs w:val="21"/>
           <w:lang w:eastAsia="lt-LT"/>
         </w:rPr>
-        <w:commentReference w:id="23"/>
+        <w:commentReference w:id="21"/>
       </w:r>
     </w:p>
     <w:p>
@@ -11062,7 +10237,7 @@
                 <w:sz w:val="20"/>
                 <w:szCs w:val="20"/>
               </w:rPr>
-              <w:footnoteReference w:id="5"/>
+              <w:footnoteReference w:id="4"/>
             </w:r>
             <w:r>
               <w:rPr>
@@ -11152,14 +10327,22 @@
                 <w:szCs w:val="20"/>
               </w:rPr>
             </w:pPr>
-            <w:commentRangeStart w:id="24"/>
-            <w:r>
-              <w:rPr>
-                <w:rFonts w:ascii="Arial" w:hAnsi="Arial" w:cs="Arial"/>
-                <w:sz w:val="20"/>
-                <w:szCs w:val="20"/>
-              </w:rPr>
-              <w:t>Jei Perkančiajam subjektui kils abejonių dėl Tiekėjo nurodytos informacijos teisingumo, ekonomiškai naudingiausią pasiūlymą pateikęs Tiekėjas turės pateikti</w:t>
+            <w:r>
+              <w:rPr>
+                <w:rFonts w:ascii="Arial" w:hAnsi="Arial" w:cs="Arial"/>
+                <w:sz w:val="20"/>
+                <w:szCs w:val="20"/>
+              </w:rPr>
+              <w:t xml:space="preserve">Jei Perkančiajam subjektui kils abejonių dėl Tiekėjo nurodytos informacijos teisingumo, ekonomiškai naudingiausią pasiūlymą pateikęs </w:t>
+            </w:r>
+            <w:r>
+              <w:rPr>
+                <w:rFonts w:ascii="Arial" w:hAnsi="Arial" w:cs="Arial"/>
+                <w:sz w:val="20"/>
+                <w:szCs w:val="20"/>
+              </w:rPr>
+              <w:lastRenderedPageBreak/>
+              <w:t>Tiekėjas turės pateikti</w:t>
             </w:r>
             <w:r>
               <w:rPr>
@@ -11176,16 +10359,6 @@
                 <w:szCs w:val="20"/>
               </w:rPr>
               <w:t>:</w:t>
-            </w:r>
-            <w:commentRangeEnd w:id="24"/>
-            <w:r>
-              <w:rPr>
-                <w:rStyle w:val="CommentReference"/>
-                <w:rFonts w:ascii="Arial" w:hAnsi="Arial" w:cs="Arial"/>
-                <w:sz w:val="20"/>
-                <w:szCs w:val="20"/>
-              </w:rPr>
-              <w:commentReference w:id="24"/>
             </w:r>
           </w:p>
           <w:p>
@@ -11790,7 +10963,16 @@
                 <w:sz w:val="20"/>
                 <w:szCs w:val="20"/>
               </w:rPr>
-              <w:t>Jei Perkančiajam subjektui kils abejonių dėl tiekėjo nurodytos informacijos teisingumo, ekonomiškai naudingiausią pasiūlymą pateikęs tiekėjas turės pateikti dokumentus</w:t>
+              <w:t xml:space="preserve">Jei Perkančiajam subjektui kils abejonių dėl tiekėjo nurodytos informacijos teisingumo, </w:t>
+            </w:r>
+            <w:r>
+              <w:rPr>
+                <w:rFonts w:ascii="Arial" w:hAnsi="Arial" w:cs="Arial"/>
+                <w:sz w:val="20"/>
+                <w:szCs w:val="20"/>
+              </w:rPr>
+              <w:lastRenderedPageBreak/>
+              <w:t>ekonomiškai naudingiausią pasiūlymą pateikęs tiekėjas turės pateikti dokumentus</w:t>
             </w:r>
             <w:r>
               <w:rPr>
@@ -12026,7 +11208,7 @@
               </w:rPr>
               <w:t xml:space="preserve">Tiekėjas, jo subtiekėjas, ūkio subjektas, kurio pajėgumais remiamasi, nevykdo veiklos VPĮ 92 straipsnio 15 dalyje numatytame sąraše nurodytose valstybėse ar teritorijose </w:t>
             </w:r>
-            <w:commentRangeStart w:id="25"/>
+            <w:commentRangeStart w:id="22"/>
             <w:r>
               <w:rPr>
                 <w:rFonts w:ascii="Arial" w:hAnsi="Arial" w:cs="Arial"/>
@@ -12036,7 +11218,7 @@
               </w:rPr>
               <w:t>ir nėra ūkio subjektų grupės, kurios bet kuris narys vykdo veiklą VPĮ  92 straipsnio 15 dalyje numatytame sąraše nurodytose valstybėse ar teritorijose, narys arba jos vadovas, kitas valdymo ar priežiūros organo narys ar kitas (kiti) asmuo (asmenys), turintis (turintys) teisę atstovauti tiekėjui, subtiekėjui, ūkio subjektui, kurio pajėgumais remiamasi, ar jį kontroliuoti, jo vardu priimti sprendimą, sudaryti sandorį, ir tokiu būdu dalyvauja tokių ūkio subjektų grupių ir (ar) ūkio subjektų veikloje.</w:t>
             </w:r>
-            <w:commentRangeEnd w:id="25"/>
+            <w:commentRangeEnd w:id="22"/>
             <w:r>
               <w:rPr>
                 <w:rStyle w:val="CommentReference"/>
@@ -12045,7 +11227,7 @@
                 <w:sz w:val="20"/>
                 <w:szCs w:val="20"/>
               </w:rPr>
-              <w:commentReference w:id="25"/>
+              <w:commentReference w:id="22"/>
             </w:r>
           </w:p>
         </w:tc>
@@ -12161,8 +11343,8 @@
                 <w:szCs w:val="20"/>
               </w:rPr>
             </w:pPr>
-            <w:commentRangeStart w:id="26"/>
-            <w:commentRangeStart w:id="27"/>
+            <w:commentRangeStart w:id="23"/>
+            <w:commentRangeStart w:id="24"/>
             <w:r>
               <w:rPr>
                 <w:rFonts w:ascii="Arial" w:hAnsi="Arial" w:cs="Arial"/>
@@ -12180,7 +11362,7 @@
                 <w:sz w:val="20"/>
                 <w:szCs w:val="20"/>
               </w:rPr>
-              <w:footnoteReference w:id="6"/>
+              <w:footnoteReference w:id="5"/>
             </w:r>
             <w:r>
               <w:rPr>
@@ -12209,7 +11391,7 @@
               </w:rPr>
               <w:t>Tiekėjas užtikrina, kad:</w:t>
             </w:r>
-            <w:commentRangeEnd w:id="26"/>
+            <w:commentRangeEnd w:id="23"/>
             <w:r>
               <w:rPr>
                 <w:rStyle w:val="CommentReference"/>
@@ -12217,9 +11399,9 @@
                 <w:sz w:val="20"/>
                 <w:szCs w:val="20"/>
               </w:rPr>
-              <w:commentReference w:id="26"/>
-            </w:r>
-            <w:commentRangeEnd w:id="27"/>
+              <w:commentReference w:id="23"/>
+            </w:r>
+            <w:commentRangeEnd w:id="24"/>
             <w:r>
               <w:rPr>
                 <w:rStyle w:val="CommentReference"/>
@@ -12227,7 +11409,7 @@
                 <w:sz w:val="20"/>
                 <w:szCs w:val="20"/>
               </w:rPr>
-              <w:commentReference w:id="27"/>
+              <w:commentReference w:id="24"/>
             </w:r>
           </w:p>
         </w:tc>
@@ -12270,7 +11452,6 @@
                 <w:sz w:val="20"/>
                 <w:szCs w:val="20"/>
               </w:rPr>
-              <w:lastRenderedPageBreak/>
               <w:t>6.1.</w:t>
             </w:r>
           </w:p>
@@ -12304,7 +11485,7 @@
                 <w:sz w:val="20"/>
                 <w:szCs w:val="20"/>
               </w:rPr>
-              <w:footnoteReference w:id="7"/>
+              <w:footnoteReference w:id="6"/>
             </w:r>
             <w:r>
               <w:rPr>
@@ -12416,7 +11597,27 @@
                 <w:sz w:val="20"/>
                 <w:szCs w:val="20"/>
               </w:rPr>
-              <w:t>).</w:t>
+              <w:t>)</w:t>
+            </w:r>
+            <w:r>
+              <w:rPr>
+                <w:rFonts w:ascii="Arial" w:eastAsia="Calibri" w:hAnsi="Arial" w:cs="Arial"/>
+                <w:b/>
+                <w:bCs/>
+                <w:sz w:val="20"/>
+                <w:szCs w:val="20"/>
+              </w:rPr>
+              <w:t xml:space="preserve"> ir kiti </w:t>
+            </w:r>
+            <w:r>
+              <w:rPr>
+                <w:rFonts w:ascii="Arial" w:eastAsia="Calibri" w:hAnsi="Arial" w:cs="Arial"/>
+                <w:b/>
+                <w:bCs/>
+                <w:sz w:val="20"/>
+                <w:szCs w:val="20"/>
+              </w:rPr>
+              <w:t>dokumentai (vienas ar keli):</w:t>
             </w:r>
           </w:p>
           <w:p>
@@ -12430,6 +11631,31 @@
                 <w:szCs w:val="20"/>
               </w:rPr>
             </w:pPr>
+            <w:r>
+              <w:rPr>
+                <w:rFonts w:ascii="Arial" w:eastAsia="Calibri" w:hAnsi="Arial" w:cs="Arial"/>
+                <w:sz w:val="20"/>
+                <w:szCs w:val="20"/>
+              </w:rPr>
+              <w:t xml:space="preserve">Tiekėjo, jo Subtiekėjų, Tiekėjų grupės narių, Ūkio subjektų, kurių pajėgumais remiamasi, </w:t>
+            </w:r>
+            <w:r>
+              <w:rPr>
+                <w:rFonts w:ascii="Arial" w:eastAsia="Calibri" w:hAnsi="Arial" w:cs="Arial"/>
+                <w:color w:val="FF0000"/>
+                <w:sz w:val="20"/>
+                <w:szCs w:val="20"/>
+              </w:rPr>
+              <w:t xml:space="preserve">prekių gamintojo </w:t>
+            </w:r>
+            <w:r>
+              <w:rPr>
+                <w:rFonts w:ascii="Arial" w:eastAsia="Calibri" w:hAnsi="Arial" w:cs="Arial"/>
+                <w:sz w:val="20"/>
+                <w:szCs w:val="20"/>
+              </w:rPr>
+              <w:t xml:space="preserve">ir juos kontroliuojančių asmenų dokumentai: </w:t>
+            </w:r>
           </w:p>
           <w:p>
             <w:pPr>
@@ -12448,31 +11674,7 @@
                 <w:sz w:val="20"/>
                 <w:szCs w:val="20"/>
               </w:rPr>
-              <w:t>Kitų dokumentų</w:t>
-            </w:r>
-            <w:r>
-              <w:rPr>
-                <w:rFonts w:ascii="Arial" w:eastAsia="Calibri" w:hAnsi="Arial" w:cs="Arial"/>
-                <w:sz w:val="20"/>
-                <w:szCs w:val="20"/>
-              </w:rPr>
-              <w:t xml:space="preserve"> </w:t>
-            </w:r>
-            <w:r>
-              <w:rPr>
-                <w:rFonts w:ascii="Arial" w:hAnsi="Arial" w:cs="Arial"/>
-                <w:sz w:val="20"/>
-                <w:szCs w:val="20"/>
-              </w:rPr>
-              <w:t>(vieno ar kelių)</w:t>
-            </w:r>
-            <w:r>
-              <w:rPr>
-                <w:rFonts w:ascii="Arial" w:eastAsia="Calibri" w:hAnsi="Arial" w:cs="Arial"/>
-                <w:sz w:val="20"/>
-                <w:szCs w:val="20"/>
-              </w:rPr>
-              <w:t xml:space="preserve"> bus prašoma pateikti tik iš Tiekėjo, kuris pagal sudarytą pasiūlymų eilę, pateikė ekonomiškai naudingiausią pasiūlymą: Tiekėjo, jo Subtiekėjų, Tiekėjų grupės narių, Ūkio subjektų, kurių pajėgumais remiamasi, </w:t>
+              <w:t xml:space="preserve">Jei Tiekėjas, jo Subtiekėjai, Tiekėjų grupės nariai, Ūkio subjektai, kurių pajėgumais remiamasi, </w:t>
             </w:r>
             <w:r>
               <w:rPr>
@@ -12481,7 +11683,7 @@
                 <w:sz w:val="20"/>
                 <w:szCs w:val="20"/>
               </w:rPr>
-              <w:t xml:space="preserve">prekių gamintojo </w:t>
+              <w:t xml:space="preserve">prekių gamintojas </w:t>
             </w:r>
             <w:r>
               <w:rPr>
@@ -12489,44 +11691,16 @@
                 <w:sz w:val="20"/>
                 <w:szCs w:val="20"/>
               </w:rPr>
-              <w:t xml:space="preserve">ir juos kontroliuojančių asmenų dokumentai: </w:t>
-            </w:r>
-          </w:p>
-          <w:p>
-            <w:pPr>
-              <w:spacing w:after="160" w:line="259" w:lineRule="auto"/>
-              <w:ind w:right="36"/>
-              <w:jc w:val="both"/>
+              <w:t xml:space="preserve">ar juos </w:t>
+            </w:r>
+            <w:r>
               <w:rPr>
                 <w:rFonts w:ascii="Arial" w:eastAsia="Calibri" w:hAnsi="Arial" w:cs="Arial"/>
                 <w:sz w:val="20"/>
                 <w:szCs w:val="20"/>
               </w:rPr>
-            </w:pPr>
-            <w:r>
-              <w:rPr>
-                <w:rFonts w:ascii="Arial" w:eastAsia="Calibri" w:hAnsi="Arial" w:cs="Arial"/>
-                <w:sz w:val="20"/>
-                <w:szCs w:val="20"/>
-              </w:rPr>
-              <w:t xml:space="preserve">Jei Tiekėjas, jo Subtiekėjai, Tiekėjų grupės nariai, Ūkio subjektai, kurių pajėgumais remiamasi, </w:t>
-            </w:r>
-            <w:r>
-              <w:rPr>
-                <w:rFonts w:ascii="Arial" w:eastAsia="Calibri" w:hAnsi="Arial" w:cs="Arial"/>
-                <w:color w:val="FF0000"/>
-                <w:sz w:val="20"/>
-                <w:szCs w:val="20"/>
-              </w:rPr>
-              <w:t xml:space="preserve">prekių gamintojas </w:t>
-            </w:r>
-            <w:r>
-              <w:rPr>
-                <w:rFonts w:ascii="Arial" w:eastAsia="Calibri" w:hAnsi="Arial" w:cs="Arial"/>
-                <w:sz w:val="20"/>
-                <w:szCs w:val="20"/>
-              </w:rPr>
-              <w:t xml:space="preserve">ar juos kontroliuojantys asmenys yra juridiniai asmenys: </w:t>
+              <w:lastRenderedPageBreak/>
+              <w:t xml:space="preserve">kontroliuojantys asmenys yra juridiniai asmenys: </w:t>
             </w:r>
           </w:p>
           <w:p>
@@ -12791,16 +11965,7 @@
                 <w:sz w:val="20"/>
                 <w:szCs w:val="20"/>
               </w:rPr>
-              <w:t xml:space="preserve">arba atitinkamus valstybės narės ar trečiosios šalies dokumentus, nurodančius tiekėjo, jo subtiekėjo, ūkio subjekto, kurio pajėgumais remiamasi, </w:t>
-            </w:r>
-            <w:r>
-              <w:rPr>
-                <w:rFonts w:ascii="Arial" w:hAnsi="Arial" w:cs="Arial"/>
-                <w:sz w:val="20"/>
-                <w:szCs w:val="20"/>
-              </w:rPr>
-              <w:lastRenderedPageBreak/>
-              <w:t>ir (arba) tiekėjo siūlomų prekių gamintojo pilietybę ir nuolatinę gyvenamąją vietą.</w:t>
+              <w:t>arba atitinkamus valstybės narės ar trečiosios šalies dokumentus, nurodančius tiekėjo, jo subtiekėjo, ūkio subjekto, kurio pajėgumais remiamasi, ir (arba) tiekėjo siūlomų prekių gamintojo pilietybę ir nuolatinę gyvenamąją vietą.</w:t>
             </w:r>
           </w:p>
           <w:p>
@@ -12910,6 +12075,7 @@
                 <w:sz w:val="20"/>
                 <w:szCs w:val="20"/>
               </w:rPr>
+              <w:lastRenderedPageBreak/>
               <w:t>6.2.</w:t>
             </w:r>
           </w:p>
@@ -13143,7 +12309,17 @@
                 <w:sz w:val="20"/>
                 <w:szCs w:val="20"/>
               </w:rPr>
-              <w:t>Pirkime negali dalyvauti Tiekėjai, Subtiekėjai, Tiekėjų grupės nariai, Ūkio subjektai, kurių pajėgumais remiamasi, kuriems ar jų siūlomų prekių gamintojui, juos kontroliuojantiems juridiniams ir (ar) fiziniams  asmenims taikomos Jungtinių Tautų saugumo tarybos, Europos Sąjungos, kitų tarptautinių organizacijų, kurių narė yra arba kuriose dalyvauja Lietuvos Respublika bei Jungtinių Amerikos Valstijų sankcijos (ribojamosios priemonės).</w:t>
+              <w:t xml:space="preserve">Pirkime negali dalyvauti Tiekėjai, Subtiekėjai, Tiekėjų grupės nariai, Ūkio subjektai, kurių pajėgumais remiamasi, kuriems ar jų siūlomų prekių gamintojui, juos kontroliuojantiems juridiniams ir (ar) fiziniams  asmenims taikomos Jungtinių Tautų saugumo tarybos, Europos Sąjungos, kitų tarptautinių organizacijų, kurių narė yra arba kuriose </w:t>
+            </w:r>
+            <w:r>
+              <w:rPr>
+                <w:rFonts w:ascii="Arial" w:hAnsi="Arial" w:cs="Arial"/>
+                <w:iCs/>
+                <w:sz w:val="20"/>
+                <w:szCs w:val="20"/>
+              </w:rPr>
+              <w:lastRenderedPageBreak/>
+              <w:t>dalyvauja Lietuvos Respublika bei Jungtinių Amerikos Valstijų sankcijos (ribojamosios priemonės).</w:t>
             </w:r>
           </w:p>
         </w:tc>
@@ -13168,6 +12344,7 @@
                 <w:sz w:val="20"/>
                 <w:szCs w:val="20"/>
               </w:rPr>
+              <w:lastRenderedPageBreak/>
               <w:t xml:space="preserve">Atitikimas reikalavimui turi būti deklaruojamas </w:t>
             </w:r>
             <w:r>
@@ -13231,7 +12408,7 @@
                 <w:szCs w:val="20"/>
               </w:rPr>
             </w:pPr>
-            <w:commentRangeStart w:id="28"/>
+            <w:commentRangeStart w:id="25"/>
             <w:r>
               <w:rPr>
                 <w:rFonts w:ascii="Arial" w:hAnsi="Arial" w:cs="Arial"/>
@@ -13249,7 +12426,7 @@
               </w:rPr>
               <w:t>vadovaujantis Europos Sąjungos Tarybos 2022 m. balandžio 8 d. reglamentu (ES) Nr. 2022/576, kuriuo iš dalies keičiamas Reglamentas (ES) Nr. 833/2014 dėl ribojamųjų priemonių atsižvelgiant į Rusijos veiksmus, kuriais destabilizuojama padėtis Ukrainoje, jeigu:</w:t>
             </w:r>
-            <w:commentRangeEnd w:id="28"/>
+            <w:commentRangeEnd w:id="25"/>
             <w:r>
               <w:rPr>
                 <w:rStyle w:val="CommentReference"/>
@@ -13258,7 +12435,7 @@
                 <w:sz w:val="20"/>
                 <w:szCs w:val="20"/>
               </w:rPr>
-              <w:commentReference w:id="28"/>
+              <w:commentReference w:id="25"/>
             </w:r>
           </w:p>
         </w:tc>
@@ -13762,7 +12939,7 @@
                 <w:szCs w:val="20"/>
               </w:rPr>
             </w:pPr>
-            <w:commentRangeStart w:id="29"/>
+            <w:commentRangeStart w:id="26"/>
             <w:r>
               <w:rPr>
                 <w:rFonts w:ascii="Arial" w:hAnsi="Arial" w:cs="Arial"/>
@@ -13770,7 +12947,7 @@
                 <w:sz w:val="20"/>
                 <w:szCs w:val="20"/>
               </w:rPr>
-              <w:t xml:space="preserve">Pirkime negali dalyvauti Tiekėjai, Subtiekėjai, Tiekėjų grupės nariai, Ūkio subjektai, kurių pajėgumais remiamasi , kurie nėra registruoti (Tiekėjas, Tiekėjų grupės narys, Subtiekėjas, Ūkio subjektas, kurio pajėgumais remiamasi, Kvazisubtiekėjas, kuris yra fizinis asmuo – nuolat gyvenantis ar turintys pilietybę) Europos Sąjungos valstybėje narėje, Šiaurės Atlanto sutarties organizacijos valstybėje </w:t>
+              <w:t>Pirkime negali dalyvauti Tiekėjai, Subtiekėjai, Tiekėjų grupės nariai, Ūkio subjektai, kurių pajėgumais remiamasi , kurie nėra registruoti (Tiekėjas, Tiekėjų grupės narys, Subtiekėjas, Ūkio subjektas, kurio pajėgumais remiamasi, Kvazisubtiekėjas, kuris yra fizinis asmuo – nuolat gyvenantis ar turintys pilietybę) Europos Sąjungos valstybėje narėje, Šiaurės Atlanto sutarties organizacijos valstybėje narėje ar trečiojoje šalyje, pasirašiusioje PĮ 29 straipsnio 4 dalyje nurodytus tarptautinius susitarimus.</w:t>
             </w:r>
             <w:r>
               <w:rPr>
@@ -13779,28 +12956,18 @@
                 <w:sz w:val="20"/>
                 <w:szCs w:val="20"/>
               </w:rPr>
-              <w:lastRenderedPageBreak/>
-              <w:t>narėje ar trečiojoje šalyje, pasirašiusioje PĮ 29 straipsnio 4 dalyje nurodytus tarptautinius susitarimus.</w:t>
-            </w:r>
-            <w:r>
-              <w:rPr>
+              <w:tab/>
+            </w:r>
+            <w:commentRangeEnd w:id="26"/>
+            <w:r>
+              <w:rPr>
+                <w:rStyle w:val="CommentReference"/>
                 <w:rFonts w:ascii="Arial" w:hAnsi="Arial" w:cs="Arial"/>
                 <w:iCs/>
                 <w:sz w:val="20"/>
                 <w:szCs w:val="20"/>
               </w:rPr>
-              <w:tab/>
-            </w:r>
-            <w:commentRangeEnd w:id="29"/>
-            <w:r>
-              <w:rPr>
-                <w:rStyle w:val="CommentReference"/>
-                <w:rFonts w:ascii="Arial" w:hAnsi="Arial" w:cs="Arial"/>
-                <w:iCs/>
-                <w:sz w:val="20"/>
-                <w:szCs w:val="20"/>
-              </w:rPr>
-              <w:commentReference w:id="29"/>
+              <w:commentReference w:id="26"/>
             </w:r>
           </w:p>
         </w:tc>
@@ -13825,7 +12992,6 @@
                 <w:sz w:val="20"/>
                 <w:szCs w:val="20"/>
               </w:rPr>
-              <w:lastRenderedPageBreak/>
               <w:t>Atitikimas reikalavimui turi būti deklaruojamas Pasiūlyme (</w:t>
             </w:r>
             <w:r>
@@ -13996,71 +13162,71 @@
                 <w:sz w:val="20"/>
                 <w:szCs w:val="20"/>
               </w:rPr>
+              <w:footnoteReference w:id="7"/>
+            </w:r>
+            <w:r>
+              <w:rPr>
+                <w:rFonts w:ascii="Arial" w:hAnsi="Arial" w:cs="Arial"/>
+                <w:iCs/>
+                <w:sz w:val="20"/>
+                <w:szCs w:val="20"/>
+              </w:rPr>
+              <w:t xml:space="preserve"> </w:t>
+            </w:r>
+            <w:r>
+              <w:rPr>
+                <w:rFonts w:ascii="Arial" w:hAnsi="Arial" w:cs="Arial"/>
+                <w:iCs/>
+                <w:sz w:val="20"/>
+                <w:szCs w:val="20"/>
+              </w:rPr>
+              <w:t xml:space="preserve">ir </w:t>
+            </w:r>
+            <w:r>
+              <w:rPr>
+                <w:rFonts w:ascii="Arial" w:hAnsi="Arial" w:cs="Arial"/>
+                <w:iCs/>
+                <w:sz w:val="20"/>
+                <w:szCs w:val="20"/>
+              </w:rPr>
+              <w:t xml:space="preserve">2023 m. birželio 29 d. EPSO-G valdybos patvirtinta </w:t>
+            </w:r>
+            <w:r>
+              <w:rPr>
+                <w:rFonts w:ascii="Arial" w:hAnsi="Arial" w:cs="Arial"/>
+                <w:iCs/>
+                <w:sz w:val="20"/>
+                <w:szCs w:val="20"/>
+              </w:rPr>
+              <w:t xml:space="preserve">EPSO-G įmonių grupės </w:t>
+            </w:r>
+            <w:r>
+              <w:rPr>
+                <w:rFonts w:ascii="Arial" w:hAnsi="Arial" w:cs="Arial"/>
+                <w:iCs/>
+                <w:sz w:val="20"/>
+                <w:szCs w:val="20"/>
+              </w:rPr>
+              <w:t>antikorupcinės veiklos</w:t>
+            </w:r>
+            <w:r>
+              <w:rPr>
+                <w:rFonts w:ascii="Arial" w:hAnsi="Arial" w:cs="Arial"/>
+                <w:iCs/>
+                <w:sz w:val="20"/>
+                <w:szCs w:val="20"/>
+              </w:rPr>
+              <w:t xml:space="preserve"> politika</w:t>
+            </w:r>
+            <w:r>
+              <w:rPr>
+                <w:rStyle w:val="FootnoteReference"/>
+                <w:rFonts w:ascii="Arial" w:hAnsi="Arial" w:cs="Arial"/>
+                <w:iCs/>
+                <w:sz w:val="20"/>
+                <w:szCs w:val="20"/>
+              </w:rPr>
               <w:footnoteReference w:id="8"/>
-            </w:r>
-            <w:r>
-              <w:rPr>
-                <w:rFonts w:ascii="Arial" w:hAnsi="Arial" w:cs="Arial"/>
-                <w:iCs/>
-                <w:sz w:val="20"/>
-                <w:szCs w:val="20"/>
-              </w:rPr>
-              <w:t xml:space="preserve"> </w:t>
-            </w:r>
-            <w:r>
-              <w:rPr>
-                <w:rFonts w:ascii="Arial" w:hAnsi="Arial" w:cs="Arial"/>
-                <w:iCs/>
-                <w:sz w:val="20"/>
-                <w:szCs w:val="20"/>
-              </w:rPr>
-              <w:t xml:space="preserve">ir </w:t>
-            </w:r>
-            <w:r>
-              <w:rPr>
-                <w:rFonts w:ascii="Arial" w:hAnsi="Arial" w:cs="Arial"/>
-                <w:iCs/>
-                <w:sz w:val="20"/>
-                <w:szCs w:val="20"/>
-              </w:rPr>
-              <w:t xml:space="preserve">2023 m. birželio 29 d. EPSO-G valdybos patvirtinta </w:t>
-            </w:r>
-            <w:r>
-              <w:rPr>
-                <w:rFonts w:ascii="Arial" w:hAnsi="Arial" w:cs="Arial"/>
-                <w:iCs/>
-                <w:sz w:val="20"/>
-                <w:szCs w:val="20"/>
-              </w:rPr>
-              <w:t xml:space="preserve">EPSO-G įmonių grupės </w:t>
-            </w:r>
-            <w:r>
-              <w:rPr>
-                <w:rFonts w:ascii="Arial" w:hAnsi="Arial" w:cs="Arial"/>
-                <w:iCs/>
-                <w:sz w:val="20"/>
-                <w:szCs w:val="20"/>
-              </w:rPr>
-              <w:t>antikorupcinės veiklos</w:t>
-            </w:r>
-            <w:r>
-              <w:rPr>
-                <w:rFonts w:ascii="Arial" w:hAnsi="Arial" w:cs="Arial"/>
-                <w:iCs/>
-                <w:sz w:val="20"/>
-                <w:szCs w:val="20"/>
-              </w:rPr>
-              <w:t xml:space="preserve"> politika</w:t>
-            </w:r>
-            <w:r>
-              <w:rPr>
-                <w:rStyle w:val="FootnoteReference"/>
-                <w:rFonts w:ascii="Arial" w:hAnsi="Arial" w:cs="Arial"/>
-                <w:iCs/>
-                <w:sz w:val="20"/>
-                <w:szCs w:val="20"/>
-              </w:rPr>
-              <w:footnoteReference w:id="9"/>
             </w:r>
             <w:r>
               <w:rPr>
@@ -14196,7 +13362,17 @@
                 <w:sz w:val="20"/>
                 <w:szCs w:val="20"/>
               </w:rPr>
-              <w:t>Ekonomiškai naudingiausią pasiūlymą pateikęs Tiekėjas/ Tiekėjų grupės nariai privalo užpildyti Veiklos partnerių patikros klausimyną ir užtikrinti, kad Sutarties šalis – veiklos partneris nekelia Perkančiajam subjektui rizikų</w:t>
+              <w:t xml:space="preserve">Tiekėjas/ Tiekėjų grupės nariai privalo užpildyti Veiklos partnerių patikros klausimyną ir užtikrinti, kad Sutarties šalis – </w:t>
+            </w:r>
+            <w:r>
+              <w:rPr>
+                <w:rFonts w:ascii="Arial" w:hAnsi="Arial" w:cs="Arial"/>
+                <w:iCs/>
+                <w:sz w:val="20"/>
+                <w:szCs w:val="20"/>
+              </w:rPr>
+              <w:lastRenderedPageBreak/>
+              <w:t>veiklos partneris nekelia Perkančiajam subjektui rizikų</w:t>
             </w:r>
             <w:r>
               <w:rPr>
@@ -14206,7 +13382,7 @@
                 <w:sz w:val="20"/>
                 <w:szCs w:val="20"/>
               </w:rPr>
-              <w:footnoteReference w:id="10"/>
+              <w:footnoteReference w:id="9"/>
             </w:r>
           </w:p>
           <w:p>
@@ -14251,7 +13427,25 @@
                 <w:sz w:val="20"/>
                 <w:szCs w:val="20"/>
               </w:rPr>
-              <w:t xml:space="preserve">Ekonomiškai naudingiausią pasiūlymą pateikusiam Tiekėjui/Tiekėjų grupės nariams Perkantysis subjektas pateiks prašymą per Perkančiojo subjekto nustatytą terminą, kuris negali būti trumpesnis kaip 3 darbo dienos, užpildyti Veiklos partnerių patikros privalomai pildomą klausimyną, kuris bus atsiunčiamas Tiekėjo Pasiūlyme nurodytu elektroninio pašto adresu. Su klausimynu galima susipažinti nuorodoje: </w:t>
+              <w:lastRenderedPageBreak/>
+              <w:t>Gavęs Pirminius pasiūlymus,</w:t>
+            </w:r>
+            <w:r>
+              <w:rPr>
+                <w:rFonts w:ascii="Arial" w:eastAsia="Calibri" w:hAnsi="Arial" w:cs="Arial"/>
+                <w:sz w:val="20"/>
+                <w:szCs w:val="20"/>
+              </w:rPr>
+              <w:t xml:space="preserve"> Tiekėjui/Tiekėjų grupės nariams Perkantysis subjektas pateiks prašymą per Perkančiojo subjekto nustatytą </w:t>
+            </w:r>
+            <w:r>
+              <w:rPr>
+                <w:rFonts w:ascii="Arial" w:eastAsia="Calibri" w:hAnsi="Arial" w:cs="Arial"/>
+                <w:sz w:val="20"/>
+                <w:szCs w:val="20"/>
+              </w:rPr>
+              <w:lastRenderedPageBreak/>
+              <w:t xml:space="preserve">terminą, kuris negali būti trumpesnis kaip 3 darbo dienos, užpildyti Veiklos partnerių patikros privalomai pildomą klausimyną, kuris bus atsiunčiamas Tiekėjo Pasiūlyme nurodytu elektroninio pašto adresu. Su klausimynu galima susipažinti nuorodoje: </w:t>
             </w:r>
             <w:hyperlink r:id="rId16" w:history="1">
               <w:r>
@@ -14293,7 +13487,7 @@
                 <w:sz w:val="20"/>
                 <w:szCs w:val="20"/>
               </w:rPr>
-              <w:t>Jei ekonomiškai naudingiausią pasiūlymą pateikęs Tiekėjas/Tiekėjų grupės narys šį klausimyną yra pildęs ne anksčiau kaip prieš 12 mėnesių iki Perkančiojo subjekto prašymo pateikimo ir informacija yra nepasikeitusi, jis gali nepildyti klausimyno, bet per klausimynui užpildyti skirtą terminą pateikti laisvos formos patvirtinimą, kad anksčiau šio tiekėjo  užpildytame Veiklos partnerių patikros klausimyne informacija yra nepasikeitusi.</w:t>
+              <w:t>Jei Tiekėjas/Tiekėjų grupės narys šį klausimyną yra pildęs ne anksčiau kaip prieš 12 mėnesių iki Perkančiojo subjekto prašymo pateikimo ir informacija yra nepasikeitusi, jis gali nepildyti klausimyno, bet per klausimynui užpildyti skirtą terminą pateikti laisvos formos patvirtinimą, kad anksčiau šio tiekėjo  užpildytame Veiklos partnerių patikros klausimyne informacija yra nepasikeitusi.</w:t>
             </w:r>
           </w:p>
           <w:p>
@@ -14331,16 +13525,7 @@
                 <w:sz w:val="20"/>
                 <w:szCs w:val="20"/>
               </w:rPr>
-              <w:t xml:space="preserve">Perkantysis subjektas atliks su ekonomiškai naudingiausią pasiūlymą pateikusiu tiekėju (tiekėjų grupės nariais, subtiekėjais) susijusių duomenų iš klausimyno ir (ar) prieinamų šaltinių įvertinimą  veiklos partnerio rizikos aspektu. Per Perkančiojo subjekto nustatytą terminą </w:t>
-            </w:r>
-            <w:r>
-              <w:rPr>
-                <w:rFonts w:ascii="Arial" w:eastAsia="Calibri" w:hAnsi="Arial" w:cs="Arial"/>
-                <w:sz w:val="20"/>
-                <w:szCs w:val="20"/>
-              </w:rPr>
-              <w:lastRenderedPageBreak/>
-              <w:t xml:space="preserve">neužpildžius klausimyno, Tiekėjo pasiūlymas bus atmetamas.  </w:t>
+              <w:t xml:space="preserve">Perkantysis subjektas atliks su tiekėju (tiekėjų grupės nariais, subtiekėjais) susijusių duomenų iš klausimyno ir (ar) prieinamų šaltinių įvertinimą  veiklos partnerio rizikos aspektu. Per Perkančiojo subjekto nustatytą terminą neužpildžius klausimyno, Tiekėjo pasiūlymas bus atmetamas.  </w:t>
             </w:r>
           </w:p>
           <w:p>
@@ -14803,7 +13988,7 @@
         </w:rPr>
         <w:t xml:space="preserve"> </w:t>
       </w:r>
-      <w:commentRangeStart w:id="30"/>
+      <w:commentRangeStart w:id="27"/>
       <w:r>
         <w:rPr>
           <w:rFonts w:ascii="Arial" w:eastAsiaTheme="minorHAnsi" w:hAnsi="Arial" w:cs="Arial"/>
@@ -14813,7 +13998,7 @@
           <w:sz w:val="20"/>
           <w:szCs w:val="20"/>
         </w:rPr>
-        <w:t xml:space="preserve">Kartu su Pirminio pasiūlymo forma nereikia pateikti </w:t>
+        <w:t xml:space="preserve">Kartu su Pirminio pasiūlymo forma reikia pateikti </w:t>
       </w:r>
       <w:r>
         <w:rPr>
@@ -14834,7 +14019,7 @@
           <w:sz w:val="20"/>
           <w:szCs w:val="20"/>
         </w:rPr>
-        <w:t xml:space="preserve">kvalifikaciją patvirtinančių dokumentų, įrodančių atitikimą EBVPD nurodytai informacijai </w:t>
+        <w:t xml:space="preserve">kvalifikaciją patvirtinančius dokumentus, įrodančius atitikimą EBVPD nurodytai informacijai </w:t>
       </w:r>
       <w:r>
         <w:rPr>
@@ -14845,52 +14030,9 @@
           <w:sz w:val="20"/>
           <w:szCs w:val="20"/>
         </w:rPr>
-        <w:t xml:space="preserve">(jei su Pasiūlymu netikrinami pašalinimo pagrindai ir/ar kvalifikacija) </w:t>
-      </w:r>
-      <w:r>
-        <w:rPr>
-          <w:rFonts w:ascii="Arial" w:eastAsiaTheme="minorHAnsi" w:hAnsi="Arial" w:cs="Arial"/>
-          <w:i/>
-          <w:iCs/>
-          <w:color w:val="000000"/>
-          <w:sz w:val="20"/>
-          <w:szCs w:val="20"/>
-        </w:rPr>
-        <w:t xml:space="preserve">/ Kartu su Pirminio pasiūlymo forma reikia pateikti </w:t>
-      </w:r>
-      <w:r>
-        <w:rPr>
-          <w:rFonts w:ascii="Arial" w:eastAsiaTheme="minorHAnsi" w:hAnsi="Arial" w:cs="Arial"/>
-          <w:i/>
-          <w:color w:val="000000"/>
-          <w:sz w:val="20"/>
-          <w:szCs w:val="20"/>
-        </w:rPr>
-        <w:t xml:space="preserve">pašalinimo pagrindų nebuvimą ir/ar </w:t>
-      </w:r>
-      <w:r>
-        <w:rPr>
-          <w:rFonts w:ascii="Arial" w:eastAsiaTheme="minorHAnsi" w:hAnsi="Arial" w:cs="Arial"/>
-          <w:i/>
-          <w:iCs/>
-          <w:color w:val="000000"/>
-          <w:sz w:val="20"/>
-          <w:szCs w:val="20"/>
-        </w:rPr>
-        <w:t xml:space="preserve">kvalifikaciją patvirtinančius dokumentus, įrodančius atitikimą EBVPD nurodytai informacijai </w:t>
-      </w:r>
-      <w:r>
-        <w:rPr>
-          <w:rFonts w:ascii="Arial" w:eastAsiaTheme="minorHAnsi" w:hAnsi="Arial" w:cs="Arial"/>
-          <w:i/>
-          <w:iCs/>
-          <w:color w:val="FF0000"/>
-          <w:sz w:val="20"/>
-          <w:szCs w:val="20"/>
-        </w:rPr>
         <w:t>(jei su pasiūlymu tikrinami pašalinimo pagrindai ir/ar kvalifikacija).</w:t>
       </w:r>
-      <w:commentRangeEnd w:id="30"/>
+      <w:commentRangeEnd w:id="27"/>
       <w:r>
         <w:rPr>
           <w:rStyle w:val="CommentReference"/>
@@ -14898,7 +14040,7 @@
           <w:sz w:val="20"/>
           <w:szCs w:val="20"/>
         </w:rPr>
-        <w:commentReference w:id="30"/>
+        <w:commentReference w:id="27"/>
       </w:r>
     </w:p>
     <w:p>
@@ -14920,16 +14062,17 @@
           <w:szCs w:val="20"/>
         </w:rPr>
       </w:pPr>
-      <w:commentRangeStart w:id="31"/>
-      <w:r>
-        <w:rPr>
-          <w:rFonts w:ascii="Arial" w:hAnsi="Arial" w:cs="Arial"/>
-          <w:sz w:val="20"/>
-          <w:szCs w:val="20"/>
-        </w:rPr>
+      <w:commentRangeStart w:id="28"/>
+      <w:r>
+        <w:rPr>
+          <w:rFonts w:ascii="Arial" w:hAnsi="Arial" w:cs="Arial"/>
+          <w:sz w:val="20"/>
+          <w:szCs w:val="20"/>
+        </w:rPr>
+        <w:lastRenderedPageBreak/>
         <w:t xml:space="preserve">Tinkamai užpildytą Tiekėjo (Tiekėjų grupės narių, ir/ar Ūkio subjekto, kurio pajėgumais remiamasi grindžiant atitiktį Kvalifikacijos reikalavimams, įskaitant specialistus, kurių neketinama įdarbinti) EBVPD formą. </w:t>
       </w:r>
-      <w:commentRangeEnd w:id="31"/>
+      <w:commentRangeEnd w:id="28"/>
       <w:r>
         <w:rPr>
           <w:rStyle w:val="CommentReference"/>
@@ -14937,7 +14080,7 @@
           <w:sz w:val="20"/>
           <w:szCs w:val="20"/>
         </w:rPr>
-        <w:commentReference w:id="31"/>
+        <w:commentReference w:id="28"/>
       </w:r>
     </w:p>
     <w:p>
@@ -15184,7 +14327,7 @@
           <w:sz w:val="20"/>
           <w:szCs w:val="20"/>
         </w:rPr>
-        <w:footnoteReference w:id="11"/>
+        <w:footnoteReference w:id="10"/>
       </w:r>
       <w:r>
         <w:rPr>
@@ -15213,7 +14356,7 @@
           <w:szCs w:val="20"/>
         </w:rPr>
       </w:pPr>
-      <w:commentRangeStart w:id="32"/>
+      <w:commentRangeStart w:id="29"/>
       <w:r>
         <w:rPr>
           <w:rFonts w:ascii="Arial" w:eastAsia="Calibri" w:hAnsi="Arial" w:cs="Arial"/>
@@ -15222,9 +14365,40 @@
           <w:sz w:val="20"/>
           <w:szCs w:val="20"/>
         </w:rPr>
-        <w:t>Tinkamai užpildytą ir pasirašytą Nacionalinio saugumo reikalavimų atitikties deklaraciją pagal SPS X priedo formą.</w:t>
-      </w:r>
-      <w:commentRangeEnd w:id="32"/>
+        <w:t>Tinkamai užpildytą ir pasirašytą Nacionalinio saugumo reikalavimų atitikties deklaraciją pagal SPS X priedo formą</w:t>
+      </w:r>
+      <w:r>
+        <w:rPr>
+          <w:rFonts w:ascii="Arial" w:eastAsia="Calibri" w:hAnsi="Arial" w:cs="Arial"/>
+          <w:iCs/>
+          <w:color w:val="FF0000"/>
+          <w:sz w:val="20"/>
+          <w:szCs w:val="20"/>
+        </w:rPr>
+        <w:t xml:space="preserve"> </w:t>
+      </w:r>
+      <w:r>
+        <w:rPr>
+          <w:rFonts w:ascii="Arial" w:hAnsi="Arial" w:cs="Arial"/>
+          <w:iCs/>
+          <w:color w:val="FF0000"/>
+          <w:sz w:val="20"/>
+          <w:szCs w:val="20"/>
+          <w:highlight w:val="green"/>
+        </w:rPr>
+        <w:t>ir dokumentus, pagrindžiančius deklaracijoje nurodytus įsipareigojimus</w:t>
+      </w:r>
+      <w:r>
+        <w:rPr>
+          <w:rFonts w:ascii="Arial" w:eastAsia="Calibri" w:hAnsi="Arial" w:cs="Arial"/>
+          <w:iCs/>
+          <w:color w:val="FF0000"/>
+          <w:sz w:val="20"/>
+          <w:szCs w:val="20"/>
+        </w:rPr>
+        <w:t>.</w:t>
+      </w:r>
+      <w:commentRangeEnd w:id="29"/>
       <w:r>
         <w:rPr>
           <w:rStyle w:val="CommentReference"/>
@@ -15232,7 +14406,7 @@
           <w:sz w:val="20"/>
           <w:szCs w:val="20"/>
         </w:rPr>
-        <w:commentReference w:id="32"/>
+        <w:commentReference w:id="29"/>
       </w:r>
     </w:p>
     <w:p>
@@ -15253,8 +14427,8 @@
           <w:szCs w:val="20"/>
         </w:rPr>
       </w:pPr>
-      <w:bookmarkStart w:id="33" w:name="_Hlk125014182"/>
-      <w:commentRangeStart w:id="34"/>
+      <w:bookmarkStart w:id="30" w:name="_Hlk125014182"/>
+      <w:commentRangeStart w:id="31"/>
       <w:r>
         <w:rPr>
           <w:rFonts w:ascii="Arial" w:hAnsi="Arial" w:cs="Arial"/>
@@ -15265,8 +14439,8 @@
         </w:rPr>
         <w:t>Nepriklausomos įstaigos išduotą sertifikatą ar kitus įrodymus dėl atitikties žaliajam reikalavimui, kaip nurodyta SPS 3 lentelėje „Žalieji reikalavimai“.</w:t>
       </w:r>
-      <w:bookmarkEnd w:id="33"/>
-      <w:commentRangeEnd w:id="34"/>
+      <w:bookmarkEnd w:id="30"/>
+      <w:commentRangeEnd w:id="31"/>
       <w:r>
         <w:rPr>
           <w:rStyle w:val="CommentReference"/>
@@ -15274,7 +14448,7 @@
           <w:sz w:val="20"/>
           <w:szCs w:val="20"/>
         </w:rPr>
-        <w:commentReference w:id="34"/>
+        <w:commentReference w:id="31"/>
       </w:r>
     </w:p>
     <w:p>
@@ -15296,7 +14470,7 @@
           <w:szCs w:val="20"/>
         </w:rPr>
       </w:pPr>
-      <w:commentRangeStart w:id="35"/>
+      <w:commentRangeStart w:id="32"/>
       <w:r>
         <w:rPr>
           <w:rFonts w:ascii="Arial" w:hAnsi="Arial" w:cs="Arial"/>
@@ -15306,7 +14480,7 @@
         </w:rPr>
         <w:t>Užpildytą pasiūlymų dėl derėtinų sąlygų formą (SPS priedą Nr. X).</w:t>
       </w:r>
-      <w:commentRangeEnd w:id="35"/>
+      <w:commentRangeEnd w:id="32"/>
       <w:r>
         <w:rPr>
           <w:rStyle w:val="CommentReference"/>
@@ -15315,7 +14489,7 @@
           <w:sz w:val="20"/>
           <w:szCs w:val="20"/>
         </w:rPr>
-        <w:commentReference w:id="35"/>
+        <w:commentReference w:id="32"/>
       </w:r>
     </w:p>
     <w:p>
@@ -15332,6 +14506,56 @@
         <w:jc w:val="both"/>
         <w:rPr>
           <w:rFonts w:ascii="Arial" w:hAnsi="Arial" w:cs="Arial"/>
+          <w:color w:val="FF0000"/>
+          <w:sz w:val="20"/>
+          <w:szCs w:val="20"/>
+        </w:rPr>
+      </w:pPr>
+      <w:commentRangeStart w:id="33"/>
+      <w:r>
+        <w:rPr>
+          <w:rFonts w:ascii="Arial" w:hAnsi="Arial" w:cs="Arial"/>
+          <w:color w:val="FF0000"/>
+          <w:sz w:val="20"/>
+          <w:szCs w:val="20"/>
+        </w:rPr>
+        <w:t>Tiekėjo, kiekvieno Tiekėjų grupės nario, kiekvieno Ūkio subjekto, kurio pajėgumais remiamasi ir kiekvieno Subtiekėjo užpildytus SPS x priedą „Sandorio šalies ir (ar) subtiekėjo duomenų forma“</w:t>
+      </w:r>
+      <w:commentRangeEnd w:id="33"/>
+      <w:r>
+        <w:rPr>
+          <w:rStyle w:val="CommentReference"/>
+          <w:rFonts w:ascii="Arial" w:hAnsi="Arial" w:cs="Arial"/>
+          <w:color w:val="FF0000"/>
+          <w:sz w:val="20"/>
+          <w:szCs w:val="20"/>
+        </w:rPr>
+        <w:commentReference w:id="33"/>
+      </w:r>
+      <w:r>
+        <w:rPr>
+          <w:rFonts w:ascii="Arial" w:hAnsi="Arial" w:cs="Arial"/>
+          <w:color w:val="FF0000"/>
+          <w:sz w:val="20"/>
+          <w:szCs w:val="20"/>
+        </w:rPr>
+        <w:t>.</w:t>
+      </w:r>
+    </w:p>
+    <w:p>
+      <w:pPr>
+        <w:numPr>
+          <w:ilvl w:val="2"/>
+          <w:numId w:val="28"/>
+        </w:numPr>
+        <w:tabs>
+          <w:tab w:val="left" w:pos="567"/>
+        </w:tabs>
+        <w:spacing w:before="60" w:after="60"/>
+        <w:ind w:left="0" w:firstLine="0"/>
+        <w:jc w:val="both"/>
+        <w:rPr>
+          <w:rFonts w:ascii="Arial" w:hAnsi="Arial" w:cs="Arial"/>
           <w:sz w:val="20"/>
           <w:szCs w:val="20"/>
         </w:rPr>
@@ -15369,7 +14593,6 @@
           <w:sz w:val="20"/>
           <w:szCs w:val="20"/>
         </w:rPr>
-        <w:lastRenderedPageBreak/>
         <w:t>5</w:t>
       </w:r>
       <w:r>
@@ -15973,7 +15196,7 @@
         </w:rPr>
         <w:t xml:space="preserve">.4.4. </w:t>
       </w:r>
-      <w:bookmarkStart w:id="36" w:name="_Hlk42148068"/>
+      <w:bookmarkStart w:id="34" w:name="_Hlk42148068"/>
       <w:r>
         <w:rPr>
           <w:rFonts w:ascii="Arial" w:hAnsi="Arial" w:cs="Arial"/>
@@ -16029,7 +15252,7 @@
         </w:rPr>
         <w:t>.</w:t>
       </w:r>
-      <w:bookmarkEnd w:id="36"/>
+      <w:bookmarkEnd w:id="34"/>
     </w:p>
     <w:p>
       <w:pPr>
@@ -16282,7 +15505,7 @@
           <w:szCs w:val="20"/>
         </w:rPr>
       </w:pPr>
-      <w:bookmarkStart w:id="37" w:name="_Hlk33619537"/>
+      <w:bookmarkStart w:id="35" w:name="_Hlk33619537"/>
       <w:r>
         <w:rPr>
           <w:rFonts w:ascii="Arial" w:hAnsi="Arial" w:cs="Arial"/>
@@ -16322,7 +15545,7 @@
           <w:szCs w:val="20"/>
         </w:rPr>
       </w:pPr>
-      <w:bookmarkStart w:id="38" w:name="_Hlk33619556"/>
+      <w:bookmarkStart w:id="36" w:name="_Hlk33619556"/>
       <w:r>
         <w:rPr>
           <w:rFonts w:ascii="Arial" w:hAnsi="Arial" w:cs="Arial"/>
@@ -16475,7 +15698,7 @@
         <w:t>.</w:t>
       </w:r>
     </w:p>
-    <w:bookmarkEnd w:id="38"/>
+    <w:bookmarkEnd w:id="36"/>
     <w:p>
       <w:pPr>
         <w:tabs>
@@ -16542,7 +15765,7 @@
           <w:szCs w:val="20"/>
         </w:rPr>
       </w:pPr>
-      <w:bookmarkStart w:id="39" w:name="_Toc329439533"/>
+      <w:bookmarkStart w:id="37" w:name="_Toc329439533"/>
       <w:r>
         <w:rPr>
           <w:rFonts w:ascii="Arial" w:hAnsi="Arial" w:cs="Arial"/>
@@ -16580,7 +15803,7 @@
         <w:t>ARBA</w:t>
       </w:r>
     </w:p>
-    <w:bookmarkEnd w:id="37"/>
+    <w:bookmarkEnd w:id="35"/>
     <w:p>
       <w:pPr>
         <w:jc w:val="both"/>
@@ -16680,7 +15903,16 @@
           <w:sz w:val="20"/>
           <w:szCs w:val="20"/>
         </w:rPr>
-        <w:t xml:space="preserve">, besąlyginę ir neatšaukiamą garantiją. Jei dokumentas teikiamas tik elektroniniu būdu, jis turi būti pasirašytas Pasiūlymo galiojimo užtikrinimą išdavusio banko atstovo </w:t>
+        <w:t xml:space="preserve">, besąlyginę ir neatšaukiamą garantiją. Jei dokumentas </w:t>
+      </w:r>
+      <w:r>
+        <w:rPr>
+          <w:rFonts w:ascii="Arial" w:hAnsi="Arial" w:cs="Arial"/>
+          <w:sz w:val="20"/>
+          <w:szCs w:val="20"/>
+        </w:rPr>
+        <w:lastRenderedPageBreak/>
+        <w:t xml:space="preserve">teikiamas tik elektroniniu būdu, jis turi būti pasirašytas Pasiūlymo galiojimo užtikrinimą išdavusio banko atstovo </w:t>
       </w:r>
       <w:r>
         <w:rPr>
@@ -16744,7 +15976,7 @@
           <w:sz w:val="20"/>
           <w:szCs w:val="20"/>
         </w:rPr>
-        <w:t>/ĮMONĖS PAVADINIMAS/</w:t>
+        <w:t>ĮMONĖS PAVADINIMAS</w:t>
       </w:r>
       <w:r>
         <w:rPr>
@@ -17355,7 +16587,6 @@
           <w:sz w:val="20"/>
           <w:szCs w:val="20"/>
         </w:rPr>
-        <w:lastRenderedPageBreak/>
         <w:t>KITOS NUOSTATOS</w:t>
       </w:r>
     </w:p>
@@ -17368,7 +16599,7 @@
           <w:szCs w:val="20"/>
         </w:rPr>
       </w:pPr>
-      <w:bookmarkStart w:id="40" w:name="_Hlk33626092"/>
+      <w:bookmarkStart w:id="38" w:name="_Hlk33626092"/>
       <w:r>
         <w:rPr>
           <w:rFonts w:ascii="Arial" w:hAnsi="Arial" w:cs="Arial"/>
@@ -17551,8 +16782,8 @@
           <w:szCs w:val="20"/>
         </w:rPr>
       </w:pPr>
-      <w:bookmarkStart w:id="41" w:name="_Hlk27632140"/>
-      <w:bookmarkStart w:id="42" w:name="_Hlk503166841"/>
+      <w:bookmarkStart w:id="39" w:name="_Hlk27632140"/>
+      <w:bookmarkStart w:id="40" w:name="_Hlk503166841"/>
       <w:r>
         <w:rPr>
           <w:rFonts w:ascii="Arial" w:hAnsi="Arial" w:cs="Arial"/>
@@ -17736,7 +16967,7 @@
         </w:rPr>
         <w:t>be PVM dydžio baudą</w:t>
       </w:r>
-      <w:bookmarkEnd w:id="41"/>
+      <w:bookmarkEnd w:id="39"/>
       <w:r>
         <w:rPr>
           <w:rFonts w:ascii="Arial" w:hAnsi="Arial" w:cs="Arial"/>
@@ -18186,7 +17417,7 @@
         <w:t xml:space="preserve"> (jeigu atsisakiusio pasirašyti Sutartį Tiekėjo Galutinio pasiūlymo kaina Eur be PVM bus mažesnė nei kito Tiekėjo, pasiūlymų eilėje esančio po atsisakiusio sudaryti Sutartį Tiekėjo).</w:t>
       </w:r>
     </w:p>
-    <w:bookmarkEnd w:id="42"/>
+    <w:bookmarkEnd w:id="40"/>
     <w:p>
       <w:pPr>
         <w:rPr>
@@ -18397,7 +17628,16 @@
           <w:sz w:val="20"/>
           <w:szCs w:val="20"/>
         </w:rPr>
-        <w:t xml:space="preserve"> pareikalavus, turės sumokėti kainos skirtumą tarp Sutartį atsisakiusio pasirašyti Tiekėjo Galutinio pasiūlymo kainos E</w:t>
+        <w:t xml:space="preserve"> pareikalavus, turės sumokėti kainos skirtumą tarp Sutartį atsisakiusio </w:t>
+      </w:r>
+      <w:r>
+        <w:rPr>
+          <w:rFonts w:ascii="Arial" w:hAnsi="Arial" w:cs="Arial"/>
+          <w:sz w:val="20"/>
+          <w:szCs w:val="20"/>
+        </w:rPr>
+        <w:lastRenderedPageBreak/>
+        <w:t>pasirašyti Tiekėjo Galutinio pasiūlymo kainos E</w:t>
       </w:r>
       <w:r>
         <w:rPr>
@@ -18571,15 +17811,31 @@
         </w:rPr>
         <w:t xml:space="preserve">8.4. </w:t>
       </w:r>
-      <w:bookmarkEnd w:id="40"/>
-      <w:commentRangeStart w:id="43"/>
-      <w:r>
-        <w:rPr>
-          <w:rFonts w:ascii="Arial" w:hAnsi="Arial" w:cs="Arial"/>
-          <w:sz w:val="20"/>
-          <w:szCs w:val="20"/>
-        </w:rPr>
-        <w:t xml:space="preserve">Pirkime numatoma, kad Perkantysis subjektas informuos Koordinavimo komisiją apie ketinamą sudaryti Sutartį. Atsižvelgiant į tai, Tiekėjas, kuris pateikė ekonomiškai naudingiausią pasiūlymą ir yra nustatytas galimu laimėtoju, Perkančiojo subjekto prašymu, per jo nustatytą terminą, kuris negali būti trumpesnis kaip 3 darbo dienos,  privalės pateikti Tiekėjo, kiekvieno Tiekėjų grupės nario, kiekvieno Ūkio subjekto, kurio pajėgumais remiamasi ir kiekvieno Subtiekėjo užpildytus </w:t>
+      <w:bookmarkEnd w:id="38"/>
+      <w:commentRangeStart w:id="41"/>
+      <w:r>
+        <w:rPr>
+          <w:rFonts w:ascii="Arial" w:hAnsi="Arial" w:cs="Arial"/>
+          <w:sz w:val="20"/>
+          <w:szCs w:val="20"/>
+        </w:rPr>
+        <w:t>Pirkime numatoma, kad Perkantysis subjektas informuos Koordinavimo komisiją apie ketinamą sudaryti Sutartį. Atsižvelgiant į tai, Tiekėjas</w:t>
+      </w:r>
+      <w:r>
+        <w:rPr>
+          <w:rFonts w:ascii="Arial" w:hAnsi="Arial" w:cs="Arial"/>
+          <w:sz w:val="20"/>
+          <w:szCs w:val="20"/>
+        </w:rPr>
+        <w:t xml:space="preserve"> kartu su Pirminiu pasiūlymu </w:t>
+      </w:r>
+      <w:r>
+        <w:rPr>
+          <w:rFonts w:ascii="Arial" w:hAnsi="Arial" w:cs="Arial"/>
+          <w:sz w:val="20"/>
+          <w:szCs w:val="20"/>
+        </w:rPr>
+        <w:t xml:space="preserve">privalės pateikti Tiekėjo, kiekvieno Tiekėjų grupės nario, kiekvieno Ūkio subjekto, kurio pajėgumais remiamasi ir kiekvieno Subtiekėjo užpildytus </w:t>
       </w:r>
       <w:r>
         <w:rPr>
@@ -18598,7 +17854,7 @@
         </w:rPr>
         <w:t>„Sandorio šalies ir (ar) subtiekėjo duomenų forma“.</w:t>
       </w:r>
-      <w:commentRangeEnd w:id="43"/>
+      <w:commentRangeEnd w:id="41"/>
       <w:r>
         <w:rPr>
           <w:rStyle w:val="CommentReference"/>
@@ -18606,7 +17862,7 @@
           <w:sz w:val="20"/>
           <w:szCs w:val="20"/>
         </w:rPr>
-        <w:commentReference w:id="43"/>
+        <w:commentReference w:id="41"/>
       </w:r>
     </w:p>
     <w:p>
@@ -18625,10 +17881,10 @@
           <w:szCs w:val="20"/>
         </w:rPr>
       </w:pPr>
-      <w:bookmarkStart w:id="44" w:name="_Toc60479656"/>
-      <w:bookmarkStart w:id="45" w:name="_Toc334383743"/>
-      <w:bookmarkStart w:id="46" w:name="_Toc335201959"/>
-      <w:bookmarkStart w:id="47" w:name="_Hlk33626163"/>
+      <w:bookmarkStart w:id="42" w:name="_Toc60479656"/>
+      <w:bookmarkStart w:id="43" w:name="_Toc334383743"/>
+      <w:bookmarkStart w:id="44" w:name="_Toc335201959"/>
+      <w:bookmarkStart w:id="45" w:name="_Hlk33626163"/>
       <w:r>
         <w:rPr>
           <w:rFonts w:ascii="Arial" w:hAnsi="Arial" w:cs="Arial"/>
@@ -18639,8 +17895,8 @@
         </w:rPr>
         <w:t xml:space="preserve">SUTARTIES </w:t>
       </w:r>
-      <w:bookmarkEnd w:id="44"/>
-      <w:bookmarkEnd w:id="45"/>
+      <w:bookmarkEnd w:id="42"/>
+      <w:bookmarkEnd w:id="43"/>
       <w:r>
         <w:rPr>
           <w:rFonts w:ascii="Arial" w:hAnsi="Arial" w:cs="Arial"/>
@@ -18651,7 +17907,7 @@
         </w:rPr>
         <w:t>KAINA</w:t>
       </w:r>
-      <w:bookmarkEnd w:id="46"/>
+      <w:bookmarkEnd w:id="44"/>
       <w:r>
         <w:rPr>
           <w:rFonts w:ascii="Arial" w:hAnsi="Arial" w:cs="Arial"/>
@@ -19072,7 +18328,7 @@
         <w:t>X punkte/priede.</w:t>
       </w:r>
     </w:p>
-    <w:bookmarkEnd w:id="47"/>
+    <w:bookmarkEnd w:id="45"/>
     <w:p>
       <w:pPr>
         <w:tabs>
@@ -19108,7 +18364,7 @@
           <w:szCs w:val="20"/>
         </w:rPr>
       </w:pPr>
-      <w:bookmarkStart w:id="48" w:name="_Toc335201960"/>
+      <w:bookmarkStart w:id="46" w:name="_Toc335201960"/>
       <w:r>
         <w:rPr>
           <w:rFonts w:ascii="Arial" w:hAnsi="Arial" w:cs="Arial"/>
@@ -19174,7 +18430,7 @@
           <w:szCs w:val="20"/>
         </w:rPr>
       </w:pPr>
-      <w:bookmarkStart w:id="49" w:name="_Hlk33626386"/>
+      <w:bookmarkStart w:id="47" w:name="_Hlk33626386"/>
       <w:r>
         <w:rPr>
           <w:rFonts w:ascii="Arial" w:hAnsi="Arial" w:cs="Arial"/>
@@ -19381,7 +18637,7 @@
         </w:rPr>
         <w:t xml:space="preserve"> </w:t>
       </w:r>
-      <w:commentRangeStart w:id="50"/>
+      <w:commentRangeStart w:id="48"/>
       <w:r>
         <w:rPr>
           <w:rFonts w:ascii="Arial" w:hAnsi="Arial" w:cs="Arial"/>
@@ -19393,7 +18649,7 @@
         </w:rPr>
         <w:t>PRELIMINARUS PIRKIMO PROCEDŪRŲ VYKDYMO GRAFIKAS</w:t>
       </w:r>
-      <w:commentRangeEnd w:id="50"/>
+      <w:commentRangeEnd w:id="48"/>
       <w:r>
         <w:rPr>
           <w:rStyle w:val="CommentReference"/>
@@ -19404,7 +18660,7 @@
           <w:szCs w:val="20"/>
           <w:lang w:val="en-US"/>
         </w:rPr>
-        <w:commentReference w:id="50"/>
+        <w:commentReference w:id="48"/>
       </w:r>
     </w:p>
     <w:p>
@@ -19445,8 +18701,8 @@
           <w:szCs w:val="20"/>
         </w:rPr>
       </w:pPr>
-      <w:bookmarkStart w:id="51" w:name="_Hlk172108241"/>
-      <w:bookmarkEnd w:id="49"/>
+      <w:bookmarkStart w:id="49" w:name="_Hlk172108241"/>
+      <w:bookmarkEnd w:id="47"/>
       <w:r>
         <w:rPr>
           <w:rFonts w:ascii="Arial" w:hAnsi="Arial" w:cs="Arial"/>
@@ -19456,7 +18712,7 @@
         <w:t xml:space="preserve">Toliau Tiekėjų informacijai pateikiamas preliminarus planuojamas Pirkimo procedūrų vykdymo grafikas, kurio atskiri etapai nebūtinai sutaps su faktinėmis datomis. Tiekėjai visais atvejais turi vadovautis pirmiausia CVP IS ir Perkančiojo subjekto pranešimuose nustatytais terminais. </w:t>
       </w:r>
     </w:p>
-    <w:bookmarkEnd w:id="51"/>
+    <w:bookmarkEnd w:id="49"/>
     <w:p>
       <w:pPr>
         <w:tabs>
@@ -19505,8 +18761,8 @@
         </w:rPr>
         <w:t>PRIEDAI</w:t>
       </w:r>
-      <w:bookmarkEnd w:id="39"/>
-      <w:bookmarkEnd w:id="48"/>
+      <w:bookmarkEnd w:id="37"/>
+      <w:bookmarkEnd w:id="46"/>
       <w:r>
         <w:rPr>
           <w:rFonts w:ascii="Arial" w:hAnsi="Arial" w:cs="Arial"/>
@@ -19616,8 +18872,8 @@
           <w:szCs w:val="20"/>
         </w:rPr>
       </w:pPr>
-      <w:bookmarkStart w:id="52" w:name="_Ref274738013"/>
-      <w:bookmarkStart w:id="53" w:name="_Ref316455210"/>
+      <w:bookmarkStart w:id="50" w:name="_Ref274738013"/>
+      <w:bookmarkStart w:id="51" w:name="_Ref316455210"/>
       <w:r>
         <w:rPr>
           <w:rFonts w:ascii="Arial" w:hAnsi="Arial" w:cs="Arial"/>
@@ -19709,26 +18965,6 @@
           <w:sz w:val="20"/>
           <w:szCs w:val="20"/>
         </w:rPr>
-        <w:t xml:space="preserve"> </w:t>
-      </w:r>
-      <w:r>
-        <w:rPr>
-          <w:rFonts w:ascii="Arial" w:hAnsi="Arial" w:cs="Arial"/>
-          <w:i/>
-          <w:color w:val="FF0000"/>
-          <w:sz w:val="20"/>
-          <w:szCs w:val="20"/>
-        </w:rPr>
-        <w:t>(kai taikoma)</w:t>
-      </w:r>
-      <w:r>
-        <w:rPr>
-          <w:rFonts w:ascii="Arial" w:hAnsi="Arial" w:cs="Arial"/>
-          <w:i/>
-          <w:color w:val="FF0000"/>
-          <w:sz w:val="20"/>
-          <w:szCs w:val="20"/>
-        </w:rPr>
         <w:t>.</w:t>
       </w:r>
     </w:p>
@@ -19947,7 +19183,7 @@
         </w:rPr>
         <w:t>6</w:t>
       </w:r>
-      <w:commentRangeStart w:id="54"/>
+      <w:commentRangeStart w:id="52"/>
       <w:r>
         <w:rPr>
           <w:rFonts w:ascii="Arial" w:hAnsi="Arial" w:cs="Arial"/>
@@ -19957,7 +19193,7 @@
         </w:rPr>
         <w:t xml:space="preserve"> priedas – </w:t>
       </w:r>
-      <w:bookmarkStart w:id="55" w:name="_Hlk125014755"/>
+      <w:bookmarkStart w:id="53" w:name="_Hlk125014755"/>
       <w:r>
         <w:rPr>
           <w:rFonts w:ascii="Arial" w:hAnsi="Arial" w:cs="Arial"/>
@@ -19967,8 +19203,8 @@
         </w:rPr>
         <w:t>Nacionalinio saugumo reikalavimų atitikties deklaracija</w:t>
       </w:r>
-      <w:bookmarkEnd w:id="55"/>
-      <w:commentRangeEnd w:id="54"/>
+      <w:bookmarkEnd w:id="53"/>
+      <w:commentRangeEnd w:id="52"/>
       <w:r>
         <w:rPr>
           <w:rStyle w:val="CommentReference"/>
@@ -19976,7 +19212,7 @@
           <w:sz w:val="20"/>
           <w:szCs w:val="20"/>
         </w:rPr>
-        <w:commentReference w:id="54"/>
+        <w:commentReference w:id="52"/>
       </w:r>
     </w:p>
     <w:p>
@@ -20071,9 +19307,8 @@
           <w:sz w:val="20"/>
           <w:szCs w:val="20"/>
         </w:rPr>
-        <w:t xml:space="preserve"> – Sutarčių sąrašo forma </w:t>
-      </w:r>
-      <w:bookmarkStart w:id="56" w:name="_Hlk33025820"/>
+        <w:t xml:space="preserve"> – Sutarčių sąrašo forma</w:t>
+      </w:r>
       <w:r>
         <w:rPr>
           <w:rFonts w:ascii="Arial" w:hAnsi="Arial" w:cs="Arial"/>
@@ -20083,42 +19318,8 @@
           <w:sz w:val="20"/>
           <w:szCs w:val="20"/>
         </w:rPr>
-        <w:t>(</w:t>
-      </w:r>
-      <w:r>
-        <w:rPr>
-          <w:rFonts w:ascii="Arial" w:hAnsi="Arial" w:cs="Arial"/>
-          <w:i/>
-          <w:iCs/>
-          <w:color w:val="FF0000"/>
-          <w:sz w:val="20"/>
-          <w:szCs w:val="20"/>
-        </w:rPr>
-        <w:t>bus prašoma pateikti tik galimo laimėtojo</w:t>
-      </w:r>
-      <w:r>
-        <w:rPr>
-          <w:rFonts w:ascii="Arial" w:hAnsi="Arial" w:cs="Arial"/>
-          <w:i/>
-          <w:iCs/>
-          <w:color w:val="FF0000"/>
-          <w:sz w:val="20"/>
-          <w:szCs w:val="20"/>
-        </w:rPr>
-        <w:t>)</w:t>
-      </w:r>
-      <w:r>
-        <w:rPr>
-          <w:rFonts w:ascii="Arial" w:hAnsi="Arial" w:cs="Arial"/>
-          <w:i/>
-          <w:iCs/>
-          <w:color w:val="FF0000"/>
-          <w:sz w:val="20"/>
-          <w:szCs w:val="20"/>
-        </w:rPr>
         <w:t>.</w:t>
       </w:r>
-      <w:bookmarkEnd w:id="56"/>
     </w:p>
     <w:p>
       <w:pPr>
@@ -20167,26 +19368,6 @@
           <w:sz w:val="20"/>
           <w:szCs w:val="20"/>
         </w:rPr>
-        <w:t xml:space="preserve"> </w:t>
-      </w:r>
-      <w:r>
-        <w:rPr>
-          <w:rFonts w:ascii="Arial" w:hAnsi="Arial" w:cs="Arial"/>
-          <w:i/>
-          <w:iCs/>
-          <w:color w:val="FF0000"/>
-          <w:sz w:val="20"/>
-          <w:szCs w:val="20"/>
-        </w:rPr>
-        <w:t>(bus prašoma pateikti tik galimo laimėtojo)</w:t>
-      </w:r>
-      <w:r>
-        <w:rPr>
-          <w:rFonts w:ascii="Arial" w:hAnsi="Arial" w:cs="Arial"/>
-          <w:color w:val="FF0000"/>
-          <w:sz w:val="20"/>
-          <w:szCs w:val="20"/>
-        </w:rPr>
         <w:t>.</w:t>
       </w:r>
     </w:p>
@@ -20253,7 +19434,7 @@
         </w:rPr>
         <w:t xml:space="preserve"> </w:t>
       </w:r>
-      <w:bookmarkEnd w:id="52"/>
+      <w:bookmarkEnd w:id="50"/>
       <w:r>
         <w:rPr>
           <w:rFonts w:ascii="Arial" w:hAnsi="Arial" w:cs="Arial"/>
@@ -20309,7 +19490,7 @@
         </w:rPr>
         <w:t>)</w:t>
       </w:r>
-      <w:bookmarkEnd w:id="53"/>
+      <w:bookmarkEnd w:id="51"/>
       <w:r>
         <w:rPr>
           <w:rFonts w:ascii="Arial" w:hAnsi="Arial" w:cs="Arial"/>
@@ -20408,7 +19589,7 @@
           <w:szCs w:val="20"/>
         </w:rPr>
       </w:pPr>
-      <w:bookmarkStart w:id="57" w:name="_Hlk201067239"/>
+      <w:bookmarkStart w:id="54" w:name="_Hlk201067239"/>
       <w:r>
         <w:rPr>
           <w:rFonts w:ascii="Arial" w:hAnsi="Arial" w:cs="Arial"/>
@@ -20471,20 +19652,18 @@
           <w:sz w:val="20"/>
           <w:szCs w:val="20"/>
         </w:rPr>
-        <w:t xml:space="preserve">Sandorio šalies ir (ar) subtiekėjo duomenų forma </w:t>
-      </w:r>
-      <w:r>
-        <w:rPr>
-          <w:rFonts w:ascii="Arial" w:hAnsi="Arial" w:cs="Arial"/>
-          <w:i/>
-          <w:iCs/>
-          <w:color w:val="FF0000"/>
-          <w:sz w:val="20"/>
-          <w:szCs w:val="20"/>
-        </w:rPr>
-        <w:t>(bus prašoma pateikti tik galimo laimėtojo)</w:t>
-      </w:r>
-      <w:bookmarkEnd w:id="57"/>
+        <w:t>Sandorio šalies ir (ar) subtiekėjo duomenų forma</w:t>
+      </w:r>
+      <w:bookmarkEnd w:id="54"/>
+      <w:r>
+        <w:rPr>
+          <w:rFonts w:ascii="Arial" w:hAnsi="Arial" w:cs="Arial"/>
+          <w:color w:val="FF0000"/>
+          <w:sz w:val="20"/>
+          <w:szCs w:val="20"/>
+        </w:rPr>
+        <w:t>.</w:t>
+      </w:r>
     </w:p>
     <w:p>
       <w:pPr>
@@ -20646,7 +19825,7 @@
           <w:szCs w:val="20"/>
         </w:rPr>
       </w:pPr>
-      <w:bookmarkStart w:id="58" w:name="_Hlk125014817"/>
+      <w:bookmarkStart w:id="55" w:name="_Hlk125014817"/>
       <w:r>
         <w:rPr>
           <w:rFonts w:ascii="Arial" w:hAnsi="Arial" w:cs="Arial"/>
@@ -20663,16 +19842,8 @@
         </w:rPr>
         <w:t xml:space="preserve"> </w:t>
       </w:r>
-      <w:r>
-        <w:rPr>
-          <w:rFonts w:ascii="Arial" w:hAnsi="Arial" w:cs="Arial"/>
-          <w:sz w:val="20"/>
-          <w:szCs w:val="20"/>
-        </w:rPr>
-        <w:t>/Pirkimo organizatorius/</w:t>
-      </w:r>
     </w:p>
-    <w:bookmarkEnd w:id="58"/>
+    <w:bookmarkEnd w:id="55"/>
     <w:p>
       <w:pPr>
         <w:tabs>
@@ -20688,6 +19859,8 @@
       </w:pPr>
     </w:p>
     <w:sectPr>
+      <w:footerReference w:type="default" r:id="rId17"/>
+      <w:headerReference w:type="first" r:id="rId18"/>
       <w:pgSz w:w="11906" w:h="16838" w:code="9"/>
       <w:pgMar w:top="1134" w:right="567" w:bottom="1134" w:left="1701" w:header="170" w:footer="716" w:gutter="0"/>
       <w:cols w:space="708"/>
@@ -20741,7 +19914,7 @@
       </w:r>
     </w:p>
   </w:comment>
-  <w:comment w:id="14" w:author="Author" w:initials="A">
+  <w:comment w:id="12" w:author="Author" w:initials="A">
     <w:p>
       <w:pPr>
         <w:pStyle w:val="CommentText"/>
@@ -20757,7 +19930,7 @@
       </w:r>
     </w:p>
   </w:comment>
-  <w:comment w:id="15" w:author="Author" w:initials="A">
+  <w:comment w:id="13" w:author="Author" w:initials="A">
     <w:p>
       <w:pPr>
         <w:pStyle w:val="CommentText"/>
@@ -20770,6 +19943,22 @@
       </w:r>
       <w:r>
         <w:t xml:space="preserve">Užtikrinti, kad Techninėje specifikacijoje būtų nurodyta ši sąlyga su terminu, kada Tiekėjas turi pateikti šių specialistų pažymėjimus/sertifikatus. </w:t>
+      </w:r>
+    </w:p>
+  </w:comment>
+  <w:comment w:id="16" w:author="Author" w:initials="A">
+    <w:p>
+      <w:pPr>
+        <w:pStyle w:val="CommentText"/>
+      </w:pPr>
+      <w:r>
+        <w:rPr>
+          <w:rStyle w:val="CommentReference"/>
+        </w:rPr>
+        <w:annotationRef/>
+      </w:r>
+      <w:r>
+        <w:t>jei keliami pašalinimo pagrindai</w:t>
       </w:r>
     </w:p>
   </w:comment>
@@ -20785,43 +19974,27 @@
         <w:annotationRef/>
       </w:r>
       <w:r>
-        <w:t>jei keliami pašalinimo pagrindai</w:t>
+        <w:t>Jeigu prašoma EBVPD</w:t>
+      </w:r>
+    </w:p>
+  </w:comment>
+  <w:comment w:id="19" w:author="Author" w:initials="A">
+    <w:p>
+      <w:pPr>
+        <w:pStyle w:val="CommentText"/>
+      </w:pPr>
+      <w:r>
+        <w:rPr>
+          <w:rStyle w:val="CommentReference"/>
+        </w:rPr>
+        <w:annotationRef/>
+      </w:r>
+      <w:r>
+        <w:t>Jei tik Techninėje specifikacijoje arba tik Sutartyje - atitinkamai kitą ištrinti.</w:t>
       </w:r>
     </w:p>
   </w:comment>
   <w:comment w:id="20" w:author="Author" w:initials="A">
-    <w:p>
-      <w:pPr>
-        <w:pStyle w:val="CommentText"/>
-      </w:pPr>
-      <w:r>
-        <w:rPr>
-          <w:rStyle w:val="CommentReference"/>
-        </w:rPr>
-        <w:annotationRef/>
-      </w:r>
-      <w:r>
-        <w:t>Jeigu prašoma EBVPD</w:t>
-      </w:r>
-    </w:p>
-  </w:comment>
-  <w:comment w:id="21" w:author="Author" w:initials="A">
-    <w:p>
-      <w:pPr>
-        <w:pStyle w:val="CommentText"/>
-      </w:pPr>
-      <w:r>
-        <w:rPr>
-          <w:rStyle w:val="CommentReference"/>
-        </w:rPr>
-        <w:annotationRef/>
-      </w:r>
-      <w:r>
-        <w:t>Jei tik Techninėje specifikacijoje arba tik Sutartyje - atitinkamai kitą ištrinti.</w:t>
-      </w:r>
-    </w:p>
-  </w:comment>
-  <w:comment w:id="22" w:author="Author" w:initials="A">
     <w:p>
       <w:pPr>
         <w:pStyle w:val="CommentText"/>
@@ -20878,7 +20051,7 @@
       </w:r>
     </w:p>
   </w:comment>
-  <w:comment w:id="23" w:author="Author" w:initials="A">
+  <w:comment w:id="21" w:author="Author" w:initials="A">
     <w:p>
       <w:pPr>
         <w:pStyle w:val="CommentText"/>
@@ -20905,6 +20078,42 @@
       </w:r>
     </w:p>
   </w:comment>
+  <w:comment w:id="22" w:author="Author" w:initials="A">
+    <w:p>
+      <w:pPr>
+        <w:pStyle w:val="CommentText"/>
+      </w:pPr>
+      <w:r>
+        <w:rPr>
+          <w:rStyle w:val="CommentReference"/>
+        </w:rPr>
+        <w:annotationRef/>
+      </w:r>
+      <w:r>
+        <w:t>Draudimo pirkimuose tais atvejais, kai labai ribota konkurencija ir suderinus su iniciatoriumi bei EPSO-G, šią visą pažymėtą dalį (ne visą punktą) trinti ir netaikyti, taip pat tokiu atveju išsitrinti šią dalį  Pasiūlymo formoje.</w:t>
+      </w:r>
+    </w:p>
+  </w:comment>
+  <w:comment w:id="23" w:author="Author" w:initials="A">
+    <w:p>
+      <w:pPr>
+        <w:pStyle w:val="CommentText"/>
+      </w:pPr>
+      <w:r>
+        <w:rPr>
+          <w:rStyle w:val="CommentReference"/>
+        </w:rPr>
+        <w:annotationRef/>
+      </w:r>
+      <w:r>
+        <w:rPr>
+          <w:b/>
+          <w:bCs/>
+        </w:rPr>
+        <w:t>Taikoma visiems pirkimams, kai Pirkimo objektas apima VPĮ 92 str. 13 dalyje numatytame sąraše nurodytų BVPŽ kodų prekes ir paslaugas. Kitais atvejais - trinti visą 5 punktą.</w:t>
+      </w:r>
+    </w:p>
+  </w:comment>
   <w:comment w:id="24" w:author="Author" w:initials="A">
     <w:p>
       <w:pPr>
@@ -20918,20 +20127,17 @@
       </w:r>
       <w:r>
         <w:rPr>
-          <w:color w:val="FF0000"/>
-        </w:rPr>
-        <w:t>ČIA IR KITUR:</w:t>
-      </w:r>
-    </w:p>
-    <w:p>
-      <w:pPr>
-        <w:pStyle w:val="CommentText"/>
-      </w:pPr>
-      <w:r>
-        <w:rPr>
-          <w:color w:val="FF0000"/>
-        </w:rPr>
-        <w:t xml:space="preserve">Abejonių kyla ir dokumentų prašome visais atvejais, jei organizacijos nėra tikrinusi atitinkamo tiekėjo, subtiekėjo, ūkio subjekto, kurio pajėgumais remiamasi, ar gamintojo kilmės; arba tikrinusi, bet tuo metu gauti dokumentai yra išduoti anksčiau nei prieš 1 metus. </w:t>
+          <w:b/>
+          <w:bCs/>
+          <w:color w:val="FF0000"/>
+        </w:rPr>
+        <w:t xml:space="preserve">DĖMESIO! </w:t>
+      </w:r>
+      <w:r>
+        <w:rPr>
+          <w:color w:val="FF0000"/>
+        </w:rPr>
+        <w:t>Rangos darbuose (rangos ir projektavimo), kai nežinoma kokias prekes su pasiūlymu įsigysime, bet numatome, kad pirkimo objektas apima prekes ir paslaugas iš BVPŽ sąrašo,  prie pateikiamų dokumentų ištrinti dokumentus dėl gamintojo.</w:t>
       </w:r>
     </w:p>
   </w:comment>
@@ -20947,7 +20153,7 @@
         <w:annotationRef/>
       </w:r>
       <w:r>
-        <w:t>Draudimo pirkimuose tais atvejais, kai labai ribota konkurencija ir suderinus su iniciatoriumi bei EPSO-G, šią visą pažymėtą dalį (ne visą punktą) trinti ir netaikyti, taip pat tokiu atveju išsitrinti šią dalį  Pasiūlymo formoje.</w:t>
+        <w:t>Taikoma tik tarptautiniams pirkimams. Kitais atvejais visą punktą  (8 a-d) trinti, sutvarkyti numeraciją.</w:t>
       </w:r>
     </w:p>
   </w:comment>
@@ -20963,11 +20169,7 @@
         <w:annotationRef/>
       </w:r>
       <w:r>
-        <w:rPr>
-          <w:b/>
-          <w:bCs/>
-        </w:rPr>
-        <w:t>Taikoma visiems pirkimams, kai Pirkimo objektas apima VPĮ 92 str. 13 dalyje numatytame sąraše nurodytų BVPŽ kodų prekes ir paslaugas. Kitais atvejais - trinti visą 5 punktą.</w:t>
+        <w:t>Taikoma, jeigu vykdomas su nacionaliniu saugumu susijusių prekių, paslaugų ar darbų pirkimas (pagal Paraiškos duomenis, numatoma kreiptis į komisiją), kitu atveju - trinti.</w:t>
       </w:r>
     </w:p>
   </w:comment>
@@ -20983,18 +20185,7 @@
         <w:annotationRef/>
       </w:r>
       <w:r>
-        <w:rPr>
-          <w:b/>
-          <w:bCs/>
-          <w:color w:val="FF0000"/>
-        </w:rPr>
-        <w:t xml:space="preserve">DĖMESIO! </w:t>
-      </w:r>
-      <w:r>
-        <w:rPr>
-          <w:color w:val="FF0000"/>
-        </w:rPr>
-        <w:t>Rangos darbuose (rangos ir projektavimo), kai nežinoma kokias prekes su pasiūlymu įsigysime, bet numatome, kad pirkimo objektas apima prekes ir paslaugas iš BVPŽ sąrašo,  prie pateikiamų dokumentų ištrinti dokumentus dėl gamintojo.</w:t>
+        <w:t>Panaikinti jei nekeliami</w:t>
       </w:r>
     </w:p>
   </w:comment>
@@ -21010,7 +20201,7 @@
         <w:annotationRef/>
       </w:r>
       <w:r>
-        <w:t>Taikoma tik tarptautiniams pirkimams. Kitais atvejais visą punktą  (8 a-d) trinti, sutvarkyti numeraciją.</w:t>
+        <w:t>Jeigu bus prašoma</w:t>
       </w:r>
     </w:p>
   </w:comment>
@@ -21026,23 +20217,11 @@
         <w:annotationRef/>
       </w:r>
       <w:r>
-        <w:t>Taikoma, jeigu vykdomas su nacionaliniu saugumu susijusių prekių, paslaugų ar darbų pirkimas (pagal Paraiškos duomenis, numatoma kreiptis į komisiją), kitu atveju - trinti.</w:t>
-      </w:r>
-    </w:p>
-  </w:comment>
-  <w:comment w:id="30" w:author="Author" w:initials="A">
-    <w:p>
-      <w:pPr>
-        <w:pStyle w:val="CommentText"/>
-      </w:pPr>
-      <w:r>
-        <w:rPr>
-          <w:rStyle w:val="CommentReference"/>
-        </w:rPr>
-        <w:annotationRef/>
-      </w:r>
-      <w:r>
-        <w:t>Panaikinti jei nekeliami</w:t>
+        <w:rPr>
+          <w:b/>
+          <w:bCs/>
+        </w:rPr>
+        <w:t>Taikoma visiems pirkimams, kai Pirkimo objektas apima VPĮ 92 str. 13 dalyje numatytame sąraše nurodytų BVPŽ kodų prekes ir paslaugas</w:t>
       </w:r>
     </w:p>
   </w:comment>
@@ -21058,7 +20237,7 @@
         <w:annotationRef/>
       </w:r>
       <w:r>
-        <w:t>Jeigu bus prašoma</w:t>
+        <w:t>Jei pirkimo sąlygose taikomi žalieji reikalavimai, pvz. ISO sertifikatas, papildyti šiuo ar atitinkamu reikalavimu dėl pateikiamų dokumentų iš 3 lentelės</w:t>
       </w:r>
     </w:p>
   </w:comment>
@@ -21074,15 +20253,11 @@
         <w:annotationRef/>
       </w:r>
       <w:r>
-        <w:rPr>
-          <w:b/>
-          <w:bCs/>
-        </w:rPr>
-        <w:t>Taikoma visiems pirkimams, kai Pirkimo objektas apima VPĮ 92 str. 13 dalyje numatytame sąraše nurodytų BVPŽ kodų prekes ir paslaugas</w:t>
+        <w:t>Jei derybos platesne apimtimi nei tik kaina ir taikoma ši forma</w:t>
       </w:r>
     </w:p>
   </w:comment>
-  <w:comment w:id="34" w:author="Author" w:initials="A">
+  <w:comment w:id="33" w:author="Author" w:initials="A">
     <w:p>
       <w:pPr>
         <w:pStyle w:val="CommentText"/>
@@ -21094,11 +20269,11 @@
         <w:annotationRef/>
       </w:r>
       <w:r>
-        <w:t>Jei pirkimo sąlygose taikomi žalieji reikalavimai, pvz. ISO sertifikatas, papildyti šiuo ar atitinkamu reikalavimu dėl pateikiamų dokumentų iš 3 lentelės</w:t>
+        <w:t>Tik jei taikoma nac. Saugumo patikra, taip pat 8.4. punkte</w:t>
       </w:r>
     </w:p>
   </w:comment>
-  <w:comment w:id="35" w:author="Author" w:initials="A">
+  <w:comment w:id="41" w:author="Author" w:initials="A">
     <w:p>
       <w:pPr>
         <w:pStyle w:val="CommentText"/>
@@ -21110,11 +20285,11 @@
         <w:annotationRef/>
       </w:r>
       <w:r>
-        <w:t>Jei derybos platesne apimtimi nei tik kaina ir taikoma ši forma</w:t>
+        <w:t xml:space="preserve">Punktas taikomas, kai Pirkime numatome kreiptis į nac. Saugumo koordinavimo komisiją. Kitu atveju - trinti. </w:t>
       </w:r>
     </w:p>
   </w:comment>
-  <w:comment w:id="43" w:author="Author" w:initials="A">
+  <w:comment w:id="48" w:author="Author" w:initials="A">
     <w:p>
       <w:pPr>
         <w:pStyle w:val="CommentText"/>
@@ -21126,27 +20301,11 @@
         <w:annotationRef/>
       </w:r>
       <w:r>
-        <w:t xml:space="preserve">Punktas taikomas, kai Pirkime numatome kreiptis į nac. Saugumo koordinavimo komisiją. Kitu atveju - trinti. </w:t>
+        <w:t>įkelti grafiką</w:t>
       </w:r>
     </w:p>
   </w:comment>
-  <w:comment w:id="50" w:author="Author" w:initials="A">
-    <w:p>
-      <w:pPr>
-        <w:pStyle w:val="CommentText"/>
-      </w:pPr>
-      <w:r>
-        <w:rPr>
-          <w:rStyle w:val="CommentReference"/>
-        </w:rPr>
-        <w:annotationRef/>
-      </w:r>
-      <w:r>
-        <w:t>įkelti grafiką</w:t>
-      </w:r>
-    </w:p>
-  </w:comment>
-  <w:comment w:id="54" w:author="Author" w:initials="A">
+  <w:comment w:id="52" w:author="Author" w:initials="A">
     <w:p>
       <w:pPr>
         <w:pStyle w:val="CommentText"/>
@@ -21175,7 +20334,6 @@
   <w15:commentEx w15:paraId="01C8D95A" w15:done="0"/>
   <w15:commentEx w15:paraId="6BC0E49D" w15:done="0"/>
   <w15:commentEx w15:paraId="1D31E150" w15:done="0"/>
-  <w15:commentEx w15:paraId="197022C4" w15:done="0"/>
   <w15:commentEx w15:paraId="63C2F2D4" w15:done="0"/>
   <w15:commentEx w15:paraId="25D95CB6" w15:done="0"/>
   <w15:commentEx w15:paraId="1EC6812B" w15:paraIdParent="25D95CB6" w15:done="0"/>
@@ -21186,6 +20344,7 @@
   <w15:commentEx w15:paraId="3558CB1D" w15:done="0"/>
   <w15:commentEx w15:paraId="30E3ED92" w15:done="0"/>
   <w15:commentEx w15:paraId="0DDFD7F5" w15:done="0"/>
+  <w15:commentEx w15:paraId="31ED318E" w15:done="0"/>
   <w15:commentEx w15:paraId="1E36AC52" w15:done="0"/>
   <w15:commentEx w15:paraId="610F286F" w15:done="0"/>
   <w15:commentEx w15:paraId="0BDF5309" w15:done="0"/>
@@ -21202,7 +20361,6 @@
   <w16cid:commentId w16cid:paraId="01C8D95A" w16cid:durableId="27721777"/>
   <w16cid:commentId w16cid:paraId="6BC0E49D" w16cid:durableId="27738CA2"/>
   <w16cid:commentId w16cid:paraId="1D31E150" w16cid:durableId="277B3C04"/>
-  <w16cid:commentId w16cid:paraId="197022C4" w16cid:durableId="27BC6904"/>
   <w16cid:commentId w16cid:paraId="63C2F2D4" w16cid:durableId="347B4F2D"/>
   <w16cid:commentId w16cid:paraId="25D95CB6" w16cid:durableId="27AB3DEE"/>
   <w16cid:commentId w16cid:paraId="1EC6812B" w16cid:durableId="27AB3DED"/>
@@ -21213,6 +20371,7 @@
   <w16cid:commentId w16cid:paraId="3558CB1D" w16cid:durableId="2770D3A8"/>
   <w16cid:commentId w16cid:paraId="30E3ED92" w16cid:durableId="27736D2A"/>
   <w16cid:commentId w16cid:paraId="0DDFD7F5" w16cid:durableId="1B0936D8"/>
+  <w16cid:commentId w16cid:paraId="31ED318E" w16cid:durableId="3818E5E0"/>
   <w16cid:commentId w16cid:paraId="1E36AC52" w16cid:durableId="3AA4C503"/>
   <w16cid:commentId w16cid:paraId="610F286F" w16cid:durableId="2500447D"/>
   <w16cid:commentId w16cid:paraId="0BDF5309" w16cid:durableId="2773A952"/>
@@ -21241,6 +20400,27 @@
 </w:endnotes>
 </file>
 
+<file path=word/footer1.xml><?xml version="1.0" encoding="utf-8"?>
+<w:ftr xmlns:wpc="http://schemas.microsoft.com/office/word/2010/wordprocessingCanvas" xmlns:cx="http://schemas.microsoft.com/office/drawing/2014/chartex" xmlns:cx1="http://schemas.microsoft.com/office/drawing/2015/9/8/chartex" xmlns:cx2="http://schemas.microsoft.com/office/drawing/2015/10/21/chartex" xmlns:cx3="http://schemas.microsoft.com/office/drawing/2016/5/9/chartex" xmlns:cx4="http://schemas.microsoft.com/office/drawing/2016/5/10/chartex" xmlns:cx5="http://schemas.microsoft.com/office/drawing/2016/5/11/chartex" xmlns:cx6="http://schemas.microsoft.com/office/drawing/2016/5/12/chartex" xmlns:cx7="http://schemas.microsoft.com/office/drawing/2016/5/13/chartex" xmlns:cx8="http://schemas.microsoft.com/office/drawing/2016/5/14/chartex" xmlns:mc="http://schemas.openxmlformats.org/markup-compatibility/2006" xmlns:aink="http://schemas.microsoft.com/office/drawing/2016/ink" xmlns:am3d="http://schemas.microsoft.com/office/drawing/2017/model3d" xmlns:o="urn:schemas-microsoft-com:office:office" xmlns:oel="http://schemas.microsoft.com/office/2019/extlst" xmlns:r="http://schemas.openxmlformats.org/officeDocument/2006/relationships" xmlns:m="http://schemas.openxmlformats.org/officeDocument/2006/math" xmlns:v="urn:schemas-microsoft-com:vml" xmlns:wp14="http://schemas.microsoft.com/office/word/2010/wordprocessingDrawing" xmlns:wp="http://schemas.openxmlformats.org/drawingml/2006/wordprocessingDrawing" xmlns:w10="urn:schemas-microsoft-com:office:word" xmlns:w="http://schemas.openxmlformats.org/wordprocessingml/2006/main" xmlns:w14="http://schemas.microsoft.com/office/word/2010/wordml" xmlns:w15="http://schemas.microsoft.com/office/word/2012/wordml" xmlns:w16cex="http://schemas.microsoft.com/office/word/2018/wordml/cex" xmlns:w16cid="http://schemas.microsoft.com/office/word/2016/wordml/cid" xmlns:w16="http://schemas.microsoft.com/office/word/2018/wordml" xmlns:w16du="http://schemas.microsoft.com/office/word/2023/wordml/word16du" xmlns:w16sdtdh="http://schemas.microsoft.com/office/word/2020/wordml/sdtdatahash" xmlns:w16sdtfl="http://schemas.microsoft.com/office/word/2024/wordml/sdtformatlock" xmlns:w16se="http://schemas.microsoft.com/office/word/2015/wordml/symex" xmlns:wpg="http://schemas.microsoft.com/office/word/2010/wordprocessingGroup" xmlns:wpi="http://schemas.microsoft.com/office/word/2010/wordprocessingInk" xmlns:wne="http://schemas.microsoft.com/office/word/2006/wordml" xmlns:wps="http://schemas.microsoft.com/office/word/2010/wordprocessingShape" mc:Ignorable="w14 w15 w16se w16cid w16 w16cex w16sdtdh w16sdtfl w16du wp14">
+  <w:p>
+    <w:pPr>
+      <w:pStyle w:val="Footer"/>
+      <w:jc w:val="center"/>
+    </w:pPr>
+  </w:p>
+  <w:p>
+    <w:pPr>
+      <w:pStyle w:val="Footer"/>
+      <w:jc w:val="center"/>
+      <w:rPr>
+        <w:sz w:val="18"/>
+        <w:szCs w:val="18"/>
+      </w:rPr>
+    </w:pPr>
+  </w:p>
+</w:ftr>
+</file>
+
 <file path=word/footnotes.xml><?xml version="1.0" encoding="utf-8"?>
 <w:footnotes xmlns:wpc="http://schemas.microsoft.com/office/word/2010/wordprocessingCanvas" xmlns:cx="http://schemas.microsoft.com/office/drawing/2014/chartex" xmlns:cx1="http://schemas.microsoft.com/office/drawing/2015/9/8/chartex" xmlns:cx2="http://schemas.microsoft.com/office/drawing/2015/10/21/chartex" xmlns:cx3="http://schemas.microsoft.com/office/drawing/2016/5/9/chartex" xmlns:cx4="http://schemas.microsoft.com/office/drawing/2016/5/10/chartex" xmlns:cx5="http://schemas.microsoft.com/office/drawing/2016/5/11/chartex" xmlns:cx6="http://schemas.microsoft.com/office/drawing/2016/5/12/chartex" xmlns:cx7="http://schemas.microsoft.com/office/drawing/2016/5/13/chartex" xmlns:cx8="http://schemas.microsoft.com/office/drawing/2016/5/14/chartex" xmlns:mc="http://schemas.openxmlformats.org/markup-compatibility/2006" xmlns:aink="http://schemas.microsoft.com/office/drawing/2016/ink" xmlns:am3d="http://schemas.microsoft.com/office/drawing/2017/model3d" xmlns:o="urn:schemas-microsoft-com:office:office" xmlns:oel="http://schemas.microsoft.com/office/2019/extlst" xmlns:r="http://schemas.openxmlformats.org/officeDocument/2006/relationships" xmlns:m="http://schemas.openxmlformats.org/officeDocument/2006/math" xmlns:v="urn:schemas-microsoft-com:vml" xmlns:wp14="http://schemas.microsoft.com/office/word/2010/wordprocessingDrawing" xmlns:wp="http://schemas.openxmlformats.org/drawingml/2006/wordprocessingDrawing" xmlns:w10="urn:schemas-microsoft-com:office:word" xmlns:w="http://schemas.openxmlformats.org/wordprocessingml/2006/main" xmlns:w14="http://schemas.microsoft.com/office/word/2010/wordml" xmlns:w15="http://schemas.microsoft.com/office/word/2012/wordml" xmlns:w16cex="http://schemas.microsoft.com/office/word/2018/wordml/cex" xmlns:w16cid="http://schemas.microsoft.com/office/word/2016/wordml/cid" xmlns:w16="http://schemas.microsoft.com/office/word/2018/wordml" xmlns:w16du="http://schemas.microsoft.com/office/word/2023/wordml/word16du" xmlns:w16sdtdh="http://schemas.microsoft.com/office/word/2020/wordml/sdtdatahash" xmlns:w16sdtfl="http://schemas.microsoft.com/office/word/2024/wordml/sdtformatlock" xmlns:w16se="http://schemas.microsoft.com/office/word/2015/wordml/symex" xmlns:wpg="http://schemas.microsoft.com/office/word/2010/wordprocessingGroup" xmlns:wpi="http://schemas.microsoft.com/office/word/2010/wordprocessingInk" xmlns:wne="http://schemas.microsoft.com/office/word/2006/wordml" xmlns:wps="http://schemas.microsoft.com/office/word/2010/wordprocessingShape" mc:Ignorable="w14 w15 w16se w16cid w16 w16cex w16sdtdh w16sdtfl w16du wp14">
   <w:footnote w:type="separator" w:id="-1">
@@ -21298,7 +20478,7 @@
           <w:sz w:val="18"/>
           <w:szCs w:val="18"/>
         </w:rPr>
-        <w:t xml:space="preserve">EBVPD gali būti užpildytas internetu (http://ebvpd.eviesiejipirkimai.lt/espd-web/), importuojant prie Pirkimo dokumentų (CVP IS pirkimo kortelėje esantį) pridėtą XML failą, arba PDF failą (užpildytas EBVPD turi būti atspausdinamas, pasirašomas ir nuskenuotas pridedamas prie </w:t>
+        <w:t xml:space="preserve">EBVPD gali būti užpildytas internetu (http://ebvpd.eviesiejipirkimai.lt/espd-web/), importuojant prie Pirkimo dokumentų (CVP IS Pirkimo kortelėje esantį) pridėtą XML failą, arba PDF failą (užpildytas EBVPD turi būti atspausdinamas, pasirašomas ir nuskenuotas pridedamas prie </w:t>
       </w:r>
       <w:r>
         <w:rPr>
@@ -21335,7 +20515,7 @@
         <w:adjustRightInd w:val="0"/>
         <w:jc w:val="both"/>
         <w:rPr>
-          <w:rFonts w:ascii="Trebuchet MS" w:eastAsiaTheme="minorHAnsi" w:hAnsi="Trebuchet MS" w:cstheme="minorHAnsi"/>
+          <w:rFonts w:asciiTheme="minorHAnsi" w:eastAsiaTheme="minorHAnsi" w:hAnsiTheme="minorHAnsi" w:cstheme="minorHAnsi"/>
           <w:color w:val="000000"/>
           <w:sz w:val="18"/>
           <w:szCs w:val="18"/>
@@ -21363,7 +20543,7 @@
       </w:hyperlink>
       <w:r>
         <w:rPr>
-          <w:rFonts w:ascii="Trebuchet MS" w:eastAsiaTheme="minorHAnsi" w:hAnsi="Trebuchet MS" w:cstheme="minorHAnsi"/>
+          <w:rFonts w:asciiTheme="minorHAnsi" w:eastAsiaTheme="minorHAnsi" w:hAnsiTheme="minorHAnsi" w:cstheme="minorHAnsi"/>
           <w:color w:val="000000"/>
           <w:sz w:val="18"/>
           <w:szCs w:val="18"/>
@@ -21380,55 +20560,44 @@
         <w:adjustRightInd w:val="0"/>
         <w:jc w:val="both"/>
         <w:rPr>
-          <w:rFonts w:ascii="Trebuchet MS" w:eastAsiaTheme="minorHAnsi" w:hAnsi="Trebuchet MS" w:cstheme="minorHAnsi"/>
+          <w:rFonts w:ascii="Arial" w:hAnsi="Arial" w:cs="Arial"/>
+          <w:sz w:val="16"/>
+          <w:szCs w:val="16"/>
+        </w:rPr>
+      </w:pPr>
+      <w:r>
+        <w:rPr>
+          <w:rStyle w:val="FootnoteReference"/>
+          <w:rFonts w:ascii="Arial" w:hAnsi="Arial" w:cs="Arial"/>
+          <w:sz w:val="16"/>
+          <w:szCs w:val="16"/>
+        </w:rPr>
+        <w:footnoteRef/>
+      </w:r>
+      <w:r>
+        <w:rPr>
+          <w:rFonts w:ascii="Arial" w:hAnsi="Arial" w:cs="Arial"/>
+          <w:sz w:val="16"/>
+          <w:szCs w:val="16"/>
+        </w:rPr>
+        <w:t xml:space="preserve"> </w:t>
+      </w:r>
+      <w:r>
+        <w:rPr>
+          <w:rFonts w:ascii="Arial" w:hAnsi="Arial" w:cs="Arial"/>
           <w:color w:val="000000"/>
-          <w:sz w:val="18"/>
-          <w:szCs w:val="18"/>
-        </w:rPr>
-      </w:pPr>
-      <w:r>
-        <w:rPr>
-          <w:rStyle w:val="FootnoteReference"/>
-          <w:rFonts w:ascii="Trebuchet MS" w:hAnsi="Trebuchet MS" w:cstheme="minorHAnsi"/>
-          <w:sz w:val="18"/>
-          <w:szCs w:val="18"/>
-        </w:rPr>
-        <w:footnoteRef/>
-      </w:r>
-      <w:r>
-        <w:rPr>
-          <w:rFonts w:ascii="Trebuchet MS" w:hAnsi="Trebuchet MS" w:cstheme="minorHAnsi"/>
-          <w:sz w:val="18"/>
-          <w:szCs w:val="18"/>
-        </w:rPr>
-        <w:t xml:space="preserve"> </w:t>
-      </w:r>
-      <w:r>
-        <w:rPr>
-          <w:rFonts w:ascii="Trebuchet MS" w:eastAsiaTheme="minorHAnsi" w:hAnsi="Trebuchet MS" w:cstheme="minorHAnsi"/>
-          <w:color w:val="000000"/>
-          <w:sz w:val="18"/>
-          <w:szCs w:val="18"/>
-        </w:rPr>
-        <w:t xml:space="preserve">EBVPD gali būti užpildytas internetu (http://ebvpd.eviesiejipirkimai.lt/espd-web/), importuojant prie Pirkimo dokumentų (CVP IS Pirkimo kortelėje esantį) pridėtą XML failą, arba PDF failą (užpildytas EBVPD turi būti atspausdinamas, pasirašomas ir nuskenuotas pridedamas prie </w:t>
-      </w:r>
-      <w:r>
-        <w:rPr>
-          <w:rFonts w:ascii="Trebuchet MS" w:eastAsiaTheme="minorHAnsi" w:hAnsi="Trebuchet MS" w:cstheme="minorHAnsi"/>
-          <w:color w:val="000000"/>
-          <w:sz w:val="18"/>
-          <w:szCs w:val="18"/>
-        </w:rPr>
-        <w:t xml:space="preserve">Pirminio pasiūlymo </w:t>
-      </w:r>
-      <w:r>
-        <w:rPr>
-          <w:rFonts w:ascii="Trebuchet MS" w:eastAsiaTheme="minorHAnsi" w:hAnsi="Trebuchet MS" w:cstheme="minorHAnsi"/>
-          <w:color w:val="000000"/>
-          <w:sz w:val="18"/>
-          <w:szCs w:val="18"/>
-        </w:rPr>
-        <w:t>dokumentų).</w:t>
+          <w:sz w:val="16"/>
+          <w:szCs w:val="16"/>
+        </w:rPr>
+        <w:t xml:space="preserve">EBVPD gali būti užpildytas internetu (http://ebvpd.eviesiejipirkimai.lt/espd-web/), importuojant prie Pirkimo dokumentų (CVP IS Pirkimo kortelėje esantį) pridėtą XML failą, arba PDF failą (užpildytas EBVPD turi būti atspausdinamas, pasirašomas ir nuskenuotas pridedamas </w:t>
+      </w:r>
+      <w:r>
+        <w:rPr>
+          <w:rFonts w:ascii="Arial" w:hAnsi="Arial" w:cs="Arial"/>
+          <w:sz w:val="16"/>
+          <w:szCs w:val="16"/>
+        </w:rPr>
+        <w:t>prie Pirminio pasiūlymo dokumentų).</w:t>
       </w:r>
     </w:p>
     <w:p>
@@ -21438,18 +20607,16 @@
         <w:adjustRightInd w:val="0"/>
         <w:jc w:val="both"/>
         <w:rPr>
-          <w:rFonts w:ascii="Trebuchet MS" w:eastAsiaTheme="minorHAnsi" w:hAnsi="Trebuchet MS" w:cstheme="minorHAnsi"/>
-          <w:color w:val="000000"/>
-          <w:sz w:val="18"/>
-          <w:szCs w:val="18"/>
-        </w:rPr>
-      </w:pPr>
-      <w:r>
-        <w:rPr>
-          <w:rFonts w:ascii="Trebuchet MS" w:eastAsiaTheme="minorHAnsi" w:hAnsi="Trebuchet MS" w:cstheme="minorHAnsi"/>
-          <w:color w:val="000000"/>
-          <w:sz w:val="18"/>
-          <w:szCs w:val="18"/>
+          <w:rFonts w:ascii="Arial" w:hAnsi="Arial" w:cs="Arial"/>
+          <w:sz w:val="16"/>
+          <w:szCs w:val="16"/>
+        </w:rPr>
+      </w:pPr>
+      <w:r>
+        <w:rPr>
+          <w:rFonts w:ascii="Arial" w:hAnsi="Arial" w:cs="Arial"/>
+          <w:sz w:val="16"/>
+          <w:szCs w:val="16"/>
         </w:rPr>
         <w:t xml:space="preserve">EBVPD pildymo instrukcija: </w:t>
       </w:r>
@@ -21457,19 +20624,18 @@
         <w:r>
           <w:rPr>
             <w:rStyle w:val="Hyperlink"/>
-            <w:rFonts w:ascii="Trebuchet MS" w:eastAsiaTheme="minorHAnsi" w:hAnsi="Trebuchet MS" w:cstheme="minorHAnsi"/>
-            <w:sz w:val="18"/>
-            <w:szCs w:val="18"/>
+            <w:rFonts w:ascii="Arial" w:hAnsi="Arial" w:cs="Arial"/>
+            <w:sz w:val="16"/>
+            <w:szCs w:val="16"/>
           </w:rPr>
           <w:t>http://vpt.lrv.lt/uploads/vpt/documents/files/EBVPD%20pildymas(Tiek%C4%97jas).pdf</w:t>
         </w:r>
       </w:hyperlink>
       <w:r>
         <w:rPr>
-          <w:rFonts w:ascii="Trebuchet MS" w:eastAsiaTheme="minorHAnsi" w:hAnsi="Trebuchet MS" w:cstheme="minorHAnsi"/>
-          <w:color w:val="000000"/>
-          <w:sz w:val="18"/>
-          <w:szCs w:val="18"/>
+          <w:rFonts w:ascii="Arial" w:hAnsi="Arial" w:cs="Arial"/>
+          <w:sz w:val="16"/>
+          <w:szCs w:val="16"/>
         </w:rPr>
         <w:t xml:space="preserve"> </w:t>
       </w:r>
@@ -21478,143 +20644,31 @@
   <w:footnote w:id="4">
     <w:p>
       <w:pPr>
-        <w:autoSpaceDE w:val="0"/>
-        <w:autoSpaceDN w:val="0"/>
-        <w:adjustRightInd w:val="0"/>
+        <w:spacing w:line="0" w:lineRule="atLeast"/>
         <w:jc w:val="both"/>
-        <w:rPr>
-          <w:rFonts w:ascii="Trebuchet MS" w:eastAsiaTheme="minorHAnsi" w:hAnsi="Trebuchet MS" w:cstheme="minorHAnsi"/>
-          <w:color w:val="000000"/>
-          <w:sz w:val="18"/>
-          <w:szCs w:val="18"/>
-        </w:rPr>
       </w:pPr>
       <w:r>
         <w:rPr>
           <w:rStyle w:val="FootnoteReference"/>
-          <w:rFonts w:ascii="Trebuchet MS" w:hAnsi="Trebuchet MS" w:cstheme="minorHAnsi"/>
-          <w:sz w:val="18"/>
-          <w:szCs w:val="18"/>
         </w:rPr>
         <w:footnoteRef/>
       </w:r>
       <w:r>
-        <w:rPr>
-          <w:rFonts w:ascii="Trebuchet MS" w:hAnsi="Trebuchet MS" w:cstheme="minorHAnsi"/>
-          <w:sz w:val="18"/>
-          <w:szCs w:val="18"/>
-        </w:rPr>
         <w:t xml:space="preserve"> </w:t>
       </w:r>
       <w:r>
         <w:rPr>
-          <w:rFonts w:ascii="Trebuchet MS" w:eastAsiaTheme="minorHAnsi" w:hAnsi="Trebuchet MS" w:cstheme="minorHAnsi"/>
-          <w:color w:val="000000"/>
-          <w:sz w:val="18"/>
-          <w:szCs w:val="18"/>
-        </w:rPr>
-        <w:t xml:space="preserve">EBVPD gali būti užpildytas internetu (http://ebvpd.eviesiejipirkimai.lt/espd-web/), importuojant prie Pirkimo dokumentų (CVP IS Pirkimo kortelėje esantį) pridėtą XML failą, arba PDF failą (užpildytas EBVPD turi būti atspausdinamas, pasirašomas ir nuskenuotas pridedamas prie </w:t>
-      </w:r>
-      <w:r>
-        <w:rPr>
-          <w:rFonts w:ascii="Trebuchet MS" w:eastAsiaTheme="minorHAnsi" w:hAnsi="Trebuchet MS" w:cstheme="minorHAnsi"/>
-          <w:color w:val="000000"/>
-          <w:sz w:val="18"/>
-          <w:szCs w:val="18"/>
-        </w:rPr>
-        <w:t>Pirminio pasiūlymo</w:t>
-      </w:r>
-      <w:r>
-        <w:rPr>
-          <w:rFonts w:ascii="Trebuchet MS" w:eastAsiaTheme="minorHAnsi" w:hAnsi="Trebuchet MS" w:cstheme="minorHAnsi"/>
-          <w:color w:val="000000"/>
-          <w:sz w:val="18"/>
-          <w:szCs w:val="18"/>
-        </w:rPr>
-        <w:t xml:space="preserve"> </w:t>
-      </w:r>
-      <w:r>
-        <w:rPr>
-          <w:rFonts w:ascii="Trebuchet MS" w:eastAsiaTheme="minorHAnsi" w:hAnsi="Trebuchet MS" w:cstheme="minorHAnsi"/>
-          <w:color w:val="000000"/>
-          <w:sz w:val="18"/>
-          <w:szCs w:val="18"/>
-        </w:rPr>
-        <w:t>dokumentų).</w:t>
-      </w:r>
-    </w:p>
-    <w:p>
-      <w:pPr>
-        <w:autoSpaceDE w:val="0"/>
-        <w:autoSpaceDN w:val="0"/>
-        <w:adjustRightInd w:val="0"/>
-        <w:jc w:val="both"/>
-        <w:rPr>
-          <w:rFonts w:asciiTheme="minorHAnsi" w:eastAsiaTheme="minorHAnsi" w:hAnsiTheme="minorHAnsi" w:cstheme="minorHAnsi"/>
-          <w:color w:val="000000"/>
-          <w:sz w:val="18"/>
-          <w:szCs w:val="18"/>
-        </w:rPr>
-      </w:pPr>
-      <w:r>
-        <w:rPr>
-          <w:rFonts w:ascii="Trebuchet MS" w:eastAsiaTheme="minorHAnsi" w:hAnsi="Trebuchet MS" w:cstheme="minorHAnsi"/>
-          <w:color w:val="000000"/>
-          <w:sz w:val="18"/>
-          <w:szCs w:val="18"/>
-        </w:rPr>
-        <w:t xml:space="preserve">EBVPD pildymo instrukcija: </w:t>
-      </w:r>
-      <w:hyperlink r:id="rId3" w:history="1">
-        <w:r>
-          <w:rPr>
-            <w:rStyle w:val="Hyperlink"/>
-            <w:rFonts w:ascii="Trebuchet MS" w:eastAsiaTheme="minorHAnsi" w:hAnsi="Trebuchet MS" w:cstheme="minorHAnsi"/>
-            <w:sz w:val="18"/>
-            <w:szCs w:val="18"/>
-          </w:rPr>
-          <w:t>http://vpt.lrv.lt/uploads/vpt/documents/files/EBVPD%20pildymas(Tiek%C4%97jas).pdf</w:t>
-        </w:r>
-      </w:hyperlink>
-      <w:r>
-        <w:rPr>
-          <w:rFonts w:asciiTheme="minorHAnsi" w:eastAsiaTheme="minorHAnsi" w:hAnsiTheme="minorHAnsi" w:cstheme="minorHAnsi"/>
-          <w:color w:val="000000"/>
-          <w:sz w:val="18"/>
-          <w:szCs w:val="18"/>
-        </w:rPr>
-        <w:t xml:space="preserve"> </w:t>
+          <w:rFonts w:ascii="Arial" w:eastAsia="Calibri" w:hAnsi="Arial" w:cs="Arial"/>
+          <w:sz w:val="16"/>
+          <w:szCs w:val="16"/>
+        </w:rPr>
+        <w:t>Rusijos Federacija; Baltarusijos Respublika; Rusijos Federacijos aneksuotas Krymas; Moldovos Respublikos Vyriausybės nekontroliuojama Padniestrės teritorija; Sakartvelo Vyriausybės nekontroliuojamos Abchazijos ir Pietų Osetijos teritorijos.</w:t>
       </w:r>
     </w:p>
   </w:footnote>
   <w:footnote w:id="5">
     <w:p>
       <w:pPr>
-        <w:spacing w:line="0" w:lineRule="atLeast"/>
-        <w:jc w:val="both"/>
-      </w:pPr>
-      <w:r>
-        <w:rPr>
-          <w:rStyle w:val="FootnoteReference"/>
-        </w:rPr>
-        <w:footnoteRef/>
-      </w:r>
-      <w:r>
-        <w:t xml:space="preserve"> </w:t>
-      </w:r>
-      <w:r>
-        <w:rPr>
-          <w:rFonts w:ascii="Arial" w:eastAsia="Calibri" w:hAnsi="Arial" w:cs="Arial"/>
-          <w:sz w:val="16"/>
-          <w:szCs w:val="16"/>
-        </w:rPr>
-        <w:t>Rusijos Federacija; Baltarusijos Respublika; Rusijos Federacijos aneksuotas Krymas; Moldovos Respublikos Vyriausybės nekontroliuojama Padniestrės teritorija; Sakartvelo Vyriausybės nekontroliuojamos Abchazijos ir Pietų Osetijos teritorijos.</w:t>
-      </w:r>
-    </w:p>
-  </w:footnote>
-  <w:footnote w:id="6">
-    <w:p>
-      <w:pPr>
         <w:pStyle w:val="FootnoteText"/>
         <w:rPr>
           <w:rFonts w:ascii="Arial" w:hAnsi="Arial" w:cs="Arial"/>
@@ -21639,7 +20693,7 @@
         </w:rPr>
         <w:t xml:space="preserve"> </w:t>
       </w:r>
-      <w:hyperlink r:id="rId4" w:history="1">
+      <w:hyperlink r:id="rId3" w:history="1">
         <w:r>
           <w:rPr>
             <w:rStyle w:val="Hyperlink"/>
@@ -21660,7 +20714,7 @@
       </w:r>
     </w:p>
   </w:footnote>
-  <w:footnote w:id="7">
+  <w:footnote w:id="6">
     <w:p>
       <w:pPr>
         <w:rPr>
@@ -21686,6 +20740,41 @@
           <w:lang w:eastAsia="lt-LT"/>
         </w:rPr>
         <w:t>Rusijos Federacija; Baltarusijos Respublika; Kinijos Liaudies Respublika, netaikoma Atskirajai Taivano, Penghu, Kinmeno ir Madzu muitų teritorijai; Rusijos Federacijos aneksuotas Krymas; Moldovos Respublikos Vyriausybės nekontroliuojama Padniestrės teritorija; Sakartvelo Vyriausybės nekontroliuojamos Abchazijos ir Pietų Osetijos teritorijos</w:t>
+      </w:r>
+    </w:p>
+  </w:footnote>
+  <w:footnote w:id="7">
+    <w:p>
+      <w:pPr>
+        <w:pStyle w:val="FootnoteText"/>
+        <w:rPr>
+          <w:rFonts w:ascii="Arial" w:hAnsi="Arial" w:cs="Arial"/>
+          <w:sz w:val="16"/>
+          <w:szCs w:val="16"/>
+        </w:rPr>
+      </w:pPr>
+      <w:r>
+        <w:rPr>
+          <w:rStyle w:val="FootnoteReference"/>
+          <w:rFonts w:ascii="Arial" w:hAnsi="Arial" w:cs="Arial"/>
+        </w:rPr>
+        <w:footnoteRef/>
+      </w:r>
+      <w:r>
+        <w:rPr>
+          <w:rFonts w:ascii="Arial" w:hAnsi="Arial" w:cs="Arial"/>
+          <w:sz w:val="16"/>
+          <w:szCs w:val="16"/>
+        </w:rPr>
+        <w:t xml:space="preserve"> Skelbiama Epso-G įmonių grupės tinklapyje adresu: </w:t>
+      </w:r>
+      <w:r>
+        <w:rPr>
+          <w:rFonts w:ascii="Arial" w:hAnsi="Arial" w:cs="Arial"/>
+          <w:sz w:val="16"/>
+          <w:szCs w:val="16"/>
+        </w:rPr>
+        <w:t>https://www.epsog.lt/uploads/documents/files/Politikos/EPSO-G%20partneri%C5%B3%20etikos%20kodeksas%2008_01_patvirtintas.pdf</w:t>
       </w:r>
     </w:p>
   </w:footnote>
@@ -21712,46 +20801,11 @@
           <w:sz w:val="16"/>
           <w:szCs w:val="16"/>
         </w:rPr>
-        <w:t xml:space="preserve"> Skelbiama Epso-G įmonių grupės tinklapyje adresu: </w:t>
-      </w:r>
-      <w:r>
-        <w:rPr>
-          <w:rFonts w:ascii="Arial" w:hAnsi="Arial" w:cs="Arial"/>
-          <w:sz w:val="16"/>
-          <w:szCs w:val="16"/>
-        </w:rPr>
-        <w:t>https://www.epsog.lt/uploads/documents/files/Politikos/EPSO-G%20partneri%C5%B3%20etikos%20kodeksas%2008_01_patvirtintas.pdf</w:t>
+        <w:t xml:space="preserve"> Skelbiama Epso-G įmonių grupės tinklapyje adresu: https://www.epsog.lt/uploads/documents/files/Politikos/Antikorupcines%20veiklos%20politika.pdf</w:t>
       </w:r>
     </w:p>
   </w:footnote>
   <w:footnote w:id="9">
-    <w:p>
-      <w:pPr>
-        <w:pStyle w:val="FootnoteText"/>
-        <w:rPr>
-          <w:rFonts w:ascii="Arial" w:hAnsi="Arial" w:cs="Arial"/>
-          <w:sz w:val="16"/>
-          <w:szCs w:val="16"/>
-        </w:rPr>
-      </w:pPr>
-      <w:r>
-        <w:rPr>
-          <w:rStyle w:val="FootnoteReference"/>
-          <w:rFonts w:ascii="Arial" w:hAnsi="Arial" w:cs="Arial"/>
-        </w:rPr>
-        <w:footnoteRef/>
-      </w:r>
-      <w:r>
-        <w:rPr>
-          <w:rFonts w:ascii="Arial" w:hAnsi="Arial" w:cs="Arial"/>
-          <w:sz w:val="16"/>
-          <w:szCs w:val="16"/>
-        </w:rPr>
-        <w:t xml:space="preserve"> Skelbiama Epso-G įmonių grupės tinklapyje adresu: https://www.epsog.lt/uploads/documents/files/Politikos/Antikorupcines%20veiklos%20politika.pdf</w:t>
-      </w:r>
-    </w:p>
-  </w:footnote>
-  <w:footnote w:id="10">
     <w:p>
       <w:pPr>
         <w:pStyle w:val="FootnoteText"/>
@@ -21803,7 +20857,7 @@
       </w:pPr>
     </w:p>
   </w:footnote>
-  <w:footnote w:id="11">
+  <w:footnote w:id="10">
     <w:p>
       <w:pPr>
         <w:pStyle w:val="FootnoteText"/>
@@ -21834,6 +20888,68 @@
     </w:p>
   </w:footnote>
 </w:footnotes>
+</file>
+
+<file path=word/header1.xml><?xml version="1.0" encoding="utf-8"?>
+<w:hdr xmlns:wpc="http://schemas.microsoft.com/office/word/2010/wordprocessingCanvas" xmlns:cx="http://schemas.microsoft.com/office/drawing/2014/chartex" xmlns:cx1="http://schemas.microsoft.com/office/drawing/2015/9/8/chartex" xmlns:cx2="http://schemas.microsoft.com/office/drawing/2015/10/21/chartex" xmlns:cx3="http://schemas.microsoft.com/office/drawing/2016/5/9/chartex" xmlns:cx4="http://schemas.microsoft.com/office/drawing/2016/5/10/chartex" xmlns:cx5="http://schemas.microsoft.com/office/drawing/2016/5/11/chartex" xmlns:cx6="http://schemas.microsoft.com/office/drawing/2016/5/12/chartex" xmlns:cx7="http://schemas.microsoft.com/office/drawing/2016/5/13/chartex" xmlns:cx8="http://schemas.microsoft.com/office/drawing/2016/5/14/chartex" xmlns:mc="http://schemas.openxmlformats.org/markup-compatibility/2006" xmlns:aink="http://schemas.microsoft.com/office/drawing/2016/ink" xmlns:am3d="http://schemas.microsoft.com/office/drawing/2017/model3d" xmlns:o="urn:schemas-microsoft-com:office:office" xmlns:oel="http://schemas.microsoft.com/office/2019/extlst" xmlns:r="http://schemas.openxmlformats.org/officeDocument/2006/relationships" xmlns:m="http://schemas.openxmlformats.org/officeDocument/2006/math" xmlns:v="urn:schemas-microsoft-com:vml" xmlns:wp14="http://schemas.microsoft.com/office/word/2010/wordprocessingDrawing" xmlns:wp="http://schemas.openxmlformats.org/drawingml/2006/wordprocessingDrawing" xmlns:w10="urn:schemas-microsoft-com:office:word" xmlns:w="http://schemas.openxmlformats.org/wordprocessingml/2006/main" xmlns:w14="http://schemas.microsoft.com/office/word/2010/wordml" xmlns:w15="http://schemas.microsoft.com/office/word/2012/wordml" xmlns:w16cex="http://schemas.microsoft.com/office/word/2018/wordml/cex" xmlns:w16cid="http://schemas.microsoft.com/office/word/2016/wordml/cid" xmlns:w16="http://schemas.microsoft.com/office/word/2018/wordml" xmlns:w16du="http://schemas.microsoft.com/office/word/2023/wordml/word16du" xmlns:w16sdtdh="http://schemas.microsoft.com/office/word/2020/wordml/sdtdatahash" xmlns:w16sdtfl="http://schemas.microsoft.com/office/word/2024/wordml/sdtformatlock" xmlns:w16se="http://schemas.microsoft.com/office/word/2015/wordml/symex" xmlns:wpg="http://schemas.microsoft.com/office/word/2010/wordprocessingGroup" xmlns:wpi="http://schemas.microsoft.com/office/word/2010/wordprocessingInk" xmlns:wne="http://schemas.microsoft.com/office/word/2006/wordml" xmlns:wps="http://schemas.microsoft.com/office/word/2010/wordprocessingShape" mc:Ignorable="w14 w15 w16se w16cid w16 w16cex w16sdtdh w16sdtfl w16du wp14">
+  <w:p>
+    <w:pPr>
+      <w:pStyle w:val="Header"/>
+    </w:pPr>
+  </w:p>
+  <w:p>
+    <w:pPr>
+      <w:pStyle w:val="Header"/>
+      <w:jc w:val="center"/>
+    </w:pPr>
+    <w:r>
+      <w:rPr>
+        <w:noProof/>
+      </w:rPr>
+      <w:drawing>
+        <wp:inline distT="0" distB="0" distL="0" distR="0" wp14:anchorId="09AE17D1" wp14:editId="76D472AE">
+          <wp:extent cx="1080000" cy="397639"/>
+          <wp:effectExtent l="0" t="0" r="0" b="0"/>
+          <wp:docPr id="964352042" name="Graphic 70"/>
+          <wp:cNvGraphicFramePr>
+            <a:graphicFrameLocks xmlns:a="http://schemas.openxmlformats.org/drawingml/2006/main" noChangeAspect="1"/>
+          </wp:cNvGraphicFramePr>
+          <a:graphic xmlns:a="http://schemas.openxmlformats.org/drawingml/2006/main">
+            <a:graphicData uri="http://schemas.openxmlformats.org/drawingml/2006/picture">
+              <pic:pic xmlns:pic="http://schemas.openxmlformats.org/drawingml/2006/picture">
+                <pic:nvPicPr>
+                  <pic:cNvPr id="964352042" name="Graphic 70"/>
+                  <pic:cNvPicPr/>
+                </pic:nvPicPr>
+                <pic:blipFill>
+                  <a:blip r:embed="rId1">
+                    <a:extLst>
+                      <a:ext uri="{96DAC541-7B7A-43D3-8B79-37D633B846F1}">
+                        <asvg:svgBlip xmlns:asvg="http://schemas.microsoft.com/office/drawing/2016/SVG/main" r:embed="rId2"/>
+                      </a:ext>
+                    </a:extLst>
+                  </a:blip>
+                  <a:stretch>
+                    <a:fillRect/>
+                  </a:stretch>
+                </pic:blipFill>
+                <pic:spPr>
+                  <a:xfrm>
+                    <a:off x="0" y="0"/>
+                    <a:ext cx="1080000" cy="397639"/>
+                  </a:xfrm>
+                  <a:prstGeom prst="rect">
+                    <a:avLst/>
+                  </a:prstGeom>
+                </pic:spPr>
+              </pic:pic>
+            </a:graphicData>
+          </a:graphic>
+        </wp:inline>
+      </w:drawing>
+    </w:r>
+  </w:p>
+</w:hdr>
 </file>
 
 <file path=word/numbering.xml><?xml version="1.0" encoding="utf-8"?>
@@ -25287,7 +24403,7 @@
     <w:lsdException w:name="table of figures" w:semiHidden="1" w:unhideWhenUsed="1"/>
     <w:lsdException w:name="envelope address" w:semiHidden="1" w:unhideWhenUsed="1"/>
     <w:lsdException w:name="envelope return" w:semiHidden="1" w:unhideWhenUsed="1"/>
-    <w:lsdException w:name="footnote reference" w:semiHidden="1" w:unhideWhenUsed="1"/>
+    <w:lsdException w:name="footnote reference" w:semiHidden="1" w:uiPriority="0" w:unhideWhenUsed="1"/>
     <w:lsdException w:name="annotation reference" w:semiHidden="1" w:unhideWhenUsed="1"/>
     <w:lsdException w:name="line number" w:semiHidden="1" w:unhideWhenUsed="1"/>
     <w:lsdException w:name="page number" w:semiHidden="1" w:unhideWhenUsed="1"/>
@@ -25834,6 +24950,7 @@
   <w:style w:type="character" w:default="1" w:styleId="DefaultParagraphFont">
     <w:name w:val="Default Paragraph Font"/>
     <w:uiPriority w:val="1"/>
+    <w:semiHidden/>
     <w:unhideWhenUsed/>
   </w:style>
   <w:style w:type="table" w:default="1" w:styleId="TableNormal">
@@ -26907,7 +26024,6 @@
     <w:name w:val="footnote reference"/>
     <w:aliases w:val="fr"/>
     <w:basedOn w:val="DefaultParagraphFont"/>
-    <w:uiPriority w:val="99"/>
     <w:rsid w:val="007B4F20"/>
     <w:rPr>
       <w:vertAlign w:val="superscript"/>
@@ -27411,7 +26527,7 @@
   </w:font>
   <w:font w:name="Trebuchet MS">
     <w:panose1 w:val="020B0603020202020204"/>
-    <w:charset w:val="BA"/>
+    <w:charset w:val="00"/>
     <w:family w:val="swiss"/>
     <w:pitch w:val="variable"/>
     <w:sig w:usb0="00000687" w:usb1="00000000" w:usb2="00000000" w:usb3="00000000" w:csb0="0000009F" w:csb1="00000000"/>
@@ -27432,7 +26548,7 @@
   </w:font>
   <w:font w:name="Courier New">
     <w:panose1 w:val="02070309020205020404"/>
-    <w:charset w:val="BA"/>
+    <w:charset w:val="00"/>
     <w:family w:val="modern"/>
     <w:pitch w:val="fixed"/>
     <w:sig w:usb0="E0002EFF" w:usb1="C0007843" w:usb2="00000009" w:usb3="00000000" w:csb0="000001FF" w:csb1="00000000"/>
@@ -27446,7 +26562,7 @@
   </w:font>
   <w:font w:name="Cambria">
     <w:panose1 w:val="02040503050406030204"/>
-    <w:charset w:val="BA"/>
+    <w:charset w:val="00"/>
     <w:family w:val="roman"/>
     <w:pitch w:val="variable"/>
     <w:sig w:usb0="E00006FF" w:usb1="420024FF" w:usb2="02000000" w:usb3="00000000" w:csb0="0000019F" w:csb1="00000000"/>
@@ -27549,14 +26665,15 @@
     <w:rsid w:val="000F3031"/>
     <w:rsid w:val="00103258"/>
     <w:rsid w:val="0010639C"/>
-    <w:rsid w:val="00116C14"/>
     <w:rsid w:val="00141EB3"/>
     <w:rsid w:val="00142563"/>
     <w:rsid w:val="00152DDE"/>
     <w:rsid w:val="00162878"/>
     <w:rsid w:val="00176582"/>
+    <w:rsid w:val="001769F0"/>
     <w:rsid w:val="00186806"/>
     <w:rsid w:val="0019354E"/>
+    <w:rsid w:val="001A05C5"/>
     <w:rsid w:val="001B11C2"/>
     <w:rsid w:val="001B1DE5"/>
     <w:rsid w:val="001B4565"/>
@@ -27568,6 +26685,7 @@
     <w:rsid w:val="001D2009"/>
     <w:rsid w:val="001D2DD4"/>
     <w:rsid w:val="001F3002"/>
+    <w:rsid w:val="00202D4A"/>
     <w:rsid w:val="00203D17"/>
     <w:rsid w:val="00207B89"/>
     <w:rsid w:val="00213B01"/>
@@ -27602,6 +26720,7 @@
     <w:rsid w:val="003C3AEB"/>
     <w:rsid w:val="003E4271"/>
     <w:rsid w:val="003E7344"/>
+    <w:rsid w:val="00403424"/>
     <w:rsid w:val="00406C36"/>
     <w:rsid w:val="004158FF"/>
     <w:rsid w:val="004166BC"/>
@@ -27644,8 +26763,6 @@
     <w:rsid w:val="00624526"/>
     <w:rsid w:val="006252C8"/>
     <w:rsid w:val="006252F8"/>
-    <w:rsid w:val="00632415"/>
-    <w:rsid w:val="006451FB"/>
     <w:rsid w:val="00654A10"/>
     <w:rsid w:val="006618F3"/>
     <w:rsid w:val="00663DD8"/>
@@ -27661,12 +26778,15 @@
     <w:rsid w:val="006C458E"/>
     <w:rsid w:val="006D5254"/>
     <w:rsid w:val="006D74C2"/>
+    <w:rsid w:val="006E45A4"/>
     <w:rsid w:val="006F04D9"/>
     <w:rsid w:val="006F220F"/>
     <w:rsid w:val="00752489"/>
     <w:rsid w:val="007542C2"/>
     <w:rsid w:val="00764555"/>
+    <w:rsid w:val="007646BA"/>
     <w:rsid w:val="0077041D"/>
+    <w:rsid w:val="00775689"/>
     <w:rsid w:val="0079121C"/>
     <w:rsid w:val="007A03B7"/>
     <w:rsid w:val="007B10D6"/>
@@ -27676,6 +26796,7 @@
     <w:rsid w:val="007D5DD2"/>
     <w:rsid w:val="007E021F"/>
     <w:rsid w:val="007E62F6"/>
+    <w:rsid w:val="0081205A"/>
     <w:rsid w:val="0083570D"/>
     <w:rsid w:val="008362FD"/>
     <w:rsid w:val="00850195"/>
@@ -27685,6 +26806,7 @@
     <w:rsid w:val="008C00B6"/>
     <w:rsid w:val="008D23D3"/>
     <w:rsid w:val="008F7B17"/>
+    <w:rsid w:val="008F7DBE"/>
     <w:rsid w:val="00921364"/>
     <w:rsid w:val="0093313A"/>
     <w:rsid w:val="009520EB"/>
@@ -27701,6 +26823,7 @@
     <w:rsid w:val="009F7FE8"/>
     <w:rsid w:val="00A01C8C"/>
     <w:rsid w:val="00A26C77"/>
+    <w:rsid w:val="00A332B0"/>
     <w:rsid w:val="00A405D7"/>
     <w:rsid w:val="00A413BE"/>
     <w:rsid w:val="00A436B7"/>
@@ -27718,6 +26841,7 @@
     <w:rsid w:val="00AC6620"/>
     <w:rsid w:val="00AF61AC"/>
     <w:rsid w:val="00B04DEA"/>
+    <w:rsid w:val="00B1233D"/>
     <w:rsid w:val="00B2369B"/>
     <w:rsid w:val="00B242F7"/>
     <w:rsid w:val="00B34A5A"/>
@@ -27763,6 +26887,7 @@
     <w:rsid w:val="00D76C09"/>
     <w:rsid w:val="00D80F34"/>
     <w:rsid w:val="00D87ABF"/>
+    <w:rsid w:val="00DB1935"/>
     <w:rsid w:val="00DE11BB"/>
     <w:rsid w:val="00DE1D0B"/>
     <w:rsid w:val="00E13F1F"/>
@@ -27777,6 +26902,7 @@
     <w:rsid w:val="00E67ECF"/>
     <w:rsid w:val="00E73052"/>
     <w:rsid w:val="00E761BA"/>
+    <w:rsid w:val="00E955D4"/>
     <w:rsid w:val="00EB64D0"/>
     <w:rsid w:val="00EC4F6A"/>
     <w:rsid w:val="00ED5754"/>
@@ -27787,6 +26913,7 @@
     <w:rsid w:val="00F16A3B"/>
     <w:rsid w:val="00F17116"/>
     <w:rsid w:val="00F20552"/>
+    <w:rsid w:val="00F27788"/>
     <w:rsid w:val="00F515F9"/>
     <w:rsid w:val="00F53D69"/>
     <w:rsid w:val="00F64E43"/>
@@ -27802,7 +26929,6 @@
     <w:rsid w:val="00FC6940"/>
     <w:rsid w:val="00FC6CCE"/>
     <w:rsid w:val="00FD382D"/>
-    <w:rsid w:val="00FF4F62"/>
     <w:rsid w:val="00FF66A6"/>
   </w:rsids>
   <m:mathPr>
@@ -28588,7 +27714,7 @@
 </file>
 
 <file path=customXml/itemProps1.xml><?xml version="1.0" encoding="utf-8"?>
-<ds:datastoreItem xmlns:ds="http://schemas.openxmlformats.org/officeDocument/2006/customXml" ds:itemID="{AE3B8749-D89E-4147-9F9C-EDDC731AA7A2}">
+<ds:datastoreItem xmlns:ds="http://schemas.openxmlformats.org/officeDocument/2006/customXml" ds:itemID="{BE1E982B-E928-44E2-8602-01EFBA66ABEB}">
   <ds:schemaRefs>
     <ds:schemaRef ds:uri="http://schemas.openxmlformats.org/officeDocument/2006/bibliography"/>
   </ds:schemaRefs>
@@ -28597,6 +27723,6 @@
 
 <file path=docMetadata/LabelInfo.xml><?xml version="1.0" encoding="utf-8"?>
 <clbl:labelList xmlns:clbl="http://schemas.microsoft.com/office/2020/mipLabelMetadata">
-  <clbl:label id="{32ae7b5d-0aac-474b-ae2b-02c331ef2874}" enabled="1" method="Privileged" siteId="{86bcf768-7bcf-4cd6-b041-b219988b7a9c}" removed="0"/>
+  <clbl:label id="{434405ce-9876-44cb-8bd1-5c6c207e0b8f}" enabled="1" method="Privileged" siteId="{86bcf768-7bcf-4cd6-b041-b219988b7a9c}" removed="0"/>
 </clbl:labelList>
 </file>
--- a/PP-salygos/templates/ND_LT_SPS.docx
+++ b/PP-salygos/templates/ND_LT_SPS.docx
@@ -6569,7 +6569,7 @@
                 <w:sz w:val="20"/>
                 <w:szCs w:val="20"/>
               </w:rPr>
-              <w:t xml:space="preserve">Nurodyti dokumentai turi būti išduoti ne anksčiau kaip 180 dienų iki tos dienos, kai tiekėjas perkančiojo subjekto prašymu turės pateikti pašalinimo pagrindų nebuvimą patvirtinančius dokumentus. Pavyzdys: Jeigu perkantysis subjektas 2022-10-10 kreipėsi į tiekėją prašydama iki 2022-10-14 pateikti įrodančius dokumentus, jie turi būti išduoti ne anksčiau kaip 180 dienų, jas skaičiuojant atgal nuo 2022-10-14. </w:t>
+              <w:t xml:space="preserve">Nurodyti dokumentai turi būti išduoti ne anksčiau kaip 180 dienų iki tos dienos, kai tiekėjas perkančiojo subjekto prašymu turės pateikti pašalinimo pagrindų nebuvimą patvirtinančius dokumentus. Pavyzdys: Jeigu perkantysis subjektas 2022-10-10 kreipėsi į tiekėją prašydamas iki 2022-10-14 pateikti įrodančius dokumentus, jie turi būti išduoti ne anksčiau kaip 180 dienų, jas skaičiuojant atgal nuo 2022-10-14. </w:t>
             </w:r>
           </w:p>
           <w:p>
@@ -6874,7 +6874,7 @@
                 <w:sz w:val="20"/>
                 <w:szCs w:val="20"/>
               </w:rPr>
-              <w:t>Prireikus, Perkantysis subjektas turi teisę prašyti pateikti valstybės įmonės Registrų centro Lietuvos Respublikos Vyriausybės nustatyta tvarka išduoto dokumento, patvirtinančio jungtinius kompetentingų institucijų tvarkomus duomenis. Tokiu atveju dokumentas turi būti  išduotas ne anksčiau kaip 120 dienų iki tos dienos, kai tiekėjas perkančiojo subjekto prašymu turės pateikti pašalinimo pagrindų nebuvimą patvirtinančius dokumentus. Pavyzdys: Jeigu perkantysis subjektas 2022-10-10 kreipėsi į tiekėją prašydama iki 2022-10-14 pateikti įrodančius dokumentus, jie turi būti išduoti ne anksčiau kaip 120 dienų, jas skaičiuojant atgal nuo 2022-10-14.</w:t>
+              <w:t>Prireikus, Perkantysis subjektas turi teisę prašyti pateikti valstybės įmonės Registrų centro Lietuvos Respublikos Vyriausybės nustatyta tvarka išduoto dokumento, patvirtinančio jungtinius kompetentingų institucijų tvarkomus duomenis. Tokiu atveju dokumentas turi būti  išduotas ne anksčiau kaip 120 dienų iki tos dienos, kai tiekėjas perkančiojo subjekto prašymu turės pateikti pašalinimo pagrindų nebuvimą patvirtinančius dokumentus. Pavyzdys: Jeigu perkantysis subjektas 2022-10-10 kreipėsi į tiekėją prašydamas iki 2022-10-14 pateikti įrodančius dokumentus, jie turi būti išduoti ne anksčiau kaip 120 dienų, jas skaičiuojant atgal nuo 2022-10-14.</w:t>
             </w:r>
           </w:p>
           <w:p>
@@ -15886,7 +15886,7 @@
           <w:sz w:val="20"/>
           <w:szCs w:val="20"/>
         </w:rPr>
-        <w:t>12</w:t>
+        <w:t>13</w:t>
       </w:r>
       <w:r>
         <w:rPr>

--- a/PP-salygos/templates/ND_LT_SPS.docx
+++ b/PP-salygos/templates/ND_LT_SPS.docx
@@ -333,7 +333,7 @@
           <w:sz w:val="20"/>
           <w:szCs w:val="20"/>
         </w:rPr>
-        <w:t xml:space="preserve">    </w:t>
+        <w:t xml:space="preserve"> </w:t>
       </w:r>
       <w:sdt>
         <w:sdtPr>
@@ -3648,7 +3648,7 @@
                 <w:sz w:val="20"/>
                 <w:szCs w:val="20"/>
               </w:rPr>
-              <w:t>„e-Certis“ adresu:  https://ec.europa.eu/tools/ecertis/.</w:t>
+              <w:t>„e-Certis“ adresu: https://ec.europa.eu/tools/ecertis/.</w:t>
             </w:r>
           </w:p>
         </w:tc>
@@ -3913,7 +3913,7 @@
                 <w:sz w:val="20"/>
                 <w:szCs w:val="20"/>
               </w:rPr>
-              <w:t>„e-Certis“ adresu:  https://ec.europa.eu/tools/ecertis/.</w:t>
+              <w:t>„e-Certis“ adresu: https://ec.europa.eu/tools/ecertis/.</w:t>
             </w:r>
           </w:p>
         </w:tc>
@@ -4107,7 +4107,7 @@
                 <w:sz w:val="20"/>
                 <w:szCs w:val="20"/>
               </w:rPr>
-              <w:t>„e-Certis“ adresu:  https://ec.europa.eu/tools/ecertis/.</w:t>
+              <w:t>„e-Certis“ adresu: https://ec.europa.eu/tools/ecertis/.</w:t>
             </w:r>
           </w:p>
         </w:tc>
@@ -4402,7 +4402,7 @@
                 <w:sz w:val="20"/>
                 <w:szCs w:val="20"/>
               </w:rPr>
-              <w:t>„e-Certis“ adresu:  https://ec.europa.eu/tools/ecertis/.</w:t>
+              <w:t>„e-Certis“ adresu: https://ec.europa.eu/tools/ecertis/.</w:t>
             </w:r>
           </w:p>
         </w:tc>
@@ -4587,7 +4587,7 @@
                 <w:sz w:val="20"/>
                 <w:szCs w:val="20"/>
               </w:rPr>
-              <w:t>„e-Certis“ adresu:  https://ec.europa.eu/tools/ecertis/.</w:t>
+              <w:t>„e-Certis“ adresu: https://ec.europa.eu/tools/ecertis/.</w:t>
             </w:r>
           </w:p>
         </w:tc>
@@ -4863,7 +4863,7 @@
                 <w:sz w:val="20"/>
                 <w:szCs w:val="20"/>
               </w:rPr>
-              <w:t>„e-Certis“ adresu:  https://ec.europa.eu/tools/ecertis/.</w:t>
+              <w:t>„e-Certis“ adresu: https://ec.europa.eu/tools/ecertis/.</w:t>
             </w:r>
           </w:p>
         </w:tc>
@@ -5241,7 +5241,7 @@
                 <w:sz w:val="20"/>
                 <w:szCs w:val="20"/>
               </w:rPr>
-              <w:t xml:space="preserve">„e-Certis“ adresu:  </w:t>
+              <w:t xml:space="preserve">„e-Certis“ adresu: </w:t>
             </w:r>
             <w:hyperlink r:id="rId13" w:history="1">
               <w:r>
@@ -5511,7 +5511,7 @@
                 <w:sz w:val="20"/>
                 <w:szCs w:val="20"/>
               </w:rPr>
-              <w:t xml:space="preserve">„e-Certis“ adresu:  </w:t>
+              <w:t xml:space="preserve">„e-Certis“ adresu: </w:t>
             </w:r>
             <w:hyperlink r:id="rId15" w:history="1">
               <w:r>
@@ -5711,7 +5711,7 @@
                 <w:szCs w:val="20"/>
               </w:rPr>
               <w:lastRenderedPageBreak/>
-              <w:t>„e-Certis“ adresu:  https://ec.europa.eu/tools/ecertis/.</w:t>
+              <w:t>„e-Certis“ adresu: https://ec.europa.eu/tools/ecertis/.</w:t>
             </w:r>
           </w:p>
           <w:p>
@@ -6874,7 +6874,7 @@
                 <w:sz w:val="20"/>
                 <w:szCs w:val="20"/>
               </w:rPr>
-              <w:t>Prireikus, Perkantysis subjektas turi teisę prašyti pateikti valstybės įmonės Registrų centro Lietuvos Respublikos Vyriausybės nustatyta tvarka išduoto dokumento, patvirtinančio jungtinius kompetentingų institucijų tvarkomus duomenis. Tokiu atveju dokumentas turi būti  išduotas ne anksčiau kaip 120 dienų iki tos dienos, kai tiekėjas perkančiojo subjekto prašymu turės pateikti pašalinimo pagrindų nebuvimą patvirtinančius dokumentus. Pavyzdys: Jeigu perkantysis subjektas 2022-10-10 kreipėsi į tiekėją prašydamas iki 2022-10-14 pateikti įrodančius dokumentus, jie turi būti išduoti ne anksčiau kaip 120 dienų, jas skaičiuojant atgal nuo 2022-10-14.</w:t>
+              <w:t>Prireikus, Perkantysis subjektas turi teisę prašyti pateikti valstybės įmonės Registrų centro Lietuvos Respublikos Vyriausybės nustatyta tvarka išduoto dokumento, patvirtinančio jungtinius kompetentingų institucijų tvarkomus duomenis. Tokiu atveju dokumentas turi būti išduotas ne anksčiau kaip 120 dienų iki tos dienos, kai tiekėjas perkančiojo subjekto prašymu turės pateikti pašalinimo pagrindų nebuvimą patvirtinančius dokumentus. Pavyzdys: Jeigu perkantysis subjektas 2022-10-10 kreipėsi į tiekėją prašydamas iki 2022-10-14 pateikti įrodančius dokumentus, jie turi būti išduoti ne anksčiau kaip 120 dienų, jas skaičiuojant atgal nuo 2022-10-14.</w:t>
             </w:r>
           </w:p>
           <w:p>
@@ -7144,7 +7144,7 @@
                 <w:sz w:val="20"/>
                 <w:szCs w:val="20"/>
               </w:rPr>
-              <w:t>„e-Certis“ adresu:  https://ec.europa.eu/tools/ecertis/.</w:t>
+              <w:t>„e-Certis“ adresu: https://ec.europa.eu/tools/ecertis/.</w:t>
             </w:r>
           </w:p>
         </w:tc>
@@ -7824,7 +7824,7 @@
                 <w:szCs w:val="20"/>
                 <w:lang w:eastAsia="en-US"/>
               </w:rPr>
-              <w:t xml:space="preserve"> netikrinama, tačiau Tiekėjas  įsipareigoja, kad pirkimo sutartį vykdys tik tokią teisę turintys asmenys. Atitinkami reikalavimai nurodyti</w:t>
+              <w:t xml:space="preserve"> netikrinama, tačiau Tiekėjas įsipareigoja, kad pirkimo sutartį vykdys tik tokią teisę turintys asmenys. Atitinkami reikalavimai nurodyti</w:t>
             </w:r>
             <w:r>
               <w:rPr>
@@ -9116,7 +9116,7 @@
           <w:sz w:val="20"/>
           <w:szCs w:val="20"/>
         </w:rPr>
-        <w:t xml:space="preserve">. Tiekėjai privalo deklaruoti atitiktį kitiems reikalavimams ir  (arba) pateikti dokumentus, pagrindžiančius atitiktį šiems reikalavimams, </w:t>
+        <w:t xml:space="preserve">. Tiekėjai privalo deklaruoti atitiktį kitiems reikalavimams ir (arba) pateikti dokumentus, pagrindžiančius atitiktį šiems reikalavimams, </w:t>
       </w:r>
       <w:r>
         <w:rPr>
@@ -9213,7 +9213,7 @@
           <w:sz w:val="20"/>
           <w:szCs w:val="20"/>
         </w:rPr>
-        <w:t xml:space="preserve">. Dokumentus, pagrindžiančius atitiktį žaliesiems reikalavimams, Tiekėjai privalo pateikti su Pirminiu pasiūlymu. Atitiktį kitiems reikalavimams Tiekėjai privalo deklaruoti ir  (arba) pateikti dokumentus, pagrindžiančius atitiktį šiems reikalavimams, </w:t>
+        <w:t xml:space="preserve">. Dokumentus, pagrindžiančius atitiktį žaliesiems reikalavimams, Tiekėjai privalo pateikti su Pirminiu pasiūlymu. Atitiktį kitiems reikalavimams Tiekėjai privalo deklaruoti ir (arba) pateikti dokumentus, pagrindžiančius atitiktį šiems reikalavimams, </w:t>
       </w:r>
       <w:r>
         <w:rPr>
@@ -9309,7 +9309,7 @@
           <w:sz w:val="20"/>
           <w:szCs w:val="20"/>
         </w:rPr>
-        <w:t>. Tiekėjai privalo deklaruoti atitiktį kitiems reikalavimams ir  (arba) pateikti dokumentus, pagrindžiančius atitiktį šiems reikalavimams</w:t>
+        <w:t>. Tiekėjai privalo deklaruoti atitiktį kitiems reikalavimams ir (arba) pateikti dokumentus, pagrindžiančius atitiktį šiems reikalavimams</w:t>
       </w:r>
       <w:r>
         <w:rPr>
@@ -10287,7 +10287,7 @@
                 <w:sz w:val="20"/>
                 <w:szCs w:val="20"/>
               </w:rPr>
-              <w:t xml:space="preserve"> prieda</w:t>
+              <w:t xml:space="preserve">prieda</w:t>
             </w:r>
             <w:r>
               <w:rPr>
@@ -10707,7 +10707,7 @@
                 <w:sz w:val="20"/>
                 <w:szCs w:val="20"/>
               </w:rPr>
-              <w:t>Dokumentai, kuriuose nenurodytas galiojimo terminas, turi būti  išduoti ar atspausdinti iš informacinės sistemos ne anksčiau kaip prieš tris mėnesius iki tos dienos, kai Perkančiojo subjekto prašymu Tiekėjas turi pateikti dokumentus.</w:t>
+              <w:t>Dokumentai, kuriuose nenurodytas galiojimo terminas, turi būti išduoti ar atspausdinti iš informacinės sistemos ne anksčiau kaip prieš tris mėnesius iki tos dienos, kai Perkančiojo subjekto prašymu Tiekėjas turi pateikti dokumentus.</w:t>
             </w:r>
           </w:p>
           <w:p>
@@ -11216,7 +11216,7 @@
                 <w:sz w:val="20"/>
                 <w:szCs w:val="20"/>
               </w:rPr>
-              <w:t>ir nėra ūkio subjektų grupės, kurios bet kuris narys vykdo veiklą VPĮ  92 straipsnio 15 dalyje numatytame sąraše nurodytose valstybėse ar teritorijose, narys arba jos vadovas, kitas valdymo ar priežiūros organo narys ar kitas (kiti) asmuo (asmenys), turintis (turintys) teisę atstovauti tiekėjui, subtiekėjui, ūkio subjektui, kurio pajėgumais remiamasi, ar jį kontroliuoti, jo vardu priimti sprendimą, sudaryti sandorį, ir tokiu būdu dalyvauja tokių ūkio subjektų grupių ir (ar) ūkio subjektų veikloje.</w:t>
+              <w:t>ir nėra ūkio subjektų grupės, kurios bet kuris narys vykdo veiklą VPĮ 92 straipsnio 15 dalyje numatytame sąraše nurodytose valstybėse ar teritorijose, narys arba jos vadovas, kitas valdymo ar priežiūros organo narys ar kitas (kiti) asmuo (asmenys), turintis (turintys) teisę atstovauti tiekėjui, subtiekėjui, ūkio subjektui, kurio pajėgumais remiamasi, ar jį kontroliuoti, jo vardu priimti sprendimą, sudaryti sandorį, ir tokiu būdu dalyvauja tokių ūkio subjektų grupių ir (ar) ūkio subjektų veikloje.</w:t>
             </w:r>
             <w:commentRangeEnd w:id="22"/>
             <w:r>
@@ -11997,7 +11997,7 @@
                 <w:sz w:val="20"/>
                 <w:szCs w:val="20"/>
               </w:rPr>
-              <w:t>Dokumentai, kuriuose nenurodytas galiojimo terminas, turi būti  išduoti ar atspausdinti iš informacinės sistemos ne anksčiau kaip prieš tris mėnesius iki tos dienos, kai Perkančiojo subjekto prašymu Tiekėjas turi pateikti dokumentus.</w:t>
+              <w:t>Dokumentai, kuriuose nenurodytas galiojimo terminas, turi būti išduoti ar atspausdinti iš informacinės sistemos ne anksčiau kaip prieš tris mėnesius iki tos dienos, kai Perkančiojo subjekto prašymu Tiekėjas turi pateikti dokumentus.</w:t>
             </w:r>
           </w:p>
           <w:p>
@@ -12220,7 +12220,7 @@
                 <w:sz w:val="20"/>
                 <w:szCs w:val="20"/>
               </w:rPr>
-              <w:t xml:space="preserve"> ar Ūkio subjektai, kurių pajėgumais remiamasi, ar juos kontroliuojantys asmenys nėra registruoti (jeigu Tiekėjas, jo Subtiekėjas, Tiekėjų grupės narys, Ūkio subjektas, kurio pajėgumais remiamasi, ar kontroliuojantis asmuo yra fizinis asmuo – nuolat gyvenantis ar turintis pilietybę) VPĮ 92 straipsnio 14 dalyje numatytame sąraše nurodytose valstybėse ar teritorijose.</w:t>
+              <w:t xml:space="preserve">ar Ūkio subjektai, kurių pajėgumais remiamasi, ar juos kontroliuojantys asmenys nėra registruoti (jeigu Tiekėjas, jo Subtiekėjas, Tiekėjų grupės narys, Ūkio subjektas, kurio pajėgumais remiamasi, ar kontroliuojantis asmuo yra fizinis asmuo – nuolat gyvenantis ar turintis pilietybę) VPĮ 92 straipsnio 14 dalyje numatytame sąraše nurodytose valstybėse ar teritorijose.</w:t>
             </w:r>
           </w:p>
           <w:p>
@@ -12309,7 +12309,7 @@
                 <w:sz w:val="20"/>
                 <w:szCs w:val="20"/>
               </w:rPr>
-              <w:t xml:space="preserve">Pirkime negali dalyvauti Tiekėjai, Subtiekėjai, Tiekėjų grupės nariai, Ūkio subjektai, kurių pajėgumais remiamasi, kuriems ar jų siūlomų prekių gamintojui, juos kontroliuojantiems juridiniams ir (ar) fiziniams  asmenims taikomos Jungtinių Tautų saugumo tarybos, Europos Sąjungos, kitų tarptautinių organizacijų, kurių narė yra arba kuriose </w:t>
+              <w:t xml:space="preserve">Pirkime negali dalyvauti Tiekėjai, Subtiekėjai, Tiekėjų grupės nariai, Ūkio subjektai, kurių pajėgumais remiamasi, kuriems ar jų siūlomų prekių gamintojui, juos kontroliuojantiems juridiniams ir (ar) fiziniams asmenims taikomos Jungtinių Tautų saugumo tarybos, Europos Sąjungos, kitų tarptautinių organizacijų, kurių narė yra arba kuriose </w:t>
             </w:r>
             <w:r>
               <w:rPr>
@@ -13134,7 +13134,7 @@
                 <w:sz w:val="20"/>
                 <w:szCs w:val="20"/>
               </w:rPr>
-              <w:t xml:space="preserve">EPSO-G įmonių grupės  </w:t>
+              <w:t xml:space="preserve">EPSO-G įmonių grupės </w:t>
             </w:r>
             <w:r>
               <w:rPr>
@@ -13487,7 +13487,7 @@
                 <w:sz w:val="20"/>
                 <w:szCs w:val="20"/>
               </w:rPr>
-              <w:t>Jei Tiekėjas/Tiekėjų grupės narys šį klausimyną yra pildęs ne anksčiau kaip prieš 12 mėnesių iki Perkančiojo subjekto prašymo pateikimo ir informacija yra nepasikeitusi, jis gali nepildyti klausimyno, bet per klausimynui užpildyti skirtą terminą pateikti laisvos formos patvirtinimą, kad anksčiau šio tiekėjo  užpildytame Veiklos partnerių patikros klausimyne informacija yra nepasikeitusi.</w:t>
+              <w:t>Jei Tiekėjas/Tiekėjų grupės narys šį klausimyną yra pildęs ne anksčiau kaip prieš 12 mėnesių iki Perkančiojo subjekto prašymo pateikimo ir informacija yra nepasikeitusi, jis gali nepildyti klausimyno, bet per klausimynui užpildyti skirtą terminą pateikti laisvos formos patvirtinimą, kad anksčiau šio tiekėjo užpildytame Veiklos partnerių patikros klausimyne informacija yra nepasikeitusi.</w:t>
             </w:r>
           </w:p>
           <w:p>
@@ -13525,7 +13525,7 @@
                 <w:sz w:val="20"/>
                 <w:szCs w:val="20"/>
               </w:rPr>
-              <w:t xml:space="preserve">Perkantysis subjektas atliks su tiekėju (tiekėjų grupės nariais, subtiekėjais) susijusių duomenų iš klausimyno ir (ar) prieinamų šaltinių įvertinimą  veiklos partnerio rizikos aspektu. Per Perkančiojo subjekto nustatytą terminą neužpildžius klausimyno, Tiekėjo pasiūlymas bus atmetamas.  </w:t>
+              <w:t xml:space="preserve">Perkantysis subjektas atliks su tiekėju (tiekėjų grupės nariais, subtiekėjais) susijusių duomenų iš klausimyno ir (ar) prieinamų šaltinių įvertinimą veiklos partnerio rizikos aspektu. Per Perkančiojo subjekto nustatytą terminą neužpildžius klausimyno, Tiekėjo pasiūlymas bus atmetamas.  </w:t>
             </w:r>
           </w:p>
           <w:p>
@@ -13612,7 +13612,7 @@
                 <w:sz w:val="20"/>
                 <w:szCs w:val="20"/>
               </w:rPr>
-              <w:t xml:space="preserve"> sudaryti veiksmų vykdymo planą siekiant išvengti ar  mažinti nustatytas rizikas.</w:t>
+              <w:t xml:space="preserve"> sudaryti veiksmų vykdymo planą siekiant išvengti ar mažinti nustatytas rizikas.</w:t>
             </w:r>
           </w:p>
           <w:p>
@@ -16647,7 +16647,7 @@
           <w:sz w:val="20"/>
           <w:szCs w:val="20"/>
         </w:rPr>
-        <w:t xml:space="preserve"> darbo dienos,  privalės pateikti užpildytą </w:t>
+        <w:t xml:space="preserve"> darbo dienos, privalės pateikti užpildytą </w:t>
       </w:r>
       <w:r>
         <w:rPr>
@@ -17741,7 +17741,7 @@
           <w:sz w:val="20"/>
           <w:szCs w:val="20"/>
         </w:rPr>
-        <w:t xml:space="preserve"> </w:t>
+        <w:t xml:space="preserve"/>
       </w:r>
       <w:r>
         <w:rPr>
@@ -17916,7 +17916,7 @@
           <w:sz w:val="20"/>
           <w:szCs w:val="20"/>
         </w:rPr>
-        <w:t xml:space="preserve">  IR SUTARTIES ĮVYKDYMO UŽTIKRINIMAS</w:t>
+        <w:t xml:space="preserve"> IR SUTARTIES ĮVYKDYMO UŽTIKRINIMAS</w:t>
       </w:r>
     </w:p>
     <w:p>
@@ -20839,7 +20839,7 @@
           <w:sz w:val="16"/>
           <w:szCs w:val="16"/>
         </w:rPr>
-        <w:t xml:space="preserve"> Tiekėjo finansinis stabilumas ir patikimumas; Tiekėjui taikomos/taikytos sankcijos ir kiti tarptautiniai ribojimai;  Veiklos vykdymas  trečiose šalyse; Veiklos partnerio naudos gavėjų įtakos ir ryšių su Perkančiuoju subjektu; Tiekėjo, jį kontroliuojančių asmenų nusikalstama veika arba ikiteisminiai tyrimai,  vykstantys teismo procesai dėl nusikalstamos veikos; Tiekėjo (ne) taikomos priemonės korupcijos rizikai valdyti, pinigų plovimo ir teroristų finansavimo prevencijai užtikrinti; Tiekėjo akcininkų, dalininkų, dalyvių, vadovų ar kolegialių ir (ar) valdymo organų reputacija.</w:t>
+        <w:t xml:space="preserve"> Tiekėjo finansinis stabilumas ir patikimumas; Tiekėjui taikomos/taikytos sankcijos ir kiti tarptautiniai ribojimai; Veiklos vykdymas trečiose šalyse; Veiklos partnerio naudos gavėjų įtakos ir ryšių su Perkančiuoju subjektu; Tiekėjo, jį kontroliuojančių asmenų nusikalstama veika arba ikiteisminiai tyrimai, vykstantys teismo procesai dėl nusikalstamos veikos; Tiekėjo (ne) taikomos priemonės korupcijos rizikai valdyti, pinigų plovimo ir teroristų finansavimo prevencijai užtikrinti; Tiekėjo akcininkų, dalininkų, dalyvių, vadovų ar kolegialių ir (ar) valdymo organų reputacija.</w:t>
       </w:r>
     </w:p>
     <w:p>

--- a/PP-salygos/templates/ND_LT_SPS.docx
+++ b/PP-salygos/templates/ND_LT_SPS.docx
@@ -12319,7 +12319,7 @@
                 <w:szCs w:val="20"/>
               </w:rPr>
               <w:lastRenderedPageBreak/>
-              <w:t>dalyvauja Lietuvos Respublika bei Jungtinių Amerikos Valstijų sankcijos (ribojamosios priemonės).</w:t>
+              <w:t>dalyvauja Lietuvos Respublika, bei Jungtinių Amerikos Valstijų sankcijos (ribojamosios priemonės).</w:t>
             </w:r>
           </w:p>
         </w:tc>
@@ -12947,7 +12947,7 @@
                 <w:sz w:val="20"/>
                 <w:szCs w:val="20"/>
               </w:rPr>
-              <w:t>Pirkime negali dalyvauti Tiekėjai, Subtiekėjai, Tiekėjų grupės nariai, Ūkio subjektai, kurių pajėgumais remiamasi , kurie nėra registruoti (Tiekėjas, Tiekėjų grupės narys, Subtiekėjas, Ūkio subjektas, kurio pajėgumais remiamasi, Kvazisubtiekėjas, kuris yra fizinis asmuo – nuolat gyvenantis ar turintys pilietybę) Europos Sąjungos valstybėje narėje, Šiaurės Atlanto sutarties organizacijos valstybėje narėje ar trečiojoje šalyje, pasirašiusioje PĮ 29 straipsnio 4 dalyje nurodytus tarptautinius susitarimus.</w:t>
+              <w:t>Pirkime negali dalyvauti Tiekėjai, Subtiekėjai, Tiekėjų grupės nariai, Ūkio subjektai, kurių pajėgumais remiamasi , kurie nėra registruoti (jeigu Tiekėjas, Tiekėjų grupės narys, Subtiekėjas, Ūkio subjektas, kurio pajėgumais remiamasi, ar Kvazisubtiekėjas yra fizinis asmuo – nuolat gyvenantis ar turintis pilietybę) Europos Sąjungos valstybėje narėje, Šiaurės Atlanto sutarties organizacijos valstybėje narėje ar trečiojoje šalyje, pasirašiusioje PĮ 29 straipsnio 4 dalyje nurodytus tarptautinius susitarimus.</w:t>
             </w:r>
             <w:r>
               <w:rPr>

--- a/PP-salygos/templates/ND_LT_SPS.docx
+++ b/PP-salygos/templates/ND_LT_SPS.docx
@@ -18267,7 +18267,7 @@
           <w:sz w:val="20"/>
           <w:szCs w:val="20"/>
         </w:rPr>
-        <w:t xml:space="preserve">. Laimėjęs Tiekėjas pateikia Sutarties užtikrinimo įvykdymo užtikrinimą </w:t>
+        <w:t xml:space="preserve">. Laimėjęs Tiekėjas pateikia Sutarties įvykdymo užtikrinimą </w:t>
       </w:r>
       <w:r>
         <w:rPr>

--- a/PP-salygos/templates/ND_LT_SPS.docx
+++ b/PP-salygos/templates/ND_LT_SPS.docx
@@ -8893,7 +8893,7 @@
           <w:sz w:val="20"/>
           <w:szCs w:val="20"/>
         </w:rPr>
-        <w:t xml:space="preserve">reikia pateikti SPS 6 priedo 2 priedėlį (Kvazisubtiekėjo sutikimą būti įdarbintu). Jeigu Tiekėjas neplanuoja specialisto įdarbinti, tokiu atveju toks specialistas </w:t>
+        <w:t xml:space="preserve">reikia pateikti SPS 5 priedo 2 priedėlį (Kvazisubtiekėjo sutikimą būti įdarbintu). Jeigu Tiekėjas neplanuoja specialisto įdarbinti, tokiu atveju toks specialistas </w:t>
       </w:r>
       <w:r>
         <w:rPr>
@@ -14174,7 +14174,7 @@
           <w:sz w:val="20"/>
           <w:szCs w:val="20"/>
         </w:rPr>
-        <w:t xml:space="preserve">SPS 6 priedo </w:t>
+        <w:t xml:space="preserve">SPS 5 priedo </w:t>
       </w:r>
       <w:r>
         <w:rPr>

--- a/PP-salygos/templates/ND_LT_SPS.docx
+++ b/PP-salygos/templates/ND_LT_SPS.docx
@@ -14165,7 +14165,7 @@
           <w:sz w:val="20"/>
           <w:szCs w:val="20"/>
         </w:rPr>
-        <w:t xml:space="preserve">Užpildytas ir pasirašytas deklaracijas, patvirtinančias sutikimą būti Subtiekėju, Ūkio subjektu, kurio pajėgumais remiamasi Perkančiojo subjekto atliekamame Pirkime, ar/ar Kvazisubtiekėjo sutikimą būti įdarbintu Pirkimo laimėjimo atveju pagal </w:t>
+        <w:t xml:space="preserve">Užpildytas ir pasirašytas deklaracijas, patvirtinančias sutikimą būti Subtiekėju, Ūkio subjektu, kurio pajėgumais remiamasi Perkančiojo subjekto atliekamame Pirkime, ir/ar Kvazisubtiekėjo sutikimą būti įdarbintu Pirkimo laimėjimo atveju pagal </w:t>
       </w:r>
       <w:r>
         <w:rPr>
@@ -14665,7 +14665,7 @@
           <w:sz w:val="20"/>
           <w:szCs w:val="20"/>
         </w:rPr>
-        <w:t xml:space="preserve"> (jeigu bus vykdomas Derybos </w:t>
+        <w:t xml:space="preserve"> (jeigu bus vykdomos Derybos </w:t>
       </w:r>
       <w:r>
         <w:rPr>
@@ -14729,7 +14729,7 @@
           <w:sz w:val="20"/>
           <w:szCs w:val="20"/>
         </w:rPr>
-        <w:t>ą</w:t>
+        <w:t>ą)</w:t>
       </w:r>
       <w:r>
         <w:rPr>

--- a/PP-salygos/templates/ND_LT_SPS.docx
+++ b/PP-salygos/templates/ND_LT_SPS.docx
@@ -14737,7 +14737,7 @@
           <w:sz w:val="20"/>
           <w:szCs w:val="20"/>
         </w:rPr>
-        <w:t>.</w:t>
+        <w:t>. Vadovaujantis Pirkimų įstatymo 75 str. 3 dalimi, Perkantysis subjektas gali nesiderėti ir sudaryti Sutartį su Pirminį pasiūlymą pateikusiu Tiekėju.</w:t>
       </w:r>
     </w:p>
     <w:p>
@@ -15835,7 +15835,7 @@
           <w:sz w:val="20"/>
           <w:szCs w:val="20"/>
         </w:rPr>
-        <w:t xml:space="preserve">Galutiniu </w:t>
+        <w:t xml:space="preserve">Pirminiu </w:t>
       </w:r>
       <w:r>
         <w:rPr>
@@ -15952,7 +15952,7 @@
           <w:sz w:val="20"/>
           <w:szCs w:val="20"/>
         </w:rPr>
-        <w:t xml:space="preserve">Galutinių </w:t>
+        <w:t xml:space="preserve">Pirminių </w:t>
       </w:r>
       <w:r>
         <w:rPr>
@@ -16135,7 +16135,7 @@
           <w:sz w:val="20"/>
           <w:szCs w:val="20"/>
         </w:rPr>
-        <w:t xml:space="preserve">Galutinių </w:t>
+        <w:t xml:space="preserve">Pirminių </w:t>
       </w:r>
       <w:r>
         <w:rPr>
@@ -16151,7 +16151,7 @@
           <w:sz w:val="20"/>
           <w:szCs w:val="20"/>
         </w:rPr>
-        <w:t>asiūlymų pateikimo termino pabaigos ir joje turi būti nurodytas garantijos galiojimo terminas.</w:t>
+        <w:t>asiūlymų pateikimo termino pabaigos ir joje turi būti nurodytas garantijos galiojimo terminas. Jeigu bus prašoma pateikti Galutinį pasiūlymą, banko garantija turi galioti tiek pat dienų po Galutinių pasiūlymų pateikimo termino pabaigos; prireikus Tiekėjas ją pratęsia ir pratęsimą pateikia kartu su Galutiniu pasiūlymu.</w:t>
       </w:r>
     </w:p>
     <w:p>
